--- a/6th_semester/Конструирование по/laba8/Отчёт_КПО_8_new_new.docx
+++ b/6th_semester/Конструирование по/laba8/Отчёт_КПО_8_new_new.docx
@@ -4,7 +4,7 @@
   <w:body>
     <w:p>
       <w:pPr>
-        <w:pStyle w:val="906"/>
+        <w:pStyle w:val="910"/>
         <w:suppressLineNumbers w:val="false"/>
         <w:pBdr/>
         <w:spacing/>
@@ -22,10 +22,16 @@
         </w:rPr>
         <w:t xml:space="preserve">Министерство науки и высшего образования РФ</w:t>
       </w:r>
+      <w:r>
+        <w:rPr>
+          <w:rFonts w:eastAsia="Times New Roman" w:cs="Times New Roman"/>
+          <w:color w:val="auto"/>
+        </w:rPr>
+      </w:r>
     </w:p>
     <w:p>
       <w:pPr>
-        <w:pStyle w:val="906"/>
+        <w:pStyle w:val="910"/>
         <w:suppressLineNumbers w:val="false"/>
         <w:pBdr/>
         <w:spacing/>
@@ -43,10 +49,16 @@
         </w:rPr>
         <w:t xml:space="preserve">Федеральное государственное автономное</w:t>
       </w:r>
+      <w:r>
+        <w:rPr>
+          <w:rFonts w:eastAsia="Times New Roman" w:cs="Times New Roman"/>
+          <w:color w:val="auto"/>
+        </w:rPr>
+      </w:r>
     </w:p>
     <w:p>
       <w:pPr>
-        <w:pStyle w:val="906"/>
+        <w:pStyle w:val="910"/>
         <w:suppressLineNumbers w:val="false"/>
         <w:pBdr/>
         <w:spacing/>
@@ -64,10 +76,16 @@
         </w:rPr>
         <w:t xml:space="preserve">образовательное учреждение высшего образования</w:t>
       </w:r>
+      <w:r>
+        <w:rPr>
+          <w:rFonts w:eastAsia="Times New Roman" w:cs="Times New Roman"/>
+          <w:color w:val="auto"/>
+        </w:rPr>
+      </w:r>
     </w:p>
     <w:p>
       <w:pPr>
-        <w:pStyle w:val="906"/>
+        <w:pStyle w:val="910"/>
         <w:suppressLineNumbers w:val="false"/>
         <w:pBdr/>
         <w:spacing/>
@@ -89,22 +107,38 @@
         </w:rPr>
         <w:t xml:space="preserve">«СИБИРСКИЙ ФЕДЕРАЛЬНЫЙ УНИВЕРСИТЕТ»</w:t>
       </w:r>
-    </w:p>
-    <w:p>
-      <w:pPr>
-        <w:pStyle w:val="906"/>
-        <w:suppressLineNumbers w:val="false"/>
-        <w:pBdr/>
-        <w:spacing/>
-        <w:ind w:firstLine="0"/>
-        <w:jc w:val="center"/>
+      <w:r>
         <w:rPr>
           <w:rFonts w:eastAsia="Times New Roman" w:cs="Times New Roman"/>
           <w:b/>
           <w:bCs/>
           <w:color w:val="auto"/>
         </w:rPr>
-      </w:pPr>
+      </w:r>
+    </w:p>
+    <w:p>
+      <w:pPr>
+        <w:pStyle w:val="910"/>
+        <w:suppressLineNumbers w:val="false"/>
+        <w:pBdr/>
+        <w:spacing/>
+        <w:ind w:firstLine="0"/>
+        <w:jc w:val="center"/>
+        <w:rPr>
+          <w:rFonts w:eastAsia="Times New Roman" w:cs="Times New Roman"/>
+          <w:b/>
+          <w:bCs/>
+          <w:color w:val="auto"/>
+        </w:rPr>
+      </w:pPr>
+      <w:r>
+        <w:rPr>
+          <w:rFonts w:eastAsia="Times New Roman" w:cs="Times New Roman"/>
+          <w:b/>
+          <w:bCs/>
+          <w:color w:val="auto"/>
+        </w:rPr>
+      </w:r>
       <w:r>
         <w:rPr>
           <w:rFonts w:eastAsia="Times New Roman" w:cs="Times New Roman"/>
@@ -151,7 +185,7 @@
           </w:tcPr>
           <w:p>
             <w:pPr>
-              <w:pStyle w:val="906"/>
+              <w:pStyle w:val="910"/>
               <w:suppressLineNumbers w:val="false"/>
               <w:pBdr/>
               <w:spacing/>
@@ -166,6 +200,11 @@
                 <w:lang w:eastAsia="ru-RU"/>
               </w:rPr>
               <w:t xml:space="preserve">Институт космических и информационных технологий</w:t>
+            </w:r>
+            <w:r>
+              <w:rPr>
+                <w14:ligatures w14:val="none"/>
+              </w:rPr>
             </w:r>
             <w:r>
               <w:rPr>
@@ -191,7 +230,7 @@
           </w:tcPr>
           <w:p>
             <w:pPr>
-              <w:pStyle w:val="906"/>
+              <w:pStyle w:val="910"/>
               <w:suppressLineNumbers w:val="false"/>
               <w:pBdr/>
               <w:spacing/>
@@ -206,6 +245,11 @@
                 <w:lang w:eastAsia="ru-RU"/>
               </w:rPr>
               <w:t xml:space="preserve">институт</w:t>
+            </w:r>
+            <w:r>
+              <w:rPr>
+                <w14:ligatures w14:val="none"/>
+              </w:rPr>
             </w:r>
             <w:r>
               <w:rPr>
@@ -231,7 +275,7 @@
           </w:tcPr>
           <w:p>
             <w:pPr>
-              <w:pStyle w:val="906"/>
+              <w:pStyle w:val="910"/>
               <w:suppressLineNumbers w:val="false"/>
               <w:pBdr/>
               <w:spacing/>
@@ -246,6 +290,11 @@
                 <w:lang w:eastAsia="ru-RU"/>
               </w:rPr>
               <w:t xml:space="preserve">Программная инженерия</w:t>
+            </w:r>
+            <w:r>
+              <w:rPr>
+                <w14:ligatures w14:val="none"/>
+              </w:rPr>
             </w:r>
             <w:r>
               <w:rPr>
@@ -271,7 +320,7 @@
           </w:tcPr>
           <w:p>
             <w:pPr>
-              <w:pStyle w:val="906"/>
+              <w:pStyle w:val="910"/>
               <w:suppressLineNumbers w:val="false"/>
               <w:pBdr/>
               <w:spacing/>
@@ -292,6 +341,11 @@
                 <w14:ligatures w14:val="none"/>
               </w:rPr>
             </w:r>
+            <w:r>
+              <w:rPr>
+                <w14:ligatures w14:val="none"/>
+              </w:rPr>
+            </w:r>
           </w:p>
         </w:tc>
       </w:tr>
@@ -324,10 +378,18 @@
         <w:br/>
         <w:br/>
       </w:r>
+      <w:r>
+        <w:rPr>
+          <w:rFonts w:eastAsia="Times New Roman" w:cs="Times New Roman"/>
+          <w:color w:val="auto"/>
+          <w:szCs w:val="28"/>
+          <w:lang w:eastAsia="ru-RU"/>
+        </w:rPr>
+      </w:r>
     </w:p>
     <w:p>
       <w:pPr>
-        <w:pStyle w:val="906"/>
+        <w:pStyle w:val="910"/>
         <w:suppressLineNumbers w:val="false"/>
         <w:pBdr/>
         <w:spacing w:line="300" w:lineRule="auto"/>
@@ -379,6 +441,13 @@
           <w:szCs w:val="28"/>
         </w:rPr>
         <w:t xml:space="preserve">7</w:t>
+      </w:r>
+      <w:r>
+        <w:rPr>
+          <w:rFonts w:eastAsia="Times New Roman" w:cs="Times New Roman"/>
+          <w:color w:val="auto"/>
+          <w:szCs w:val="28"/>
+        </w:rPr>
       </w:r>
     </w:p>
     <w:tbl>
@@ -419,7 +488,7 @@
           </w:tcPr>
           <w:p>
             <w:pPr>
-              <w:pStyle w:val="906"/>
+              <w:pStyle w:val="910"/>
               <w:suppressLineNumbers w:val="false"/>
               <w:pBdr/>
               <w:spacing w:line="300" w:lineRule="auto"/>
@@ -434,6 +503,11 @@
                 <w:lang w:val="ru-RU"/>
               </w:rPr>
               <w:t xml:space="preserve">Работа с требованиями</w:t>
+            </w:r>
+            <w:r>
+              <w:rPr>
+                <w14:ligatures w14:val="none"/>
+              </w:rPr>
             </w:r>
             <w:r>
               <w:rPr>
@@ -459,7 +533,7 @@
           </w:tcPr>
           <w:p>
             <w:pPr>
-              <w:pStyle w:val="906"/>
+              <w:pStyle w:val="910"/>
               <w:suppressLineNumbers w:val="false"/>
               <w:pBdr/>
               <w:spacing w:line="300" w:lineRule="auto"/>
@@ -490,6 +564,14 @@
                 <w:szCs w:val="20"/>
               </w:rPr>
             </w:r>
+            <w:r>
+              <w:rPr>
+                <w:rFonts w:eastAsia="Times New Roman" w:cs="Times New Roman"/>
+                <w:color w:val="auto"/>
+                <w:sz w:val="20"/>
+                <w:szCs w:val="20"/>
+              </w:rPr>
+            </w:r>
           </w:p>
         </w:tc>
       </w:tr>
@@ -524,6 +606,13 @@
           <w:lang w:eastAsia="ru-RU"/>
         </w:rPr>
       </w:r>
+      <w:r>
+        <w:rPr>
+          <w:rFonts w:eastAsia="Times New Roman" w:cs="Times New Roman"/>
+          <w:color w:val="auto"/>
+          <w:lang w:eastAsia="ru-RU"/>
+        </w:rPr>
+      </w:r>
     </w:p>
     <w:p>
       <w:pPr>
@@ -554,6 +643,13 @@
           <w:lang w:eastAsia="ru-RU"/>
         </w:rPr>
       </w:r>
+      <w:r>
+        <w:rPr>
+          <w:rFonts w:eastAsia="Times New Roman" w:cs="Times New Roman"/>
+          <w:color w:val="auto"/>
+          <w:lang w:eastAsia="ru-RU"/>
+        </w:rPr>
+      </w:r>
     </w:p>
     <w:p>
       <w:pPr>
@@ -586,6 +682,14 @@
           <w:lang w:eastAsia="ru-RU"/>
         </w:rPr>
       </w:r>
+      <w:r>
+        <w:rPr>
+          <w:rFonts w:eastAsia="Times New Roman" w:cs="Times New Roman"/>
+          <w:color w:val="auto"/>
+          <w:highlight w:val="none"/>
+          <w:lang w:eastAsia="ru-RU"/>
+        </w:rPr>
+      </w:r>
     </w:p>
     <w:p>
       <w:pPr>
@@ -606,6 +710,14 @@
           <w:rFonts w:eastAsia="Times New Roman" w:cs="Times New Roman"/>
           <w:color w:val="auto"/>
           <w:szCs w:val="28"/>
+          <w:highlight w:val="none"/>
+          <w:lang w:eastAsia="ru-RU"/>
+        </w:rPr>
+      </w:r>
+      <w:r>
+        <w:rPr>
+          <w:rFonts w:eastAsia="Times New Roman" w:cs="Times New Roman"/>
+          <w:color w:val="auto"/>
           <w:highlight w:val="none"/>
           <w:lang w:eastAsia="ru-RU"/>
         </w:rPr>
@@ -662,7 +774,7 @@
           </w:tcPr>
           <w:p>
             <w:pPr>
-              <w:pStyle w:val="906"/>
+              <w:pStyle w:val="910"/>
               <w:suppressLineNumbers w:val="false"/>
               <w:pBdr/>
               <w:spacing w:line="300" w:lineRule="auto"/>
@@ -683,6 +795,11 @@
                 <w14:ligatures w14:val="none"/>
               </w:rPr>
             </w:r>
+            <w:r>
+              <w:rPr>
+                <w14:ligatures w14:val="none"/>
+              </w:rPr>
+            </w:r>
           </w:p>
         </w:tc>
         <w:tc>
@@ -697,7 +814,7 @@
           </w:tcPr>
           <w:p>
             <w:pPr>
-              <w:pStyle w:val="906"/>
+              <w:pStyle w:val="910"/>
               <w:suppressLineNumbers w:val="false"/>
               <w:pBdr/>
               <w:spacing w:line="300" w:lineRule="auto"/>
@@ -709,6 +826,11 @@
             <w:r>
               <w:rPr>
                 <w:lang w:eastAsia="ru-RU"/>
+              </w:rPr>
+            </w:r>
+            <w:r>
+              <w:rPr>
+                <w14:ligatures w14:val="none"/>
               </w:rPr>
             </w:r>
             <w:r>
@@ -730,7 +852,7 @@
           </w:tcPr>
           <w:p>
             <w:pPr>
-              <w:pStyle w:val="906"/>
+              <w:pStyle w:val="910"/>
               <w:suppressLineNumbers w:val="false"/>
               <w:pBdr/>
               <w:spacing w:line="300" w:lineRule="auto"/>
@@ -743,6 +865,11 @@
             <w:r>
               <w:rPr>
                 <w:lang w:eastAsia="ru-RU"/>
+              </w:rPr>
+            </w:r>
+            <w:r>
+              <w:rPr>
+                <w14:ligatures w14:val="none"/>
               </w:rPr>
             </w:r>
             <w:r>
@@ -764,7 +891,7 @@
           </w:tcPr>
           <w:p>
             <w:pPr>
-              <w:pStyle w:val="906"/>
+              <w:pStyle w:val="910"/>
               <w:suppressLineNumbers w:val="false"/>
               <w:pBdr/>
               <w:spacing w:line="300" w:lineRule="auto"/>
@@ -777,6 +904,11 @@
             <w:r>
               <w:rPr>
                 <w:lang w:eastAsia="ru-RU"/>
+              </w:rPr>
+            </w:r>
+            <w:r>
+              <w:rPr>
+                <w14:ligatures w14:val="none"/>
               </w:rPr>
             </w:r>
             <w:r>
@@ -798,7 +930,7 @@
           </w:tcPr>
           <w:p>
             <w:pPr>
-              <w:pStyle w:val="906"/>
+              <w:pStyle w:val="910"/>
               <w:suppressLineNumbers w:val="false"/>
               <w:pBdr/>
               <w:spacing w:line="300" w:lineRule="auto"/>
@@ -812,7 +944,12 @@
               <w:rPr>
                 <w:lang w:eastAsia="ru-RU"/>
               </w:rPr>
-              <w:t>Д. В. Грузенкин</w:t>
+              <w:t xml:space="preserve">Д. В. Грузенкин</w:t>
+            </w:r>
+            <w:r>
+              <w:rPr>
+                <w14:ligatures w14:val="none"/>
+              </w:rPr>
             </w:r>
             <w:r>
               <w:rPr>
@@ -839,7 +976,7 @@
           </w:tcPr>
           <w:p>
             <w:pPr>
-              <w:pStyle w:val="906"/>
+              <w:pStyle w:val="910"/>
               <w:suppressLineNumbers w:val="false"/>
               <w:pBdr/>
               <w:spacing w:line="300" w:lineRule="auto"/>
@@ -851,6 +988,11 @@
             <w:r>
               <w:rPr>
                 <w:lang w:eastAsia="ru-RU"/>
+              </w:rPr>
+            </w:r>
+            <w:r>
+              <w:rPr>
+                <w14:ligatures w14:val="none"/>
               </w:rPr>
             </w:r>
             <w:r>
@@ -872,7 +1014,7 @@
           </w:tcPr>
           <w:p>
             <w:pPr>
-              <w:pStyle w:val="906"/>
+              <w:pStyle w:val="910"/>
               <w:suppressLineNumbers w:val="false"/>
               <w:pBdr/>
               <w:spacing w:line="300" w:lineRule="auto"/>
@@ -884,6 +1026,11 @@
             <w:r>
               <w:rPr>
                 <w:lang w:eastAsia="ru-RU"/>
+              </w:rPr>
+            </w:r>
+            <w:r>
+              <w:rPr>
+                <w14:ligatures w14:val="none"/>
               </w:rPr>
             </w:r>
             <w:r>
@@ -905,7 +1052,7 @@
           </w:tcPr>
           <w:p>
             <w:pPr>
-              <w:pStyle w:val="906"/>
+              <w:pStyle w:val="910"/>
               <w:suppressLineNumbers w:val="false"/>
               <w:pBdr/>
               <w:spacing w:line="300" w:lineRule="auto"/>
@@ -932,6 +1079,13 @@
                 <w14:ligatures w14:val="none"/>
               </w:rPr>
             </w:r>
+            <w:r>
+              <w:rPr>
+                <w:sz w:val="20"/>
+                <w:szCs w:val="20"/>
+                <w14:ligatures w14:val="none"/>
+              </w:rPr>
+            </w:r>
           </w:p>
         </w:tc>
         <w:tc>
@@ -946,7 +1100,7 @@
           </w:tcPr>
           <w:p>
             <w:pPr>
-              <w:pStyle w:val="906"/>
+              <w:pStyle w:val="910"/>
               <w:suppressLineNumbers w:val="false"/>
               <w:pBdr/>
               <w:spacing w:line="300" w:lineRule="auto"/>
@@ -972,6 +1126,13 @@
                 <w14:ligatures w14:val="none"/>
               </w:rPr>
             </w:r>
+            <w:r>
+              <w:rPr>
+                <w:sz w:val="20"/>
+                <w:szCs w:val="20"/>
+                <w14:ligatures w14:val="none"/>
+              </w:rPr>
+            </w:r>
           </w:p>
         </w:tc>
         <w:tc>
@@ -986,7 +1147,7 @@
           </w:tcPr>
           <w:p>
             <w:pPr>
-              <w:pStyle w:val="906"/>
+              <w:pStyle w:val="910"/>
               <w:suppressLineNumbers w:val="false"/>
               <w:pBdr/>
               <w:spacing w:line="300" w:lineRule="auto"/>
@@ -1005,6 +1166,13 @@
                 <w:lang w:eastAsia="ru-RU"/>
               </w:rPr>
               <w:t xml:space="preserve">инициалы, фамилия</w:t>
+            </w:r>
+            <w:r>
+              <w:rPr>
+                <w:sz w:val="20"/>
+                <w:szCs w:val="20"/>
+                <w14:ligatures w14:val="none"/>
+              </w:rPr>
             </w:r>
             <w:r>
               <w:rPr>
@@ -1032,7 +1200,7 @@
           </w:tcPr>
           <w:p>
             <w:pPr>
-              <w:pStyle w:val="906"/>
+              <w:pStyle w:val="910"/>
               <w:suppressLineNumbers w:val="false"/>
               <w:pBdr/>
               <w:spacing w:line="300" w:lineRule="auto"/>
@@ -1053,6 +1221,11 @@
                 <w14:ligatures w14:val="none"/>
               </w:rPr>
             </w:r>
+            <w:r>
+              <w:rPr>
+                <w14:ligatures w14:val="none"/>
+              </w:rPr>
+            </w:r>
           </w:p>
         </w:tc>
         <w:tc>
@@ -1067,7 +1240,7 @@
           </w:tcPr>
           <w:p>
             <w:pPr>
-              <w:pStyle w:val="906"/>
+              <w:pStyle w:val="910"/>
               <w:suppressLineNumbers w:val="false"/>
               <w:pBdr/>
               <w:spacing w:line="300" w:lineRule="auto"/>
@@ -1106,6 +1279,11 @@
                 <w14:ligatures w14:val="none"/>
               </w:rPr>
             </w:r>
+            <w:r>
+              <w:rPr>
+                <w14:ligatures w14:val="none"/>
+              </w:rPr>
+            </w:r>
           </w:p>
         </w:tc>
         <w:tc>
@@ -1120,7 +1298,7 @@
           </w:tcPr>
           <w:p>
             <w:pPr>
-              <w:pStyle w:val="906"/>
+              <w:pStyle w:val="910"/>
               <w:suppressLineNumbers w:val="false"/>
               <w:pBdr/>
               <w:spacing w:line="300" w:lineRule="auto"/>
@@ -1132,6 +1310,11 @@
             <w:r>
               <w:rPr>
                 <w:lang w:eastAsia="ru-RU"/>
+              </w:rPr>
+            </w:r>
+            <w:r>
+              <w:rPr>
+                <w14:ligatures w14:val="none"/>
               </w:rPr>
             </w:r>
             <w:r>
@@ -1153,7 +1336,7 @@
           </w:tcPr>
           <w:p>
             <w:pPr>
-              <w:pStyle w:val="906"/>
+              <w:pStyle w:val="910"/>
               <w:suppressLineNumbers w:val="false"/>
               <w:pBdr/>
               <w:spacing w:line="300" w:lineRule="auto"/>
@@ -1166,6 +1349,11 @@
             <w:r>
               <w:rPr>
                 <w:lang w:eastAsia="ru-RU"/>
+              </w:rPr>
+            </w:r>
+            <w:r>
+              <w:rPr>
+                <w14:ligatures w14:val="none"/>
               </w:rPr>
             </w:r>
             <w:r>
@@ -1187,7 +1375,7 @@
           </w:tcPr>
           <w:p>
             <w:pPr>
-              <w:pStyle w:val="906"/>
+              <w:pStyle w:val="910"/>
               <w:suppressLineNumbers w:val="false"/>
               <w:pBdr/>
               <w:spacing w:line="300" w:lineRule="auto"/>
@@ -1200,6 +1388,11 @@
             <w:r>
               <w:rPr>
                 <w:lang w:eastAsia="ru-RU"/>
+              </w:rPr>
+            </w:r>
+            <w:r>
+              <w:rPr>
+                <w14:ligatures w14:val="none"/>
               </w:rPr>
             </w:r>
             <w:r>
@@ -1221,7 +1414,7 @@
           </w:tcPr>
           <w:p>
             <w:pPr>
-              <w:pStyle w:val="906"/>
+              <w:pStyle w:val="910"/>
               <w:suppressLineNumbers w:val="false"/>
               <w:pBdr/>
               <w:spacing w:line="300" w:lineRule="auto"/>
@@ -1236,6 +1429,11 @@
                 <w:lang w:val="ru-RU"/>
               </w:rPr>
               <w:t xml:space="preserve">Е. А. Гуртякин</w:t>
+            </w:r>
+            <w:r>
+              <w:rPr>
+                <w14:ligatures w14:val="none"/>
+              </w:rPr>
             </w:r>
             <w:r>
               <w:rPr>
@@ -1261,7 +1459,7 @@
           </w:tcPr>
           <w:p>
             <w:pPr>
-              <w:pStyle w:val="906"/>
+              <w:pStyle w:val="910"/>
               <w:suppressLineNumbers w:val="false"/>
               <w:pBdr/>
               <w:spacing w:line="300" w:lineRule="auto"/>
@@ -1273,6 +1471,11 @@
             <w:r>
               <w:rPr>
                 <w:lang w:eastAsia="ru-RU"/>
+              </w:rPr>
+            </w:r>
+            <w:r>
+              <w:rPr>
+                <w14:ligatures w14:val="none"/>
               </w:rPr>
             </w:r>
             <w:r>
@@ -1294,7 +1497,7 @@
           </w:tcPr>
           <w:p>
             <w:pPr>
-              <w:pStyle w:val="906"/>
+              <w:pStyle w:val="910"/>
               <w:suppressLineNumbers w:val="false"/>
               <w:pBdr/>
               <w:spacing w:line="300" w:lineRule="auto"/>
@@ -1321,6 +1524,13 @@
                 <w14:ligatures w14:val="none"/>
               </w:rPr>
             </w:r>
+            <w:r>
+              <w:rPr>
+                <w:sz w:val="20"/>
+                <w:szCs w:val="20"/>
+                <w14:ligatures w14:val="none"/>
+              </w:rPr>
+            </w:r>
           </w:p>
         </w:tc>
         <w:tc>
@@ -1335,7 +1545,7 @@
           </w:tcPr>
           <w:p>
             <w:pPr>
-              <w:pStyle w:val="906"/>
+              <w:pStyle w:val="910"/>
               <w:suppressLineNumbers w:val="false"/>
               <w:pBdr/>
               <w:spacing w:line="300" w:lineRule="auto"/>
@@ -1347,6 +1557,11 @@
             <w:r>
               <w:rPr>
                 <w:lang w:eastAsia="ru-RU"/>
+              </w:rPr>
+            </w:r>
+            <w:r>
+              <w:rPr>
+                <w14:ligatures w14:val="none"/>
               </w:rPr>
             </w:r>
             <w:r>
@@ -1368,7 +1583,7 @@
           </w:tcPr>
           <w:p>
             <w:pPr>
-              <w:pStyle w:val="906"/>
+              <w:pStyle w:val="910"/>
               <w:suppressLineNumbers w:val="false"/>
               <w:pBdr/>
               <w:spacing w:line="300" w:lineRule="auto"/>
@@ -1395,6 +1610,13 @@
                 <w14:ligatures w14:val="none"/>
               </w:rPr>
             </w:r>
+            <w:r>
+              <w:rPr>
+                <w:sz w:val="20"/>
+                <w:szCs w:val="20"/>
+                <w14:ligatures w14:val="none"/>
+              </w:rPr>
+            </w:r>
           </w:p>
         </w:tc>
         <w:tc>
@@ -1409,7 +1631,7 @@
           </w:tcPr>
           <w:p>
             <w:pPr>
-              <w:pStyle w:val="906"/>
+              <w:pStyle w:val="910"/>
               <w:suppressLineNumbers w:val="false"/>
               <w:pBdr/>
               <w:spacing w:line="300" w:lineRule="auto"/>
@@ -1435,6 +1657,13 @@
                 <w14:ligatures w14:val="none"/>
               </w:rPr>
             </w:r>
+            <w:r>
+              <w:rPr>
+                <w:sz w:val="20"/>
+                <w:szCs w:val="20"/>
+                <w14:ligatures w14:val="none"/>
+              </w:rPr>
+            </w:r>
           </w:p>
         </w:tc>
         <w:tc>
@@ -1449,7 +1678,7 @@
           </w:tcPr>
           <w:p>
             <w:pPr>
-              <w:pStyle w:val="906"/>
+              <w:pStyle w:val="910"/>
               <w:suppressLineNumbers w:val="false"/>
               <w:pBdr/>
               <w:spacing w:line="300" w:lineRule="auto"/>
@@ -1476,6 +1705,13 @@
                 <w14:ligatures w14:val="none"/>
               </w:rPr>
             </w:r>
+            <w:r>
+              <w:rPr>
+                <w:sz w:val="20"/>
+                <w:szCs w:val="20"/>
+                <w14:ligatures w14:val="none"/>
+              </w:rPr>
+            </w:r>
           </w:p>
         </w:tc>
       </w:tr>
@@ -1511,6 +1747,14 @@
           <w:lang w:eastAsia="ru-RU"/>
         </w:rPr>
       </w:r>
+      <w:r>
+        <w:rPr>
+          <w:rFonts w:eastAsia="Times New Roman" w:cs="Times New Roman"/>
+          <w:color w:val="auto"/>
+          <w:highlight w:val="none"/>
+          <w:lang w:eastAsia="ru-RU"/>
+        </w:rPr>
+      </w:r>
     </w:p>
     <w:p>
       <w:pPr>
@@ -1543,6 +1787,14 @@
           <w:lang w:eastAsia="ru-RU"/>
         </w:rPr>
       </w:r>
+      <w:r>
+        <w:rPr>
+          <w:rFonts w:eastAsia="Times New Roman" w:cs="Times New Roman"/>
+          <w:color w:val="auto"/>
+          <w:highlight w:val="none"/>
+          <w:lang w:eastAsia="ru-RU"/>
+        </w:rPr>
+      </w:r>
     </w:p>
     <w:p>
       <w:pPr>
@@ -1575,6 +1827,14 @@
           <w:lang w:eastAsia="ru-RU"/>
         </w:rPr>
       </w:r>
+      <w:r>
+        <w:rPr>
+          <w:rFonts w:eastAsia="Times New Roman" w:cs="Times New Roman"/>
+          <w:color w:val="auto"/>
+          <w:highlight w:val="none"/>
+          <w:lang w:eastAsia="ru-RU"/>
+        </w:rPr>
+      </w:r>
     </w:p>
     <w:p>
       <w:pPr>
@@ -1606,6 +1866,14 @@
           <w:lang w:eastAsia="ru-RU"/>
         </w:rPr>
       </w:r>
+      <w:r>
+        <w:rPr>
+          <w:rFonts w:eastAsia="Times New Roman" w:cs="Times New Roman"/>
+          <w:color w:val="auto"/>
+          <w:highlight w:val="none"/>
+          <w:lang w:eastAsia="ru-RU"/>
+        </w:rPr>
+      </w:r>
     </w:p>
     <w:p>
       <w:pPr>
@@ -1628,7 +1896,7 @@
           <w:szCs w:val="28"/>
           <w:lang w:eastAsia="ru-RU"/>
         </w:rPr>
-        <w:t>Красноярск 2026</w:t>
+        <w:t xml:space="preserve">Красноярск 2026</w:t>
       </w:r>
       <w:r>
         <w:rPr>
@@ -1646,10 +1914,18 @@
           <w:lang w:eastAsia="ru-RU"/>
         </w:rPr>
       </w:r>
+      <w:r>
+        <w:rPr>
+          <w:rFonts w:eastAsia="Times New Roman" w:cs="Times New Roman"/>
+          <w:color w:val="auto"/>
+          <w:highlight w:val="none"/>
+          <w:lang w:eastAsia="ru-RU"/>
+        </w:rPr>
+      </w:r>
     </w:p>
     <w:p>
       <w:pPr>
-        <w:pStyle w:val="930"/>
+        <w:pStyle w:val="934"/>
         <w:suppressLineNumbers w:val="false"/>
         <w:pBdr/>
         <w:spacing/>
@@ -1675,6 +1951,15 @@
         <w:t xml:space="preserve">Цели</w:t>
       </w:r>
       <w:bookmarkEnd w:id="1"/>
+      <w:r>
+        <w:rPr>
+          <w:b/>
+          <w:bCs/>
+          <w:color w:val="000000" w:themeColor="text1"/>
+          <w:sz w:val="28"/>
+          <w:szCs w:val="28"/>
+        </w:rPr>
+      </w:r>
       <w:r>
         <w:rPr>
           <w:b/>
@@ -1735,7 +2020,15 @@
           <w:sz w:val="28"/>
           <w:szCs w:val="28"/>
         </w:rPr>
-        <w:t>Выбрать архитектурный паттерн и реализовать в коде (реализовать только связи между классами и модулями, для сервисной и микросервисной архитекторы будет достаточно только структуры проектов (приложений/сервисов) и связей между ними, бизнес логику писать не нужно). В отчёте необходимо обосновать выбор реализованного шаблона в виде ADR (Architecture Decision Record).</w:t>
+        <w:t xml:space="preserve">Выбрать архитектурный паттерн и реализовать в коде (реализовать только связи между классами и модулями, для сер</w:t>
+      </w:r>
+      <w:r>
+        <w:rPr>
+          <w:rFonts w:ascii="Times New Roman" w:hAnsi="Times New Roman" w:eastAsia="Times New Roman" w:cs="Times New Roman"/>
+          <w:sz w:val="28"/>
+          <w:szCs w:val="28"/>
+        </w:rPr>
+        <w:t xml:space="preserve">висной и микросервисной архитекторы будет достаточно только структуры проектов (приложений/сервисов) и связей между ними, бизнес логику писать не нужно). В отчёте необходимо обосновать выбор реализованного шаблона в виде ADR (Architecture Decision Record).</w:t>
       </w:r>
       <w:r/>
     </w:p>
@@ -1771,7 +2064,15 @@
           <w:sz w:val="28"/>
           <w:szCs w:val="28"/>
         </w:rPr>
-        <w:t>Реализовать в коде минимум три паттерна проектирования (по меньшей мере по одному для каждого вида). Построить UML-диаграмму классов для написанного кода и поместить в отчёт. Также в отчёте необходимо обосновать выбор реализованных паттернов проектирования и привести 3 примера паттернов, которые в данном случае было бы использовать нецелесообразно (по одному примеру на каждый вид паттернов).</w:t>
+        <w:t xml:space="preserve">Реализовать в коде минимум три паттерна проектирования (по меньшей мере по одному для каждого вида). Построить UML-диаграмму классов для н</w:t>
+      </w:r>
+      <w:r>
+        <w:rPr>
+          <w:rFonts w:ascii="Times New Roman" w:hAnsi="Times New Roman" w:eastAsia="Times New Roman" w:cs="Times New Roman"/>
+          <w:sz w:val="28"/>
+          <w:szCs w:val="28"/>
+        </w:rPr>
+        <w:t xml:space="preserve">аписанного кода и поместить в отчёт. Также в отчёте необходимо обосновать выбор реализованных паттернов проектирования и привести 3 примера паттернов, которые в данном случае было бы использовать нецелесообразно (по одному примеру на каждый вид паттернов).</w:t>
       </w:r>
       <w:r/>
     </w:p>
@@ -1822,6 +2123,14 @@
           <w:highlight w:val="none"/>
         </w:rPr>
       </w:r>
+      <w:r>
+        <w:rPr>
+          <w:rFonts w:ascii="Times New Roman" w:hAnsi="Times New Roman" w:eastAsia="Times New Roman" w:cs="Times New Roman"/>
+          <w:sz w:val="28"/>
+          <w:szCs w:val="28"/>
+          <w:highlight w:val="none"/>
+        </w:rPr>
+      </w:r>
     </w:p>
     <w:p>
       <w:pPr>
@@ -1852,7 +2161,7 @@
     </w:p>
     <w:p>
       <w:pPr>
-        <w:pStyle w:val="930"/>
+        <w:pStyle w:val="934"/>
         <w:suppressLineNumbers w:val="false"/>
         <w:pBdr/>
         <w:spacing/>
@@ -1865,6 +2174,7 @@
         <w:t xml:space="preserve">Задачи</w:t>
       </w:r>
       <w:bookmarkEnd w:id="2"/>
+      <w:r/>
       <w:r/>
     </w:p>
     <w:p>
@@ -1877,10 +2187,11 @@
       <w:r>
         <w:t xml:space="preserve">Для выполнения практической работы необходимо выполнить следующие задачи:</w:t>
       </w:r>
+      <w:r/>
     </w:p>
     <w:p>
       <w:pPr>
-        <w:pStyle w:val="937"/>
+        <w:pStyle w:val="941"/>
         <w:numPr>
           <w:ilvl w:val="0"/>
           <w:numId w:val="4"/>
@@ -1891,12 +2202,13 @@
         <w:rPr/>
       </w:pPr>
       <w:r>
-        <w:t>придумать систему, ее название и назначение;</w:t>
-      </w:r>
+        <w:t xml:space="preserve">придумать систему, ее название и назначение;</w:t>
+      </w:r>
+      <w:r/>
     </w:p>
     <w:p>
       <w:pPr>
-        <w:pStyle w:val="937"/>
+        <w:pStyle w:val="941"/>
         <w:numPr>
           <w:ilvl w:val="0"/>
           <w:numId w:val="4"/>
@@ -1916,12 +2228,13 @@
         <w:t xml:space="preserve">UML</w:t>
       </w:r>
       <w:r>
-        <w:t>-диаграмму вариантов использования;</w:t>
-      </w:r>
+        <w:t xml:space="preserve">-диаграмму вариантов использования;</w:t>
+      </w:r>
+      <w:r/>
     </w:p>
     <w:p>
       <w:pPr>
-        <w:pStyle w:val="937"/>
+        <w:pStyle w:val="941"/>
         <w:numPr>
           <w:ilvl w:val="0"/>
           <w:numId w:val="4"/>
@@ -1932,12 +2245,13 @@
         <w:rPr/>
       </w:pPr>
       <w:r>
-        <w:t>составить список требований для проектирования на следующих уровнях: бизнес-требования, требования пользователей, функциональные требования, нефункциональные требования;</w:t>
-      </w:r>
+        <w:t xml:space="preserve">составить список требований для проектирования на следующих уровнях: бизнес-требования, требования пользователей, функциональные требования, нефункциональные требования;</w:t>
+      </w:r>
+      <w:r/>
     </w:p>
     <w:p>
       <w:pPr>
-        <w:pStyle w:val="937"/>
+        <w:pStyle w:val="941"/>
         <w:numPr>
           <w:ilvl w:val="0"/>
           <w:numId w:val="4"/>
@@ -1957,12 +2271,13 @@
         <w:t xml:space="preserve">ADR</w:t>
       </w:r>
       <w:r>
-        <w:t>, реализовать паттерн в коде;</w:t>
-      </w:r>
+        <w:t xml:space="preserve">, реализовать паттерн в коде;</w:t>
+      </w:r>
+      <w:r/>
     </w:p>
     <w:p>
       <w:pPr>
-        <w:pStyle w:val="937"/>
+        <w:pStyle w:val="941"/>
         <w:numPr>
           <w:ilvl w:val="0"/>
           <w:numId w:val="4"/>
@@ -1973,12 +2288,13 @@
         <w:rPr/>
       </w:pPr>
       <w:r>
-        <w:t>реализовать карту контекстов по методологии DDD, в соответствии с выбранным архитектурным шаблоном, для смыслового ядра и одной вспомогательные подобласти привести диаграмму контекста нотации C4;</w:t>
-      </w:r>
+        <w:t xml:space="preserve">реализовать карту контекстов по методологии DDD, в соответствии с выбранным архитектурным шаблоном, для смыслового ядра и одной вспомогательные подобласти привести диаграмму контекста нотации C4;</w:t>
+      </w:r>
+      <w:r/>
     </w:p>
     <w:p>
       <w:pPr>
-        <w:pStyle w:val="937"/>
+        <w:pStyle w:val="941"/>
         <w:numPr>
           <w:ilvl w:val="0"/>
           <w:numId w:val="4"/>
@@ -1989,12 +2305,16 @@
         <w:rPr/>
       </w:pPr>
       <w:r>
-        <w:t>реализовать в коде минимум три паттерна проектирования (по меньшей мере по одному для каждого вида), построить UML-диаграмму классов для написанного кода, обосновать выбор реализованных паттернов проектирования и привести 3 примера паттернов, которые в данном случае было бы использовать нецелесообразно;</w:t>
-      </w:r>
+        <w:t xml:space="preserve">реализовать в коде минимум три паттерна проектир</w:t>
+      </w:r>
+      <w:r>
+        <w:t xml:space="preserve">ования (по меньшей мере по одному для каждого вида), построить UML-диаграмму классов для написанного кода, обосновать выбор реализованных паттернов проектирования и привести 3 примера паттернов, которые в данном случае было бы использовать нецелесообразно;</w:t>
+      </w:r>
+      <w:r/>
     </w:p>
     <w:p>
       <w:pPr>
-        <w:pStyle w:val="937"/>
+        <w:pStyle w:val="941"/>
         <w:numPr>
           <w:ilvl w:val="0"/>
           <w:numId w:val="4"/>
@@ -2005,12 +2325,13 @@
         <w:rPr/>
       </w:pPr>
       <w:r>
-        <w:t>реализовать не менее 3-х (трёх) принципов SOLID и не менее 4-х принципов организации компонентов (т.е. не менее 2-х из каждой группы);</w:t>
-      </w:r>
+        <w:t xml:space="preserve">реализовать не менее 3-х (трёх) принципов SOLID и не менее 4-х принципов организации компонентов (т.е. не менее 2-х из каждой группы);</w:t>
+      </w:r>
+      <w:r/>
     </w:p>
     <w:p>
       <w:pPr>
-        <w:pStyle w:val="937"/>
+        <w:pStyle w:val="941"/>
         <w:numPr>
           <w:ilvl w:val="0"/>
           <w:numId w:val="4"/>
@@ -2021,12 +2342,13 @@
         <w:rPr/>
       </w:pPr>
       <w:r>
-        <w:t>реструктурировать архитектуру проекта таким образом, чтобы она отвечала возросшим требованиям бизнеса;</w:t>
-      </w:r>
+        <w:t xml:space="preserve">реструктурировать архитектуру проекта таким образом, чтобы она отвечала возросшим требованиям бизнеса;</w:t>
+      </w:r>
+      <w:r/>
     </w:p>
     <w:p>
       <w:pPr>
-        <w:pStyle w:val="937"/>
+        <w:pStyle w:val="941"/>
         <w:numPr>
           <w:ilvl w:val="0"/>
           <w:numId w:val="4"/>
@@ -2039,10 +2361,11 @@
       <w:r>
         <w:t xml:space="preserve">по меньшей мере тремя способами обеспечить повышение безопасности проекта;</w:t>
       </w:r>
+      <w:r/>
     </w:p>
     <w:p>
       <w:pPr>
-        <w:pStyle w:val="937"/>
+        <w:pStyle w:val="941"/>
         <w:numPr>
           <w:ilvl w:val="0"/>
           <w:numId w:val="4"/>
@@ -2053,12 +2376,13 @@
         <w:rPr/>
       </w:pPr>
       <w:r>
-        <w:t>выбрать 2-3 атрибута качества, представляющих наибольшую важность в новых реалиях и реструктурировать архитектуру своего проекта таким образом, чтобы привести эти атрибуты качества к наиболее оптимальным значениям;</w:t>
-      </w:r>
+        <w:t xml:space="preserve">выбрать 2-3 атрибута качества, представляющих наибольшую важность в новых реалиях и реструктурировать архитектуру своего проекта таким образом, чтобы привести эти атрибуты качества к наиболее оптимальным значениям;</w:t>
+      </w:r>
+      <w:r/>
     </w:p>
     <w:p>
       <w:pPr>
-        <w:pStyle w:val="937"/>
+        <w:pStyle w:val="941"/>
         <w:numPr>
           <w:ilvl w:val="0"/>
           <w:numId w:val="4"/>
@@ -2069,12 +2393,13 @@
         <w:rPr/>
       </w:pPr>
       <w:r>
-        <w:t>предоставить отчет, программу и скрипты на проверку, ответить на вопросы и выполнить дополнительные задания по усмотрению преподавателя.</w:t>
-      </w:r>
+        <w:t xml:space="preserve">предоставить отчет, программу и скрипты на проверку, ответить на вопросы и выполнить дополнительные задания по усмотрению преподавателя.</w:t>
+      </w:r>
+      <w:r/>
     </w:p>
     <w:p>
       <w:pPr>
-        <w:pStyle w:val="937"/>
+        <w:pStyle w:val="941"/>
         <w:numPr>
           <w:ilvl w:val="0"/>
           <w:numId w:val="13"/>
@@ -2085,12 +2410,13 @@
         <w:rPr/>
       </w:pPr>
       <w:r>
-        <w:t>реализовать не менее 3-х (трёх) принципов SOLID и не менее 4-х принципов организации компонентов (т.е. не менее 2-х из каждой группы);</w:t>
-      </w:r>
+        <w:t xml:space="preserve">реализовать не менее 3-х (трёх) принципов SOLID и не менее 4-х принципов организации компонентов (т.е. не менее 2-х из каждой группы);</w:t>
+      </w:r>
+      <w:r/>
     </w:p>
     <w:p>
       <w:pPr>
-        <w:pStyle w:val="937"/>
+        <w:pStyle w:val="941"/>
         <w:numPr>
           <w:ilvl w:val="0"/>
           <w:numId w:val="13"/>
@@ -2101,12 +2427,13 @@
         <w:rPr/>
       </w:pPr>
       <w:r>
-        <w:t>реструктурировать архитектуру проекта таким образом, чтобы она отвечала возросшим требованиям бизнеса;</w:t>
-      </w:r>
+        <w:t xml:space="preserve">реструктурировать архитектуру проекта таким образом, чтобы она отвечала возросшим требованиям бизнеса;</w:t>
+      </w:r>
+      <w:r/>
     </w:p>
     <w:p>
       <w:pPr>
-        <w:pStyle w:val="937"/>
+        <w:pStyle w:val="941"/>
         <w:numPr>
           <w:ilvl w:val="0"/>
           <w:numId w:val="13"/>
@@ -2119,10 +2446,11 @@
       <w:r>
         <w:t xml:space="preserve">по меньшей мере тремя способами обеспечить повышение безопасности проекта;</w:t>
       </w:r>
+      <w:r/>
     </w:p>
     <w:p>
       <w:pPr>
-        <w:pStyle w:val="937"/>
+        <w:pStyle w:val="941"/>
         <w:numPr>
           <w:ilvl w:val="0"/>
           <w:numId w:val="13"/>
@@ -2133,12 +2461,13 @@
         <w:rPr/>
       </w:pPr>
       <w:r>
-        <w:t>выбрать 2-3 атрибута качества, представляющих наибольшую важность в новых реалиях и реструктурировать архитектуру своего проекта таким образом, чтобы привести эти атрибуты качества к наиболее оптимальным значениям;</w:t>
-      </w:r>
+        <w:t xml:space="preserve">выбрать 2-3 атрибута качества, представляющих наибольшую важность в новых реалиях и реструктурировать архитектуру своего проекта таким образом, чтобы привести эти атрибуты качества к наиболее оптимальным значениям;</w:t>
+      </w:r>
+      <w:r/>
     </w:p>
     <w:p>
       <w:pPr>
-        <w:pStyle w:val="937"/>
+        <w:pStyle w:val="941"/>
         <w:numPr>
           <w:ilvl w:val="0"/>
           <w:numId w:val="4"/>
@@ -2160,10 +2489,17 @@
         </w:rPr>
         <w:t xml:space="preserve">продумать название и задачи, которые оно выполняет;</w:t>
       </w:r>
+      <w:r>
+        <w:rPr>
+          <w:rFonts w:ascii="Times New Roman" w:hAnsi="Times New Roman" w:eastAsia="Times New Roman" w:cs="Times New Roman"/>
+          <w:sz w:val="28"/>
+          <w:szCs w:val="28"/>
+        </w:rPr>
+      </w:r>
     </w:p>
     <w:p>
       <w:pPr>
-        <w:pStyle w:val="937"/>
+        <w:pStyle w:val="941"/>
         <w:numPr>
           <w:ilvl w:val="0"/>
           <w:numId w:val="4"/>
@@ -2185,10 +2521,17 @@
         </w:rPr>
         <w:t xml:space="preserve">составить краткое описание системы и её характеристик;</w:t>
       </w:r>
+      <w:r>
+        <w:rPr>
+          <w:rFonts w:ascii="Times New Roman" w:hAnsi="Times New Roman" w:eastAsia="Times New Roman" w:cs="Times New Roman"/>
+          <w:sz w:val="28"/>
+          <w:szCs w:val="28"/>
+        </w:rPr>
+      </w:r>
     </w:p>
     <w:p>
       <w:pPr>
-        <w:pStyle w:val="937"/>
+        <w:pStyle w:val="941"/>
         <w:numPr>
           <w:ilvl w:val="0"/>
           <w:numId w:val="4"/>
@@ -2222,10 +2565,19 @@
         </w:rPr>
         <w:t xml:space="preserve">;</w:t>
       </w:r>
+      <w:r>
+        <w:rPr>
+          <w:rFonts w:ascii="Times New Roman" w:hAnsi="Times New Roman" w:eastAsia="Times New Roman" w:cs="Times New Roman"/>
+          <w:sz w:val="28"/>
+          <w:szCs w:val="28"/>
+          <w:highlight w:val="none"/>
+          <w:lang w:val="ru-RU"/>
+        </w:rPr>
+      </w:r>
     </w:p>
     <w:p>
       <w:pPr>
-        <w:pStyle w:val="937"/>
+        <w:pStyle w:val="941"/>
         <w:numPr>
           <w:ilvl w:val="0"/>
           <w:numId w:val="4"/>
@@ -2256,10 +2608,17 @@
         </w:rPr>
         <w:t xml:space="preserve">проанализировать новые бизнес-требования и выбрать приоритетные атрибуты качества;</w:t>
       </w:r>
+      <w:r>
+        <w:rPr>
+          <w:rFonts w:ascii="Times New Roman" w:hAnsi="Times New Roman" w:eastAsia="Times New Roman" w:cs="Times New Roman"/>
+          <w:sz w:val="28"/>
+          <w:szCs w:val="28"/>
+        </w:rPr>
+      </w:r>
     </w:p>
     <w:p>
       <w:pPr>
-        <w:pStyle w:val="937"/>
+        <w:pStyle w:val="941"/>
         <w:numPr>
           <w:ilvl w:val="0"/>
           <w:numId w:val="4"/>
@@ -2281,10 +2640,17 @@
         </w:rPr>
         <w:t xml:space="preserve">обосновать и реализовать переход к новой архитектуре;</w:t>
       </w:r>
+      <w:r>
+        <w:rPr>
+          <w:rFonts w:ascii="Times New Roman" w:hAnsi="Times New Roman" w:eastAsia="Times New Roman" w:cs="Times New Roman"/>
+          <w:sz w:val="28"/>
+          <w:szCs w:val="28"/>
+        </w:rPr>
+      </w:r>
     </w:p>
     <w:p>
       <w:pPr>
-        <w:pStyle w:val="937"/>
+        <w:pStyle w:val="941"/>
         <w:numPr>
           <w:ilvl w:val="0"/>
           <w:numId w:val="4"/>
@@ -2306,10 +2672,17 @@
         </w:rPr>
         <w:t xml:space="preserve">привести диаграммы C4 старой и новой архитектуры;</w:t>
       </w:r>
+      <w:r>
+        <w:rPr>
+          <w:rFonts w:ascii="Times New Roman" w:hAnsi="Times New Roman" w:eastAsia="Times New Roman" w:cs="Times New Roman"/>
+          <w:sz w:val="28"/>
+          <w:szCs w:val="28"/>
+        </w:rPr>
+      </w:r>
     </w:p>
     <w:p>
       <w:pPr>
-        <w:pStyle w:val="937"/>
+        <w:pStyle w:val="941"/>
         <w:numPr>
           <w:ilvl w:val="0"/>
           <w:numId w:val="4"/>
@@ -2340,7 +2713,7 @@
     </w:p>
     <w:p>
       <w:pPr>
-        <w:pStyle w:val="930"/>
+        <w:pStyle w:val="934"/>
         <w:pBdr/>
         <w:spacing/>
         <w:ind/>
@@ -2370,11 +2743,12 @@
         </w:rPr>
       </w:r>
       <w:bookmarkEnd w:id="3"/>
+      <w:r/>
       <w:r/>
     </w:p>
     <w:p>
       <w:pPr>
-        <w:pStyle w:val="930"/>
+        <w:pStyle w:val="934"/>
         <w:numPr>
           <w:ilvl w:val="1"/>
           <w:numId w:val="6"/>
@@ -2400,7 +2774,7 @@
           <w:sz w:val="28"/>
           <w:szCs w:val="28"/>
         </w:rPr>
-        <w:t>Бизнес-требования</w:t>
+        <w:t xml:space="preserve">Бизнес-требования</w:t>
       </w:r>
       <w:r>
         <w:rPr>
@@ -2413,6 +2787,15 @@
         </w:rPr>
       </w:r>
       <w:bookmarkEnd w:id="4"/>
+      <w:r>
+        <w:rPr>
+          <w:b/>
+          <w:bCs/>
+          <w:color w:val="000000" w:themeColor="text1"/>
+          <w:sz w:val="28"/>
+          <w:szCs w:val="28"/>
+        </w:rPr>
+      </w:r>
       <w:r>
         <w:rPr>
           <w:b/>
@@ -2447,7 +2830,7 @@
     </w:p>
     <w:p>
       <w:pPr>
-        <w:pStyle w:val="930"/>
+        <w:pStyle w:val="934"/>
         <w:numPr>
           <w:ilvl w:val="1"/>
           <w:numId w:val="6"/>
@@ -2471,6 +2854,7 @@
       </w:r>
       <w:bookmarkEnd w:id="5"/>
       <w:r/>
+      <w:r/>
     </w:p>
     <w:p>
       <w:pPr>
@@ -2496,7 +2880,7 @@
     </w:p>
     <w:p>
       <w:pPr>
-        <w:pStyle w:val="937"/>
+        <w:pStyle w:val="941"/>
         <w:pBdr/>
         <w:spacing w:after="0" w:before="0" w:line="360" w:lineRule="auto"/>
         <w:ind w:right="0" w:firstLine="720" w:left="0"/>
@@ -2515,7 +2899,7 @@
     </w:p>
     <w:p>
       <w:pPr>
-        <w:pStyle w:val="937"/>
+        <w:pStyle w:val="941"/>
         <w:pBdr/>
         <w:spacing w:after="0" w:before="0" w:line="360" w:lineRule="auto"/>
         <w:ind w:right="0" w:firstLine="720" w:left="0"/>
@@ -2534,7 +2918,7 @@
     </w:p>
     <w:p>
       <w:pPr>
-        <w:pStyle w:val="937"/>
+        <w:pStyle w:val="941"/>
         <w:pBdr/>
         <w:spacing w:after="0" w:before="0" w:line="360" w:lineRule="auto"/>
         <w:ind w:right="0" w:firstLine="720" w:left="0"/>
@@ -2553,7 +2937,7 @@
     </w:p>
     <w:p>
       <w:pPr>
-        <w:pStyle w:val="937"/>
+        <w:pStyle w:val="941"/>
         <w:pBdr/>
         <w:spacing w:after="0" w:before="0" w:line="360" w:lineRule="auto"/>
         <w:ind w:right="0" w:firstLine="720" w:left="0"/>
@@ -2572,7 +2956,7 @@
     </w:p>
     <w:p>
       <w:pPr>
-        <w:pStyle w:val="937"/>
+        <w:pStyle w:val="941"/>
         <w:pBdr/>
         <w:spacing w:after="0" w:before="0" w:line="360" w:lineRule="auto"/>
         <w:ind w:right="0" w:firstLine="720" w:left="0"/>
@@ -2591,7 +2975,7 @@
     </w:p>
     <w:p>
       <w:pPr>
-        <w:pStyle w:val="931"/>
+        <w:pStyle w:val="935"/>
         <w:numPr>
           <w:ilvl w:val="1"/>
           <w:numId w:val="6"/>
@@ -2615,6 +2999,7 @@
       </w:r>
       <w:bookmarkEnd w:id="6"/>
       <w:r/>
+      <w:r/>
     </w:p>
     <w:p>
       <w:pPr>
@@ -2640,7 +3025,7 @@
     </w:p>
     <w:p>
       <w:pPr>
-        <w:pStyle w:val="937"/>
+        <w:pStyle w:val="941"/>
         <w:pBdr/>
         <w:spacing w:after="0" w:before="0" w:line="360" w:lineRule="auto"/>
         <w:ind w:right="0" w:firstLine="735" w:left="0"/>
@@ -2659,7 +3044,7 @@
     </w:p>
     <w:p>
       <w:pPr>
-        <w:pStyle w:val="937"/>
+        <w:pStyle w:val="941"/>
         <w:pBdr/>
         <w:spacing w:after="0" w:before="0" w:line="360" w:lineRule="auto"/>
         <w:ind w:right="0" w:firstLine="735" w:left="0"/>
@@ -2678,7 +3063,7 @@
     </w:p>
     <w:p>
       <w:pPr>
-        <w:pStyle w:val="930"/>
+        <w:pStyle w:val="934"/>
         <w:pBdr/>
         <w:spacing/>
         <w:ind/>
@@ -2697,6 +3082,7 @@
         <w:t xml:space="preserve">UML-диаграмма вариантов использования</w:t>
       </w:r>
       <w:bookmarkEnd w:id="7"/>
+      <w:r/>
       <w:r/>
     </w:p>
     <w:p>
@@ -2745,7 +3131,7 @@
     </w:p>
     <w:p>
       <w:pPr>
-        <w:pStyle w:val="937"/>
+        <w:pStyle w:val="941"/>
         <w:pBdr/>
         <w:spacing w:after="0" w:before="0" w:line="360" w:lineRule="auto"/>
         <w:ind w:right="0" w:firstLine="720" w:left="0"/>
@@ -2764,7 +3150,7 @@
     </w:p>
     <w:p>
       <w:pPr>
-        <w:pStyle w:val="937"/>
+        <w:pStyle w:val="941"/>
         <w:pBdr/>
         <w:spacing w:after="0" w:before="0" w:line="360" w:lineRule="auto"/>
         <w:ind w:right="0" w:firstLine="720" w:left="0"/>
@@ -2859,50 +3245,52 @@
           </mc:Fallback>
         </mc:AlternateContent>
       </w:r>
-    </w:p>
-    <w:p>
-      <w:pPr>
-        <w:pBdr/>
-        <w:spacing w:after="0" w:before="80" w:line="360" w:lineRule="auto"/>
-        <w:ind/>
-        <w:jc w:val="center"/>
-        <w:rPr/>
-      </w:pPr>
-      <w:r>
-        <w:rPr>
-          <w:rFonts w:ascii="Times New Roman" w:hAnsi="Times New Roman" w:eastAsia="Times New Roman" w:cs="Times New Roman"/>
-          <w:sz w:val="28"/>
-          <w:szCs w:val="28"/>
-        </w:rPr>
-        <w:t xml:space="preserve">Рисунок 1 – Use-case диаграмма системы NewNote</w:t>
-      </w:r>
       <w:r/>
     </w:p>
     <w:p>
       <w:pPr>
-        <w:pStyle w:val="930"/>
-        <w:pBdr/>
-        <w:spacing/>
-        <w:ind/>
+        <w:pBdr/>
+        <w:spacing w:after="0" w:before="80" w:line="360" w:lineRule="auto"/>
+        <w:ind/>
+        <w:jc w:val="center"/>
         <w:rPr/>
       </w:pPr>
-      <w:r/>
-      <w:bookmarkStart w:id="8" w:name="_Toc8"/>
-      <w:r>
-        <w:rPr>
-          <w:rFonts w:ascii="Times New Roman" w:hAnsi="Times New Roman" w:eastAsia="Times New Roman" w:cs="Times New Roman"/>
-          <w:b/>
-          <w:bCs/>
-          <w:sz w:val="28"/>
-          <w:szCs w:val="28"/>
-        </w:rPr>
-        <w:t xml:space="preserve">Требования к системе NewNote</w:t>
-      </w:r>
-      <w:bookmarkEnd w:id="8"/>
+      <w:r>
+        <w:rPr>
+          <w:rFonts w:ascii="Times New Roman" w:hAnsi="Times New Roman" w:eastAsia="Times New Roman" w:cs="Times New Roman"/>
+          <w:sz w:val="28"/>
+          <w:szCs w:val="28"/>
+        </w:rPr>
+        <w:t xml:space="preserve">Рисунок 1 – Use-case диаграмма системы NewNote</w:t>
+      </w:r>
       <w:r/>
     </w:p>
     <w:p>
       <w:pPr>
+        <w:pStyle w:val="934"/>
+        <w:pBdr/>
+        <w:spacing/>
+        <w:ind/>
+        <w:rPr/>
+      </w:pPr>
+      <w:r/>
+      <w:bookmarkStart w:id="8" w:name="_Toc8"/>
+      <w:r>
+        <w:rPr>
+          <w:rFonts w:ascii="Times New Roman" w:hAnsi="Times New Roman" w:eastAsia="Times New Roman" w:cs="Times New Roman"/>
+          <w:b/>
+          <w:bCs/>
+          <w:sz w:val="28"/>
+          <w:szCs w:val="28"/>
+        </w:rPr>
+        <w:t xml:space="preserve">Требования к системе NewNote</w:t>
+      </w:r>
+      <w:bookmarkEnd w:id="8"/>
+      <w:r/>
+      <w:r/>
+    </w:p>
+    <w:p>
+      <w:pPr>
         <w:pBdr/>
         <w:spacing/>
         <w:ind/>
@@ -2927,6 +3315,12 @@
           <w:szCs w:val="28"/>
         </w:rPr>
       </w:r>
+      <w:r>
+        <w:rPr>
+          <w:sz w:val="28"/>
+          <w:szCs w:val="28"/>
+        </w:rPr>
+      </w:r>
     </w:p>
     <w:p>
       <w:pPr>
@@ -2953,6 +3347,12 @@
           <w:szCs w:val="28"/>
         </w:rPr>
       </w:r>
+      <w:r>
+        <w:rPr>
+          <w:sz w:val="28"/>
+          <w:szCs w:val="28"/>
+        </w:rPr>
+      </w:r>
     </w:p>
     <w:p>
       <w:pPr>
@@ -2971,7 +3371,22 @@
           <w:sz w:val="28"/>
           <w:szCs w:val="28"/>
         </w:rPr>
-        <w:t>— Ответ: я сам давно пользуюсь заметками — то в телефоне, то в браузере, то в блокноте. В итоге всё разбросано. Хочется один простой инструмент, без лишнего: написал, сохранил, нашёл. Notion — огромный, Bear — только для Apple, Google Keep — неудобный на десктопе. Вот и решили сделать что-то своё, минималистичное, для обычных людей.</w:t>
+        <w:t xml:space="preserve">— Ответ: я сам давно пользуюсь заметками — то в телефоне, то в браузере, то в </w:t>
+      </w:r>
+      <w:r>
+        <w:rPr>
+          <w:rFonts w:ascii="Times New Roman" w:hAnsi="Times New Roman" w:eastAsia="Times New Roman" w:cs="Times New Roman"/>
+          <w:color w:val="000000"/>
+          <w:sz w:val="28"/>
+          <w:szCs w:val="28"/>
+        </w:rPr>
+        <w:t xml:space="preserve">блокноте. В итоге всё разбросано. Хочется один простой инструмент, без лишнего: написал, сохранил, нашёл. Notion — огромный, Bear — только для Apple, Google Keep — неудобный на десктопе. Вот и решили сделать что-то своё, минималистичное, для обычных людей.</w:t>
+      </w:r>
+      <w:r>
+        <w:rPr>
+          <w:sz w:val="28"/>
+          <w:szCs w:val="28"/>
+        </w:rPr>
       </w:r>
       <w:r>
         <w:rPr>
@@ -3005,6 +3420,12 @@
           <w:szCs w:val="28"/>
         </w:rPr>
       </w:r>
+      <w:r>
+        <w:rPr>
+          <w:sz w:val="28"/>
+          <w:szCs w:val="28"/>
+        </w:rPr>
+      </w:r>
     </w:p>
     <w:p>
       <w:pPr>
@@ -3031,6 +3452,12 @@
           <w:szCs w:val="28"/>
         </w:rPr>
       </w:r>
+      <w:r>
+        <w:rPr>
+          <w:sz w:val="28"/>
+          <w:szCs w:val="28"/>
+        </w:rPr>
+      </w:r>
     </w:p>
     <w:p>
       <w:pPr>
@@ -3057,6 +3484,12 @@
           <w:szCs w:val="28"/>
         </w:rPr>
       </w:r>
+      <w:r>
+        <w:rPr>
+          <w:sz w:val="28"/>
+          <w:szCs w:val="28"/>
+        </w:rPr>
+      </w:r>
     </w:p>
     <w:p>
       <w:pPr>
@@ -3083,6 +3516,12 @@
           <w:szCs w:val="28"/>
         </w:rPr>
       </w:r>
+      <w:r>
+        <w:rPr>
+          <w:sz w:val="28"/>
+          <w:szCs w:val="28"/>
+        </w:rPr>
+      </w:r>
     </w:p>
     <w:p>
       <w:pPr>
@@ -3109,6 +3548,12 @@
           <w:szCs w:val="28"/>
         </w:rPr>
       </w:r>
+      <w:r>
+        <w:rPr>
+          <w:sz w:val="28"/>
+          <w:szCs w:val="28"/>
+        </w:rPr>
+      </w:r>
     </w:p>
     <w:p>
       <w:pPr>
@@ -3135,6 +3580,12 @@
           <w:szCs w:val="28"/>
         </w:rPr>
       </w:r>
+      <w:r>
+        <w:rPr>
+          <w:sz w:val="28"/>
+          <w:szCs w:val="28"/>
+        </w:rPr>
+      </w:r>
     </w:p>
     <w:p>
       <w:pPr>
@@ -3161,6 +3612,12 @@
           <w:szCs w:val="28"/>
         </w:rPr>
       </w:r>
+      <w:r>
+        <w:rPr>
+          <w:sz w:val="28"/>
+          <w:szCs w:val="28"/>
+        </w:rPr>
+      </w:r>
     </w:p>
     <w:p>
       <w:pPr>
@@ -3187,6 +3644,12 @@
           <w:szCs w:val="28"/>
         </w:rPr>
       </w:r>
+      <w:r>
+        <w:rPr>
+          <w:sz w:val="28"/>
+          <w:szCs w:val="28"/>
+        </w:rPr>
+      </w:r>
     </w:p>
     <w:p>
       <w:pPr>
@@ -3213,6 +3676,12 @@
           <w:szCs w:val="28"/>
         </w:rPr>
       </w:r>
+      <w:r>
+        <w:rPr>
+          <w:sz w:val="28"/>
+          <w:szCs w:val="28"/>
+        </w:rPr>
+      </w:r>
     </w:p>
     <w:p>
       <w:pPr>
@@ -3239,6 +3708,12 @@
           <w:szCs w:val="28"/>
         </w:rPr>
       </w:r>
+      <w:r>
+        <w:rPr>
+          <w:sz w:val="28"/>
+          <w:szCs w:val="28"/>
+        </w:rPr>
+      </w:r>
     </w:p>
     <w:p>
       <w:pPr>
@@ -3265,6 +3740,12 @@
           <w:szCs w:val="28"/>
         </w:rPr>
       </w:r>
+      <w:r>
+        <w:rPr>
+          <w:sz w:val="28"/>
+          <w:szCs w:val="28"/>
+        </w:rPr>
+      </w:r>
     </w:p>
     <w:p>
       <w:pPr>
@@ -3291,6 +3772,12 @@
           <w:szCs w:val="28"/>
         </w:rPr>
       </w:r>
+      <w:r>
+        <w:rPr>
+          <w:sz w:val="28"/>
+          <w:szCs w:val="28"/>
+        </w:rPr>
+      </w:r>
     </w:p>
     <w:p>
       <w:pPr>
@@ -3317,6 +3804,12 @@
           <w:szCs w:val="28"/>
         </w:rPr>
       </w:r>
+      <w:r>
+        <w:rPr>
+          <w:sz w:val="28"/>
+          <w:szCs w:val="28"/>
+        </w:rPr>
+      </w:r>
     </w:p>
     <w:p>
       <w:pPr>
@@ -3336,6 +3829,12 @@
           <w:szCs w:val="28"/>
         </w:rPr>
         <w:t xml:space="preserve">— Ответ: страница должна реагировать быстро. Если пользователь жмёт «сохранить» и ждёт три секунды — он уйдёт. Думаю, две секунды — это максимум.</w:t>
+      </w:r>
+      <w:r>
+        <w:rPr>
+          <w:sz w:val="28"/>
+          <w:szCs w:val="28"/>
+        </w:rPr>
       </w:r>
       <w:r>
         <w:rPr>
@@ -3406,6 +3905,15 @@
           <w:szCs w:val="28"/>
         </w:rPr>
       </w:r>
+      <w:r>
+        <w:rPr>
+          <w:b w:val="0"/>
+          <w:bCs w:val="0"/>
+          <w:i w:val="0"/>
+          <w:sz w:val="28"/>
+          <w:szCs w:val="28"/>
+        </w:rPr>
+      </w:r>
     </w:p>
     <w:p>
       <w:pPr>
@@ -3432,6 +3940,12 @@
           <w:szCs w:val="28"/>
         </w:rPr>
       </w:r>
+      <w:r>
+        <w:rPr>
+          <w:sz w:val="28"/>
+          <w:szCs w:val="28"/>
+        </w:rPr>
+      </w:r>
     </w:p>
     <w:p>
       <w:pPr>
@@ -3458,10 +3972,16 @@
           <w:szCs w:val="28"/>
         </w:rPr>
       </w:r>
+      <w:r>
+        <w:rPr>
+          <w:sz w:val="28"/>
+          <w:szCs w:val="28"/>
+        </w:rPr>
+      </w:r>
     </w:p>
     <w:p>
       <w:pPr>
-        <w:pStyle w:val="937"/>
+        <w:pStyle w:val="941"/>
         <w:pBdr/>
         <w:spacing/>
         <w:ind/>
@@ -3478,6 +3998,12 @@
           <w:szCs w:val="28"/>
         </w:rPr>
         <w:t xml:space="preserve">по e-mail и паролю (68%);</w:t>
+      </w:r>
+      <w:r>
+        <w:rPr>
+          <w:sz w:val="28"/>
+          <w:szCs w:val="28"/>
+        </w:rPr>
       </w:r>
       <w:r>
         <w:rPr>
@@ -3488,7 +4014,7 @@
     </w:p>
     <w:p>
       <w:pPr>
-        <w:pStyle w:val="937"/>
+        <w:pStyle w:val="941"/>
         <w:pBdr/>
         <w:spacing/>
         <w:ind/>
@@ -3505,6 +4031,12 @@
           <w:szCs w:val="28"/>
         </w:rPr>
         <w:t xml:space="preserve">через аккаунт Google или другой OAuth-провайдер (22%);</w:t>
+      </w:r>
+      <w:r>
+        <w:rPr>
+          <w:sz w:val="28"/>
+          <w:szCs w:val="28"/>
+        </w:rPr>
       </w:r>
       <w:r>
         <w:rPr>
@@ -3515,7 +4047,7 @@
     </w:p>
     <w:p>
       <w:pPr>
-        <w:pStyle w:val="937"/>
+        <w:pStyle w:val="941"/>
         <w:pBdr/>
         <w:spacing/>
         <w:ind/>
@@ -3532,6 +4064,12 @@
           <w:szCs w:val="28"/>
         </w:rPr>
         <w:t xml:space="preserve">по номеру телефона и SMS-коду (10%).</w:t>
+      </w:r>
+      <w:r>
+        <w:rPr>
+          <w:sz w:val="28"/>
+          <w:szCs w:val="28"/>
+        </w:rPr>
       </w:r>
       <w:r>
         <w:rPr>
@@ -3565,6 +4103,12 @@
           <w:szCs w:val="28"/>
         </w:rPr>
       </w:r>
+      <w:r>
+        <w:rPr>
+          <w:sz w:val="28"/>
+          <w:szCs w:val="28"/>
+        </w:rPr>
+      </w:r>
     </w:p>
     <w:p>
       <w:pPr>
@@ -3591,10 +4135,16 @@
           <w:szCs w:val="28"/>
         </w:rPr>
       </w:r>
+      <w:r>
+        <w:rPr>
+          <w:sz w:val="28"/>
+          <w:szCs w:val="28"/>
+        </w:rPr>
+      </w:r>
     </w:p>
     <w:p>
       <w:pPr>
-        <w:pStyle w:val="937"/>
+        <w:pStyle w:val="941"/>
         <w:pBdr/>
         <w:spacing/>
         <w:ind/>
@@ -3611,6 +4161,12 @@
           <w:szCs w:val="28"/>
         </w:rPr>
         <w:t xml:space="preserve">до 1 секунды (15%);</w:t>
+      </w:r>
+      <w:r>
+        <w:rPr>
+          <w:sz w:val="28"/>
+          <w:szCs w:val="28"/>
+        </w:rPr>
       </w:r>
       <w:r>
         <w:rPr>
@@ -3621,7 +4177,7 @@
     </w:p>
     <w:p>
       <w:pPr>
-        <w:pStyle w:val="937"/>
+        <w:pStyle w:val="941"/>
         <w:pBdr/>
         <w:spacing/>
         <w:ind/>
@@ -3638,6 +4194,12 @@
           <w:szCs w:val="28"/>
         </w:rPr>
         <w:t xml:space="preserve">1–2 секунды (55%);</w:t>
+      </w:r>
+      <w:r>
+        <w:rPr>
+          <w:sz w:val="28"/>
+          <w:szCs w:val="28"/>
+        </w:rPr>
       </w:r>
       <w:r>
         <w:rPr>
@@ -3648,7 +4210,7 @@
     </w:p>
     <w:p>
       <w:pPr>
-        <w:pStyle w:val="937"/>
+        <w:pStyle w:val="941"/>
         <w:pBdr/>
         <w:spacing/>
         <w:ind/>
@@ -3665,6 +4227,12 @@
           <w:szCs w:val="28"/>
         </w:rPr>
         <w:t xml:space="preserve">2–3 секунды (25%);</w:t>
+      </w:r>
+      <w:r>
+        <w:rPr>
+          <w:sz w:val="28"/>
+          <w:szCs w:val="28"/>
+        </w:rPr>
       </w:r>
       <w:r>
         <w:rPr>
@@ -3675,7 +4243,7 @@
     </w:p>
     <w:p>
       <w:pPr>
-        <w:pStyle w:val="937"/>
+        <w:pStyle w:val="941"/>
         <w:pBdr/>
         <w:spacing/>
         <w:ind/>
@@ -3692,6 +4260,12 @@
           <w:szCs w:val="28"/>
         </w:rPr>
         <w:t xml:space="preserve">более 3 секунд (5%).</w:t>
+      </w:r>
+      <w:r>
+        <w:rPr>
+          <w:sz w:val="28"/>
+          <w:szCs w:val="28"/>
+        </w:rPr>
       </w:r>
       <w:r>
         <w:rPr>
@@ -3725,6 +4299,12 @@
           <w:szCs w:val="28"/>
         </w:rPr>
       </w:r>
+      <w:r>
+        <w:rPr>
+          <w:sz w:val="28"/>
+          <w:szCs w:val="28"/>
+        </w:rPr>
+      </w:r>
     </w:p>
     <w:p>
       <w:pPr>
@@ -3751,10 +4331,16 @@
           <w:szCs w:val="28"/>
         </w:rPr>
       </w:r>
+      <w:r>
+        <w:rPr>
+          <w:sz w:val="28"/>
+          <w:szCs w:val="28"/>
+        </w:rPr>
+      </w:r>
     </w:p>
     <w:p>
       <w:pPr>
-        <w:pStyle w:val="937"/>
+        <w:pStyle w:val="941"/>
         <w:pBdr/>
         <w:spacing/>
         <w:ind/>
@@ -3771,6 +4357,12 @@
           <w:szCs w:val="28"/>
         </w:rPr>
         <w:t xml:space="preserve">создание и редактирование текстовых заметок (78%);</w:t>
+      </w:r>
+      <w:r>
+        <w:rPr>
+          <w:sz w:val="28"/>
+          <w:szCs w:val="28"/>
+        </w:rPr>
       </w:r>
       <w:r>
         <w:rPr>
@@ -3781,7 +4373,7 @@
     </w:p>
     <w:p>
       <w:pPr>
-        <w:pStyle w:val="937"/>
+        <w:pStyle w:val="941"/>
         <w:pBdr/>
         <w:spacing/>
         <w:ind/>
@@ -3798,6 +4390,12 @@
           <w:szCs w:val="28"/>
         </w:rPr>
         <w:t xml:space="preserve">поиск по заголовку или тексту (62%);</w:t>
+      </w:r>
+      <w:r>
+        <w:rPr>
+          <w:sz w:val="28"/>
+          <w:szCs w:val="28"/>
+        </w:rPr>
       </w:r>
       <w:r>
         <w:rPr>
@@ -3808,7 +4406,7 @@
     </w:p>
     <w:p>
       <w:pPr>
-        <w:pStyle w:val="937"/>
+        <w:pStyle w:val="941"/>
         <w:pBdr/>
         <w:spacing/>
         <w:ind/>
@@ -3825,6 +4423,12 @@
           <w:szCs w:val="28"/>
         </w:rPr>
         <w:t xml:space="preserve">удаление заметок (54%);</w:t>
+      </w:r>
+      <w:r>
+        <w:rPr>
+          <w:sz w:val="28"/>
+          <w:szCs w:val="28"/>
+        </w:rPr>
       </w:r>
       <w:r>
         <w:rPr>
@@ -3835,7 +4439,7 @@
     </w:p>
     <w:p>
       <w:pPr>
-        <w:pStyle w:val="937"/>
+        <w:pStyle w:val="941"/>
         <w:pBdr/>
         <w:spacing/>
         <w:ind/>
@@ -3852,6 +4456,12 @@
           <w:szCs w:val="28"/>
         </w:rPr>
         <w:t xml:space="preserve">сортировка по дате изменения (41%);</w:t>
+      </w:r>
+      <w:r>
+        <w:rPr>
+          <w:sz w:val="28"/>
+          <w:szCs w:val="28"/>
+        </w:rPr>
       </w:r>
       <w:r>
         <w:rPr>
@@ -3862,7 +4472,7 @@
     </w:p>
     <w:p>
       <w:pPr>
-        <w:pStyle w:val="937"/>
+        <w:pStyle w:val="941"/>
         <w:pBdr/>
         <w:spacing/>
         <w:ind/>
@@ -3879,6 +4489,12 @@
           <w:szCs w:val="28"/>
         </w:rPr>
         <w:t xml:space="preserve">теги и категории (29%);</w:t>
+      </w:r>
+      <w:r>
+        <w:rPr>
+          <w:sz w:val="28"/>
+          <w:szCs w:val="28"/>
+        </w:rPr>
       </w:r>
       <w:r>
         <w:rPr>
@@ -3889,7 +4505,7 @@
     </w:p>
     <w:p>
       <w:pPr>
-        <w:pStyle w:val="937"/>
+        <w:pStyle w:val="941"/>
         <w:pBdr/>
         <w:spacing/>
         <w:ind/>
@@ -3906,6 +4522,12 @@
           <w:szCs w:val="28"/>
         </w:rPr>
         <w:t xml:space="preserve">прикрепление файлов и изображений (18%).</w:t>
+      </w:r>
+      <w:r>
+        <w:rPr>
+          <w:sz w:val="28"/>
+          <w:szCs w:val="28"/>
+        </w:rPr>
       </w:r>
       <w:r>
         <w:rPr>
@@ -3939,6 +4561,12 @@
           <w:szCs w:val="28"/>
         </w:rPr>
       </w:r>
+      <w:r>
+        <w:rPr>
+          <w:sz w:val="28"/>
+          <w:szCs w:val="28"/>
+        </w:rPr>
+      </w:r>
     </w:p>
     <w:p>
       <w:pPr>
@@ -3965,10 +4593,16 @@
           <w:szCs w:val="28"/>
         </w:rPr>
       </w:r>
+      <w:r>
+        <w:rPr>
+          <w:sz w:val="28"/>
+          <w:szCs w:val="28"/>
+        </w:rPr>
+      </w:r>
     </w:p>
     <w:p>
       <w:pPr>
-        <w:pStyle w:val="937"/>
+        <w:pStyle w:val="941"/>
         <w:pBdr/>
         <w:spacing/>
         <w:ind/>
@@ -3985,6 +4619,12 @@
           <w:szCs w:val="28"/>
         </w:rPr>
         <w:t xml:space="preserve">удобно, использовал бы (45%);</w:t>
+      </w:r>
+      <w:r>
+        <w:rPr>
+          <w:sz w:val="28"/>
+          <w:szCs w:val="28"/>
+        </w:rPr>
       </w:r>
       <w:r>
         <w:rPr>
@@ -3995,7 +4635,7 @@
     </w:p>
     <w:p>
       <w:pPr>
-        <w:pStyle w:val="937"/>
+        <w:pStyle w:val="941"/>
         <w:pBdr/>
         <w:spacing/>
         <w:ind/>
@@ -4012,6 +4652,12 @@
           <w:szCs w:val="28"/>
         </w:rPr>
         <w:t xml:space="preserve">не нужно, предпочитаю пароль (40%);</w:t>
+      </w:r>
+      <w:r>
+        <w:rPr>
+          <w:sz w:val="28"/>
+          <w:szCs w:val="28"/>
+        </w:rPr>
       </w:r>
       <w:r>
         <w:rPr>
@@ -4022,7 +4668,7 @@
     </w:p>
     <w:p>
       <w:pPr>
-        <w:pStyle w:val="937"/>
+        <w:pStyle w:val="941"/>
         <w:pBdr/>
         <w:spacing/>
         <w:ind/>
@@ -4039,6 +4685,12 @@
           <w:szCs w:val="28"/>
         </w:rPr>
         <w:t xml:space="preserve">мне всё равно (15%).</w:t>
+      </w:r>
+      <w:r>
+        <w:rPr>
+          <w:sz w:val="28"/>
+          <w:szCs w:val="28"/>
+        </w:rPr>
       </w:r>
       <w:r>
         <w:rPr>
@@ -4072,6 +4724,12 @@
           <w:szCs w:val="28"/>
         </w:rPr>
       </w:r>
+      <w:r>
+        <w:rPr>
+          <w:sz w:val="28"/>
+          <w:szCs w:val="28"/>
+        </w:rPr>
+      </w:r>
     </w:p>
     <w:p>
       <w:pPr>
@@ -4098,10 +4756,16 @@
           <w:szCs w:val="28"/>
         </w:rPr>
       </w:r>
+      <w:r>
+        <w:rPr>
+          <w:sz w:val="28"/>
+          <w:szCs w:val="28"/>
+        </w:rPr>
+      </w:r>
     </w:p>
     <w:p>
       <w:pPr>
-        <w:pStyle w:val="937"/>
+        <w:pStyle w:val="941"/>
         <w:pBdr/>
         <w:spacing/>
         <w:ind/>
@@ -4118,6 +4782,12 @@
           <w:szCs w:val="28"/>
         </w:rPr>
         <w:t xml:space="preserve">нет, только бесплатный вариант (52%);</w:t>
+      </w:r>
+      <w:r>
+        <w:rPr>
+          <w:sz w:val="28"/>
+          <w:szCs w:val="28"/>
+        </w:rPr>
       </w:r>
       <w:r>
         <w:rPr>
@@ -4128,7 +4798,7 @@
     </w:p>
     <w:p>
       <w:pPr>
-        <w:pStyle w:val="937"/>
+        <w:pStyle w:val="941"/>
         <w:pBdr/>
         <w:spacing/>
         <w:ind/>
@@ -4145,6 +4815,12 @@
           <w:szCs w:val="28"/>
         </w:rPr>
         <w:t xml:space="preserve">да, до 150 рублей в месяц (31%);</w:t>
+      </w:r>
+      <w:r>
+        <w:rPr>
+          <w:sz w:val="28"/>
+          <w:szCs w:val="28"/>
+        </w:rPr>
       </w:r>
       <w:r>
         <w:rPr>
@@ -4155,7 +4831,7 @@
     </w:p>
     <w:p>
       <w:pPr>
-        <w:pStyle w:val="937"/>
+        <w:pStyle w:val="941"/>
         <w:pBdr/>
         <w:spacing/>
         <w:ind/>
@@ -4172,6 +4848,12 @@
           <w:szCs w:val="28"/>
         </w:rPr>
         <w:t xml:space="preserve">да, до 300 рублей в месяц (12%);</w:t>
+      </w:r>
+      <w:r>
+        <w:rPr>
+          <w:sz w:val="28"/>
+          <w:szCs w:val="28"/>
+        </w:rPr>
       </w:r>
       <w:r>
         <w:rPr>
@@ -4182,7 +4864,7 @@
     </w:p>
     <w:p>
       <w:pPr>
-        <w:pStyle w:val="937"/>
+        <w:pStyle w:val="941"/>
         <w:pBdr/>
         <w:spacing/>
         <w:ind/>
@@ -4199,6 +4881,12 @@
           <w:szCs w:val="28"/>
         </w:rPr>
         <w:t xml:space="preserve">готов платить больше, если функционал того стоит (5%).</w:t>
+      </w:r>
+      <w:r>
+        <w:rPr>
+          <w:sz w:val="28"/>
+          <w:szCs w:val="28"/>
+        </w:rPr>
       </w:r>
       <w:r>
         <w:rPr>
@@ -4232,6 +4920,12 @@
           <w:szCs w:val="28"/>
         </w:rPr>
       </w:r>
+      <w:r>
+        <w:rPr>
+          <w:sz w:val="28"/>
+          <w:szCs w:val="28"/>
+        </w:rPr>
+      </w:r>
     </w:p>
     <w:p>
       <w:pPr>
@@ -4258,10 +4952,16 @@
           <w:szCs w:val="28"/>
         </w:rPr>
       </w:r>
+      <w:r>
+        <w:rPr>
+          <w:sz w:val="28"/>
+          <w:szCs w:val="28"/>
+        </w:rPr>
+      </w:r>
     </w:p>
     <w:p>
       <w:pPr>
-        <w:pStyle w:val="937"/>
+        <w:pStyle w:val="941"/>
         <w:pBdr/>
         <w:spacing/>
         <w:ind/>
@@ -4278,6 +4978,12 @@
           <w:szCs w:val="28"/>
         </w:rPr>
         <w:t xml:space="preserve">ухожу, если не разобрался за 30–60 секунд (58%);</w:t>
+      </w:r>
+      <w:r>
+        <w:rPr>
+          <w:sz w:val="28"/>
+          <w:szCs w:val="28"/>
+        </w:rPr>
       </w:r>
       <w:r>
         <w:rPr>
@@ -4288,7 +4994,7 @@
     </w:p>
     <w:p>
       <w:pPr>
-        <w:pStyle w:val="937"/>
+        <w:pStyle w:val="941"/>
         <w:pBdr/>
         <w:spacing/>
         <w:ind/>
@@ -4305,6 +5011,12 @@
           <w:szCs w:val="28"/>
         </w:rPr>
         <w:t xml:space="preserve">ухожу, если не разобрался за 1–2 минуты (32%);</w:t>
+      </w:r>
+      <w:r>
+        <w:rPr>
+          <w:sz w:val="28"/>
+          <w:szCs w:val="28"/>
+        </w:rPr>
       </w:r>
       <w:r>
         <w:rPr>
@@ -4315,7 +5027,7 @@
     </w:p>
     <w:p>
       <w:pPr>
-        <w:pStyle w:val="937"/>
+        <w:pStyle w:val="941"/>
         <w:pBdr/>
         <w:spacing/>
         <w:ind/>
@@ -4332,6 +5044,12 @@
           <w:szCs w:val="28"/>
         </w:rPr>
         <w:t xml:space="preserve">готов изучать интерфейс дольше двух минут (10%).</w:t>
+      </w:r>
+      <w:r>
+        <w:rPr>
+          <w:sz w:val="28"/>
+          <w:szCs w:val="28"/>
+        </w:rPr>
       </w:r>
       <w:r>
         <w:rPr>
@@ -4342,7 +5060,7 @@
     </w:p>
     <w:p>
       <w:pPr>
-        <w:pStyle w:val="930"/>
+        <w:pStyle w:val="934"/>
         <w:numPr>
           <w:ilvl w:val="1"/>
           <w:numId w:val="6"/>
@@ -4366,6 +5084,7 @@
       </w:r>
       <w:bookmarkEnd w:id="9"/>
       <w:r/>
+      <w:r/>
     </w:p>
     <w:p>
       <w:pPr>
@@ -4381,13 +5100,21 @@
           <w:sz w:val="28"/>
           <w:szCs w:val="28"/>
         </w:rPr>
-        <w:t>В качестве заказчика системы выступает индивидуальный предприниматель Серебряков А.В. – владелец небольшой IT-компании, планирующий запустить публичный сервис заметок для частных пользователей. На основании проведённых интервью сформированы следующие бизнес-требования:</w:t>
+        <w:t xml:space="preserve">В качестве за</w:t>
+      </w:r>
+      <w:r>
+        <w:rPr>
+          <w:rFonts w:ascii="Times New Roman" w:hAnsi="Times New Roman" w:eastAsia="Times New Roman" w:cs="Times New Roman"/>
+          <w:sz w:val="28"/>
+          <w:szCs w:val="28"/>
+        </w:rPr>
+        <w:t xml:space="preserve">казчика системы выступает индивидуальный предприниматель Серебряков А.В. – владелец небольшой IT-компании, планирующий запустить публичный сервис заметок для частных пользователей. На основании проведённых интервью сформированы следующие бизнес-требования:</w:t>
       </w:r>
       <w:r/>
     </w:p>
     <w:p>
       <w:pPr>
-        <w:pStyle w:val="937"/>
+        <w:pStyle w:val="941"/>
         <w:pBdr/>
         <w:spacing w:after="0" w:before="0" w:line="360" w:lineRule="auto"/>
         <w:ind w:right="0" w:firstLine="720" w:left="0"/>
@@ -4406,7 +5133,7 @@
     </w:p>
     <w:p>
       <w:pPr>
-        <w:pStyle w:val="937"/>
+        <w:pStyle w:val="941"/>
         <w:pBdr/>
         <w:spacing w:after="0" w:before="0" w:line="360" w:lineRule="auto"/>
         <w:ind w:right="0" w:firstLine="720" w:left="0"/>
@@ -4425,7 +5152,7 @@
     </w:p>
     <w:p>
       <w:pPr>
-        <w:pStyle w:val="937"/>
+        <w:pStyle w:val="941"/>
         <w:pBdr/>
         <w:spacing w:after="0" w:before="0" w:line="360" w:lineRule="auto"/>
         <w:ind w:right="0" w:firstLine="720" w:left="0"/>
@@ -4444,7 +5171,7 @@
     </w:p>
     <w:p>
       <w:pPr>
-        <w:pStyle w:val="937"/>
+        <w:pStyle w:val="941"/>
         <w:pBdr/>
         <w:spacing w:after="0" w:before="0" w:line="360" w:lineRule="auto"/>
         <w:ind w:right="0" w:firstLine="720" w:left="0"/>
@@ -4463,7 +5190,7 @@
     </w:p>
     <w:p>
       <w:pPr>
-        <w:pStyle w:val="937"/>
+        <w:pStyle w:val="941"/>
         <w:pBdr/>
         <w:spacing w:after="0" w:before="0" w:line="360" w:lineRule="auto"/>
         <w:ind w:right="0" w:firstLine="720" w:left="0"/>
@@ -4482,7 +5209,7 @@
     </w:p>
     <w:p>
       <w:pPr>
-        <w:pStyle w:val="930"/>
+        <w:pStyle w:val="934"/>
         <w:numPr>
           <w:ilvl w:val="1"/>
           <w:numId w:val="6"/>
@@ -4517,6 +5244,7 @@
       </w:r>
       <w:bookmarkEnd w:id="10"/>
       <w:r/>
+      <w:r/>
     </w:p>
     <w:p>
       <w:pPr>
@@ -4538,7 +5266,7 @@
     </w:p>
     <w:p>
       <w:pPr>
-        <w:pStyle w:val="937"/>
+        <w:pStyle w:val="941"/>
         <w:pBdr/>
         <w:spacing w:after="0" w:before="0" w:line="360" w:lineRule="auto"/>
         <w:ind w:right="0" w:firstLine="720" w:left="0"/>
@@ -4557,7 +5285,7 @@
     </w:p>
     <w:p>
       <w:pPr>
-        <w:pStyle w:val="937"/>
+        <w:pStyle w:val="941"/>
         <w:pBdr/>
         <w:spacing w:after="0" w:before="0" w:line="360" w:lineRule="auto"/>
         <w:ind w:right="0" w:firstLine="720" w:left="0"/>
@@ -4576,7 +5304,7 @@
     </w:p>
     <w:p>
       <w:pPr>
-        <w:pStyle w:val="937"/>
+        <w:pStyle w:val="941"/>
         <w:pBdr/>
         <w:spacing w:after="0" w:before="0" w:line="360" w:lineRule="auto"/>
         <w:ind w:right="0" w:firstLine="720" w:left="0"/>
@@ -4595,7 +5323,7 @@
     </w:p>
     <w:p>
       <w:pPr>
-        <w:pStyle w:val="937"/>
+        <w:pStyle w:val="941"/>
         <w:pBdr/>
         <w:spacing w:after="0" w:before="0" w:line="360" w:lineRule="auto"/>
         <w:ind w:right="0" w:firstLine="720" w:left="0"/>
@@ -4614,7 +5342,7 @@
     </w:p>
     <w:p>
       <w:pPr>
-        <w:pStyle w:val="937"/>
+        <w:pStyle w:val="941"/>
         <w:pBdr/>
         <w:spacing w:after="0" w:before="0" w:line="360" w:lineRule="auto"/>
         <w:ind w:right="0" w:firstLine="720" w:left="0"/>
@@ -4633,7 +5361,7 @@
     </w:p>
     <w:p>
       <w:pPr>
-        <w:pStyle w:val="937"/>
+        <w:pStyle w:val="941"/>
         <w:pBdr/>
         <w:spacing w:after="0" w:before="0" w:line="360" w:lineRule="auto"/>
         <w:ind w:right="0" w:firstLine="720" w:left="0"/>
@@ -4652,7 +5380,7 @@
     </w:p>
     <w:p>
       <w:pPr>
-        <w:pStyle w:val="937"/>
+        <w:pStyle w:val="941"/>
         <w:pBdr/>
         <w:spacing w:after="0" w:before="0" w:line="360" w:lineRule="auto"/>
         <w:ind w:right="0" w:firstLine="720" w:left="0"/>
@@ -4671,7 +5399,7 @@
     </w:p>
     <w:p>
       <w:pPr>
-        <w:pStyle w:val="937"/>
+        <w:pStyle w:val="941"/>
         <w:pBdr/>
         <w:spacing w:after="0" w:before="0" w:line="360" w:lineRule="auto"/>
         <w:ind w:right="0" w:firstLine="720" w:left="0"/>
@@ -4690,7 +5418,7 @@
     </w:p>
     <w:p>
       <w:pPr>
-        <w:pStyle w:val="930"/>
+        <w:pStyle w:val="934"/>
         <w:numPr>
           <w:ilvl w:val="1"/>
           <w:numId w:val="6"/>
@@ -4714,6 +5442,7 @@
       </w:r>
       <w:bookmarkEnd w:id="11"/>
       <w:r/>
+      <w:r/>
     </w:p>
     <w:p>
       <w:pPr>
@@ -4735,7 +5464,7 @@
     </w:p>
     <w:p>
       <w:pPr>
-        <w:pStyle w:val="937"/>
+        <w:pStyle w:val="941"/>
         <w:pBdr/>
         <w:spacing w:after="0" w:before="0" w:line="360" w:lineRule="auto"/>
         <w:ind w:right="0" w:firstLine="720" w:left="0"/>
@@ -4754,7 +5483,7 @@
     </w:p>
     <w:p>
       <w:pPr>
-        <w:pStyle w:val="937"/>
+        <w:pStyle w:val="941"/>
         <w:pBdr/>
         <w:spacing w:after="0" w:before="0" w:line="360" w:lineRule="auto"/>
         <w:ind w:right="0" w:firstLine="720" w:left="0"/>
@@ -4773,7 +5502,7 @@
     </w:p>
     <w:p>
       <w:pPr>
-        <w:pStyle w:val="937"/>
+        <w:pStyle w:val="941"/>
         <w:pBdr/>
         <w:spacing w:after="0" w:before="0" w:line="360" w:lineRule="auto"/>
         <w:ind w:right="0" w:firstLine="720" w:left="0"/>
@@ -4792,7 +5521,7 @@
     </w:p>
     <w:p>
       <w:pPr>
-        <w:pStyle w:val="937"/>
+        <w:pStyle w:val="941"/>
         <w:pBdr/>
         <w:spacing w:after="0" w:before="0" w:line="360" w:lineRule="auto"/>
         <w:ind w:right="0" w:firstLine="720" w:left="0"/>
@@ -4811,7 +5540,7 @@
     </w:p>
     <w:p>
       <w:pPr>
-        <w:pStyle w:val="937"/>
+        <w:pStyle w:val="941"/>
         <w:pBdr/>
         <w:spacing w:after="0" w:before="0" w:line="360" w:lineRule="auto"/>
         <w:ind w:right="0" w:firstLine="720" w:left="0"/>
@@ -4830,7 +5559,7 @@
     </w:p>
     <w:p>
       <w:pPr>
-        <w:pStyle w:val="937"/>
+        <w:pStyle w:val="941"/>
         <w:pBdr/>
         <w:spacing w:after="0" w:before="0" w:line="360" w:lineRule="auto"/>
         <w:ind w:right="0" w:firstLine="720" w:left="0"/>
@@ -4849,7 +5578,7 @@
     </w:p>
     <w:p>
       <w:pPr>
-        <w:pStyle w:val="937"/>
+        <w:pStyle w:val="941"/>
         <w:pBdr/>
         <w:spacing w:after="0" w:before="0" w:line="360" w:lineRule="auto"/>
         <w:ind w:right="0" w:firstLine="720" w:left="0"/>
@@ -4868,7 +5597,7 @@
     </w:p>
     <w:p>
       <w:pPr>
-        <w:pStyle w:val="937"/>
+        <w:pStyle w:val="941"/>
         <w:pBdr/>
         <w:spacing w:after="0" w:before="0" w:line="360" w:lineRule="auto"/>
         <w:ind w:right="0" w:firstLine="720" w:left="0"/>
@@ -4887,7 +5616,7 @@
     </w:p>
     <w:p>
       <w:pPr>
-        <w:pStyle w:val="937"/>
+        <w:pStyle w:val="941"/>
         <w:pBdr/>
         <w:spacing w:after="0" w:before="0" w:line="360" w:lineRule="auto"/>
         <w:ind w:right="0" w:firstLine="720" w:left="0"/>
@@ -4906,7 +5635,7 @@
     </w:p>
     <w:p>
       <w:pPr>
-        <w:pStyle w:val="937"/>
+        <w:pStyle w:val="941"/>
         <w:pBdr/>
         <w:spacing w:after="0" w:before="0" w:line="360" w:lineRule="auto"/>
         <w:ind w:right="0" w:firstLine="720" w:left="0"/>
@@ -4925,7 +5654,7 @@
     </w:p>
     <w:p>
       <w:pPr>
-        <w:pStyle w:val="937"/>
+        <w:pStyle w:val="941"/>
         <w:pBdr/>
         <w:spacing w:after="0" w:before="0" w:line="360" w:lineRule="auto"/>
         <w:ind w:right="0" w:firstLine="720" w:left="0"/>
@@ -4944,7 +5673,7 @@
     </w:p>
     <w:p>
       <w:pPr>
-        <w:pStyle w:val="937"/>
+        <w:pStyle w:val="941"/>
         <w:pBdr/>
         <w:spacing w:after="0" w:before="0" w:line="360" w:lineRule="auto"/>
         <w:ind w:right="0" w:firstLine="720" w:left="0"/>
@@ -4963,7 +5692,7 @@
     </w:p>
     <w:p>
       <w:pPr>
-        <w:pStyle w:val="930"/>
+        <w:pStyle w:val="934"/>
         <w:numPr>
           <w:ilvl w:val="1"/>
           <w:numId w:val="6"/>
@@ -4987,6 +5716,7 @@
       </w:r>
       <w:bookmarkEnd w:id="12"/>
       <w:r/>
+      <w:r/>
     </w:p>
     <w:p>
       <w:pPr>
@@ -5008,7 +5738,7 @@
     </w:p>
     <w:p>
       <w:pPr>
-        <w:pStyle w:val="937"/>
+        <w:pStyle w:val="941"/>
         <w:pBdr/>
         <w:spacing w:after="0" w:before="0" w:line="360" w:lineRule="auto"/>
         <w:ind w:right="0" w:firstLine="720" w:left="0"/>
@@ -5048,7 +5778,7 @@
           <w:szCs w:val="28"/>
           <w:lang w:val="ru-RU"/>
         </w:rPr>
-        <w:t>часа простоя в месяц)</w:t>
+        <w:t xml:space="preserve">часа простоя в месяц)</w:t>
       </w:r>
       <w:r>
         <w:rPr>
@@ -5062,7 +5792,7 @@
     </w:p>
     <w:p>
       <w:pPr>
-        <w:pStyle w:val="937"/>
+        <w:pStyle w:val="941"/>
         <w:pBdr/>
         <w:spacing w:after="0" w:before="0" w:line="360" w:lineRule="auto"/>
         <w:ind w:right="0" w:firstLine="720" w:left="0"/>
@@ -5081,7 +5811,7 @@
     </w:p>
     <w:p>
       <w:pPr>
-        <w:pStyle w:val="937"/>
+        <w:pStyle w:val="941"/>
         <w:pBdr/>
         <w:spacing w:after="0" w:before="0" w:line="360" w:lineRule="auto"/>
         <w:ind w:right="0" w:firstLine="720" w:left="0"/>
@@ -5100,10 +5830,17 @@
         </w:rPr>
         <w:t xml:space="preserve">совместимость: система должна корректно работать в актуальных версиях браузеров Chrome, Firefox, Safari и Edge;</w:t>
       </w:r>
+      <w:r>
+        <w:rPr>
+          <w:rFonts w:ascii="Times New Roman" w:hAnsi="Times New Roman" w:eastAsia="Times New Roman" w:cs="Times New Roman"/>
+          <w:sz w:val="28"/>
+          <w:szCs w:val="28"/>
+        </w:rPr>
+      </w:r>
     </w:p>
     <w:p>
       <w:pPr>
-        <w:pStyle w:val="930"/>
+        <w:pStyle w:val="934"/>
         <w:pBdr/>
         <w:spacing/>
         <w:ind/>
@@ -5211,7 +5948,15 @@
           <w:sz w:val="28"/>
           <w:szCs w:val="28"/>
         </w:rPr>
-        <w:t>Разрабатывается веб-приложение NewNote – минималистичный сервис для создания и хранения текстовых заметок. Основные функциональные домены системы: управление пользователями (регистрация, аутентификация по e-mail и SMS), управление заметками (создание, просмотр, редактирование, удаление, поиск). Команда разработки: 1 разработчик. Срок разработки: один учебный семестр. Ожидаемая нагрузка на этапе MVP – не более 100 одновременных пользователей.</w:t>
+        <w:t xml:space="preserve">Разрабатывается веб-приложение NewNote – минималистичный сервис для создания и хранения текстовых заметок. Основные функциональные домены системы: управление пользователями (регистрация, ау</w:t>
+      </w:r>
+      <w:r>
+        <w:rPr>
+          <w:rFonts w:ascii="Times New Roman" w:hAnsi="Times New Roman" w:eastAsia="Times New Roman" w:cs="Times New Roman"/>
+          <w:sz w:val="28"/>
+          <w:szCs w:val="28"/>
+        </w:rPr>
+        <w:t xml:space="preserve">тентификация по e-mail и SMS), управление заметками (создание, просмотр, редактирование, удаление, поиск). Команда разработки: 1 разработчик. Срок разработки: один учебный семестр. Ожидаемая нагрузка на этапе MVP – не более 100 одновременных пользователей.</w:t>
       </w:r>
       <w:r/>
     </w:p>
@@ -5327,7 +6072,7 @@
           <w:sz w:val="28"/>
           <w:szCs w:val="28"/>
         </w:rPr>
-        <w:t>infrasturecutre.</w:t>
+        <w:t xml:space="preserve">infrasturecutre.</w:t>
       </w:r>
       <w:r>
         <w:rPr>
@@ -5450,7 +6195,7 @@
         <w:rPr>
           <w:lang w:val="ru-RU"/>
         </w:rPr>
-        <w:t>– связывание домена и инраструктуры и вызов бизнес логики</w:t>
+        <w:t xml:space="preserve">– связывание домена и инраструктуры и вызов бизнес логики</w:t>
       </w:r>
       <w:r>
         <w:rPr>
@@ -5542,7 +6287,7 @@
     </w:p>
     <w:p>
       <w:pPr>
-        <w:pStyle w:val="937"/>
+        <w:pStyle w:val="941"/>
         <w:pBdr/>
         <w:spacing/>
         <w:ind/>
@@ -5560,7 +6305,7 @@
     </w:p>
     <w:p>
       <w:pPr>
-        <w:pStyle w:val="937"/>
+        <w:pStyle w:val="941"/>
         <w:pBdr/>
         <w:spacing/>
         <w:ind/>
@@ -5600,7 +6345,7 @@
     </w:p>
     <w:p>
       <w:pPr>
-        <w:pStyle w:val="937"/>
+        <w:pStyle w:val="941"/>
         <w:pBdr/>
         <w:spacing/>
         <w:ind/>
@@ -5618,7 +6363,7 @@
     </w:p>
     <w:p>
       <w:pPr>
-        <w:pStyle w:val="937"/>
+        <w:pStyle w:val="941"/>
         <w:pBdr/>
         <w:spacing/>
         <w:ind/>
@@ -5653,7 +6398,7 @@
     </w:p>
     <w:p>
       <w:pPr>
-        <w:pStyle w:val="937"/>
+        <w:pStyle w:val="941"/>
         <w:pBdr/>
         <w:spacing/>
         <w:ind/>
@@ -5671,7 +6416,7 @@
     </w:p>
     <w:p>
       <w:pPr>
-        <w:pStyle w:val="937"/>
+        <w:pStyle w:val="941"/>
         <w:pBdr/>
         <w:spacing/>
         <w:ind/>
@@ -5689,7 +6434,7 @@
     </w:p>
     <w:p>
       <w:pPr>
-        <w:pStyle w:val="937"/>
+        <w:pStyle w:val="941"/>
         <w:pBdr/>
         <w:spacing/>
         <w:ind/>
@@ -5744,7 +6489,23 @@
           <w:sz w:val="28"/>
           <w:szCs w:val="28"/>
         </w:rPr>
-        <w:t>Микросервисная архитектура была отклонена по следующим причинам: ожидаемая нагрузка не оправдывает затраты на DevOps-инфраструктуру (оркестрация, service mesh, распределённые транзакции); малый размер команды и учебные сроки делают порог входа неприемлемым. Событийно-ориентированная архитектура избыточна для простого CRUD-приложения без асинхронных бизнес-процессов. SOA неприменима, так как система не интегрируется со сторонними сервисами через общую шину.</w:t>
+        <w:t xml:space="preserve">Микросервисная архитектура была отклонена по следующим причинам: ожидаемая нагрузка не оправдывает затраты на DevOps-инфраструктуру (оркестрация, service mesh, распределённые транзакции); малый размер ком</w:t>
+      </w:r>
+      <w:r>
+        <w:rPr>
+          <w:rFonts w:ascii="Times New Roman" w:hAnsi="Times New Roman" w:eastAsia="Times New Roman" w:cs="Times New Roman"/>
+          <w:sz w:val="28"/>
+          <w:szCs w:val="28"/>
+        </w:rPr>
+        <w:t xml:space="preserve">анды и учебные сроки делают порог входа неприемлемым. Событийно-ориентированная архитектура избыточна для простого CRUD-приложения без асинхронных бизнес-процессов. SOA неприменима, так как система не интегрируется со сторонними сервисами через общую шину.</w:t>
+      </w:r>
+      <w:r>
+        <w:rPr>
+          <w:rFonts w:ascii="Times New Roman" w:hAnsi="Times New Roman" w:eastAsia="Times New Roman" w:cs="Times New Roman"/>
+          <w:sz w:val="28"/>
+          <w:szCs w:val="28"/>
+          <w:highlight w:val="none"/>
+        </w:rPr>
       </w:r>
       <w:r>
         <w:rPr>
@@ -5757,7 +6518,7 @@
     </w:p>
     <w:p>
       <w:pPr>
-        <w:pStyle w:val="930"/>
+        <w:pStyle w:val="934"/>
         <w:pBdr/>
         <w:spacing/>
         <w:ind/>
@@ -5789,13 +6550,21 @@
           <w:sz w:val="28"/>
           <w:szCs w:val="28"/>
         </w:rPr>
-        <w:t>Domain-Driven Design (DDD) – методология проектирования программных систем, в которой в основу архитектуры кладётся модель предметной области. Карта контекстов (Context Map) – один из стратегических артефактов DDD, который описывает все ограниченные контексты (Bounded Contexts) системы, их границы и виды взаимодействия между ними.</w:t>
+        <w:t xml:space="preserve">Domain-Driven Design (DDD) – методология проектирования программных систем, </w:t>
+      </w:r>
+      <w:r>
+        <w:rPr>
+          <w:rFonts w:ascii="Times New Roman" w:hAnsi="Times New Roman" w:eastAsia="Times New Roman" w:cs="Times New Roman"/>
+          <w:sz w:val="28"/>
+          <w:szCs w:val="28"/>
+        </w:rPr>
+        <w:t xml:space="preserve">в которой в основу архитектуры кладётся модель предметной области. Карта контекстов (Context Map) – один из стратегических артефактов DDD, который описывает все ограниченные контексты (Bounded Contexts) системы, их границы и виды взаимодействия между ними.</w:t>
       </w:r>
       <w:r/>
     </w:p>
     <w:p>
       <w:pPr>
-        <w:pStyle w:val="930"/>
+        <w:pStyle w:val="934"/>
         <w:numPr>
           <w:ilvl w:val="1"/>
           <w:numId w:val="6"/>
@@ -5849,7 +6618,15 @@
           <w:sz w:val="28"/>
           <w:szCs w:val="28"/>
         </w:rPr>
-        <w:t>Смысловое ядро (Core Domain) – Управление заметками (Note Management). Это основная бизнес-ценность системы: создание, хранение, редактирование, удаление и поиск текстовых заметок. Именно эта функциональность отличает NewNote от остальных систем и составляет конкурентное преимущество приложения. Ключевые агрегаты: Note (заметка с заголовком и текстом), NoteList (коллекция заметок пользователя с поиском).</w:t>
+        <w:t xml:space="preserve">Смысловое ядро (Core Domain) – Управление заметками (Note Management). Это основная бизнес-ценность системы: создание, хранение, редактирование, удален</w:t>
+      </w:r>
+      <w:r>
+        <w:rPr>
+          <w:rFonts w:ascii="Times New Roman" w:hAnsi="Times New Roman" w:eastAsia="Times New Roman" w:cs="Times New Roman"/>
+          <w:sz w:val="28"/>
+          <w:szCs w:val="28"/>
+        </w:rPr>
+        <w:t xml:space="preserve">ие и поиск текстовых заметок. Именно эта функциональность отличает NewNote от остальных систем и составляет конкурентное преимущество приложения. Ключевые агрегаты: Note (заметка с заголовком и текстом), NoteList (коллекция заметок пользователя с поиском).</w:t>
       </w:r>
       <w:r/>
     </w:p>
@@ -5867,7 +6644,15 @@
           <w:sz w:val="28"/>
           <w:szCs w:val="28"/>
         </w:rPr>
-        <w:t>Вспомогательная подобласть (Supporting Subdomain) – Профиль пользователя (User Profile). Хранит персональные данные учётной записи: адрес электронной почты, номер телефона, дату регистрации. Необходима для корректной работы смыслового ядра, поскольку каждая заметка привязана к конкретному пользователю. Агрегат: UserProfile.</w:t>
+        <w:t xml:space="preserve">Вспомогательная подобласть (Supporting Subdomain) – Профиль пользоват</w:t>
+      </w:r>
+      <w:r>
+        <w:rPr>
+          <w:rFonts w:ascii="Times New Roman" w:hAnsi="Times New Roman" w:eastAsia="Times New Roman" w:cs="Times New Roman"/>
+          <w:sz w:val="28"/>
+          <w:szCs w:val="28"/>
+        </w:rPr>
+        <w:t xml:space="preserve">еля (User Profile). Хранит персональные данные учётной записи: адрес электронной почты, номер телефона, дату регистрации. Необходима для корректной работы смыслового ядра, поскольку каждая заметка привязана к конкретному пользователю. Агрегат: UserProfile.</w:t>
       </w:r>
       <w:r/>
     </w:p>
@@ -5927,7 +6712,7 @@
     </w:p>
     <w:p>
       <w:pPr>
-        <w:pStyle w:val="930"/>
+        <w:pStyle w:val="934"/>
         <w:numPr>
           <w:ilvl w:val="1"/>
           <w:numId w:val="6"/>
@@ -6059,7 +6844,7 @@
     </w:p>
     <w:p>
       <w:pPr>
-        <w:pStyle w:val="930"/>
+        <w:pStyle w:val="934"/>
         <w:numPr>
           <w:ilvl w:val="1"/>
           <w:numId w:val="6"/>
@@ -6176,6 +6961,7 @@
           </mc:Fallback>
         </mc:AlternateContent>
       </w:r>
+      <w:r/>
     </w:p>
     <w:p>
       <w:pPr>
@@ -6209,13 +6995,21 @@
           <w:sz w:val="28"/>
           <w:szCs w:val="28"/>
         </w:rPr>
-        <w:t>Смысловое ядро (Note Management Context) выделено жёлтым фоном и является центральным элементом карты. Слева расположен User Identity Context (голубой), который выступает поставщиком идентификационных данных для Notes и одновременно клиентом для Notification Context (жёлтый, внизу). Справа – User Profile Context (зелёный), предоставляющий дополнительные данные профиля. Внизу слева отображён внешний по отношению ко всей системе SMS-шлюз, с которым взаимодействует Notification Context.</w:t>
+        <w:t xml:space="preserve">Смысловое ядро (Note Management Context) выделено жёлтым фоном и является центральным элементом карты. Слева расположен User Identity Context (голубой), который выступает поставщиком идентификационных данных для Notes и одновременно</w:t>
+      </w:r>
+      <w:r>
+        <w:rPr>
+          <w:rFonts w:ascii="Times New Roman" w:hAnsi="Times New Roman" w:eastAsia="Times New Roman" w:cs="Times New Roman"/>
+          <w:sz w:val="28"/>
+          <w:szCs w:val="28"/>
+        </w:rPr>
+        <w:t xml:space="preserve"> клиентом для Notification Context (жёлтый, внизу). Справа – User Profile Context (зелёный), предоставляющий дополнительные данные профиля. Внизу слева отображён внешний по отношению ко всей системе SMS-шлюз, с которым взаимодействует Notification Context.</w:t>
       </w:r>
       <w:r/>
     </w:p>
     <w:p>
       <w:pPr>
-        <w:pStyle w:val="930"/>
+        <w:pStyle w:val="934"/>
         <w:numPr>
           <w:ilvl w:val="1"/>
           <w:numId w:val="6"/>
@@ -6251,13 +7045,29 @@
           <w:sz w:val="28"/>
           <w:szCs w:val="28"/>
         </w:rPr>
-        <w:t>Нотация C4 (Context, Containers, Components, Code) – иерархическая система диаграмм для визуализации архитектуры программного обеспечения, предложенная Саймоном Брауном. Название нотации отражает четыре уровня детализации: Level 1 – диаграмма контекста (System Context), Level 2 – диаграмма контейнеров (Container), Level 3 – диаграмма компонентов (Component), Level 4 – диаграмма кода (Code). В данной работе используется уровень 1 – System Context Diagram: показывает людей и внешние системы, взаимодействующие с описываемой системой.</w:t>
+        <w:t xml:space="preserve">Нотация C4 (Context, Con</w:t>
+      </w:r>
+      <w:r>
+        <w:rPr>
+          <w:rFonts w:ascii="Times New Roman" w:hAnsi="Times New Roman" w:eastAsia="Times New Roman" w:cs="Times New Roman"/>
+          <w:sz w:val="28"/>
+          <w:szCs w:val="28"/>
+        </w:rPr>
+        <w:t xml:space="preserve">tainers, Components, Code) – иерархическая система диаграмм для визуализации архитектуры программного обеспечения, предложенная Саймоном Брауном. Название нотации отражает четыре уровня детализации: Level 1 – диаграмма контекста (System Context), Level 2 –</w:t>
+      </w:r>
+      <w:r>
+        <w:rPr>
+          <w:rFonts w:ascii="Times New Roman" w:hAnsi="Times New Roman" w:eastAsia="Times New Roman" w:cs="Times New Roman"/>
+          <w:sz w:val="28"/>
+          <w:szCs w:val="28"/>
+        </w:rPr>
+        <w:t xml:space="preserve"> диаграмма контейнеров (Container), Level 3 – диаграмма компонентов (Component), Level 4 – диаграмма кода (Code). В данной работе используется уровень 1 – System Context Diagram: показывает людей и внешние системы, взаимодействующие с описываемой системой.</w:t>
       </w:r>
       <w:r/>
     </w:p>
     <w:p>
       <w:pPr>
-        <w:pStyle w:val="930"/>
+        <w:pStyle w:val="934"/>
         <w:numPr>
           <w:ilvl w:val="1"/>
           <w:numId w:val="6"/>
@@ -6374,6 +7184,7 @@
           </mc:Fallback>
         </mc:AlternateContent>
       </w:r>
+      <w:r/>
     </w:p>
     <w:p>
       <w:pPr>
@@ -6407,13 +7218,29 @@
           <w:sz w:val="28"/>
           <w:szCs w:val="28"/>
         </w:rPr>
-        <w:t>На диаграмме присутствуют следующие элементы. Зарегистрированный пользователь (Person) – конечный пользователь системы, который после аутентификации создаёт, просматривает, редактирует, удаляет и ищет заметки. Система NewNote (Software System) – монолитное веб-приложение на Python FastAPI, реализующее CRUD-операции с заметками. REST API защищён JWT-токеном; данные сохраняются в SQLite (разработка) или PostgreSQL (продакшн). База данных (Software System, внешняя) – реляционное хранилище, с которым система взаимодействует через ORM SQLAlchemy. Веб-браузер (Software System, внешний) – клиентская часть: пользователь обращается к системе через браузер по протоколу HTTPS.</w:t>
+        <w:t xml:space="preserve">На диаграмме присутствуют следующие элементы. Зарегистрированный пользователь (Person) – конечный пользователь системы, который после аутентификации создаёт, прос</w:t>
+      </w:r>
+      <w:r>
+        <w:rPr>
+          <w:rFonts w:ascii="Times New Roman" w:hAnsi="Times New Roman" w:eastAsia="Times New Roman" w:cs="Times New Roman"/>
+          <w:sz w:val="28"/>
+          <w:szCs w:val="28"/>
+        </w:rPr>
+        <w:t xml:space="preserve">матривает, редактирует, удаляет и ищет заметки. Система NewNote (Software System) – монолитное веб-приложение на Python FastAPI, реализующее CRUD-операции с заметками. REST API защищён JWT-токеном; данные сохраняются в SQLite (разработка) или PostgreSQL (п</w:t>
+      </w:r>
+      <w:r>
+        <w:rPr>
+          <w:rFonts w:ascii="Times New Roman" w:hAnsi="Times New Roman" w:eastAsia="Times New Roman" w:cs="Times New Roman"/>
+          <w:sz w:val="28"/>
+          <w:szCs w:val="28"/>
+        </w:rPr>
+        <w:t xml:space="preserve">родакшн). База данных (Software System, внешняя) – реляционное хранилище, с которым система взаимодействует через ORM SQLAlchemy. Веб-браузер (Software System, внешний) – клиентская часть: пользователь обращается к системе через браузер по протоколу HTTPS.</w:t>
       </w:r>
       <w:r/>
     </w:p>
     <w:p>
       <w:pPr>
-        <w:pStyle w:val="930"/>
+        <w:pStyle w:val="934"/>
         <w:numPr>
           <w:ilvl w:val="1"/>
           <w:numId w:val="6"/>
@@ -6530,28 +7357,29 @@
           </mc:Fallback>
         </mc:AlternateContent>
       </w:r>
-    </w:p>
-    <w:p>
-      <w:pPr>
-        <w:pBdr/>
-        <w:spacing w:after="120" w:before="80" w:line="360" w:lineRule="auto"/>
-        <w:ind/>
-        <w:jc w:val="center"/>
-        <w:rPr/>
-      </w:pPr>
-      <w:r>
-        <w:rPr>
-          <w:rFonts w:ascii="Times New Roman" w:hAnsi="Times New Roman" w:eastAsia="Times New Roman" w:cs="Times New Roman"/>
-          <w:sz w:val="28"/>
-          <w:szCs w:val="28"/>
-        </w:rPr>
-        <w:t xml:space="preserve">Рисунок 4 – Диаграмма контекста C4 для вспомогательной подобласти (User Identity Context)</w:t>
-      </w:r>
       <w:r/>
     </w:p>
     <w:p>
       <w:pPr>
         <w:pBdr/>
+        <w:spacing w:after="120" w:before="80" w:line="360" w:lineRule="auto"/>
+        <w:ind/>
+        <w:jc w:val="center"/>
+        <w:rPr/>
+      </w:pPr>
+      <w:r>
+        <w:rPr>
+          <w:rFonts w:ascii="Times New Roman" w:hAnsi="Times New Roman" w:eastAsia="Times New Roman" w:cs="Times New Roman"/>
+          <w:sz w:val="28"/>
+          <w:szCs w:val="28"/>
+        </w:rPr>
+        <w:t xml:space="preserve">Рисунок 4 – Диаграмма контекста C4 для вспомогательной подобласти (User Identity Context)</w:t>
+      </w:r>
+      <w:r/>
+    </w:p>
+    <w:p>
+      <w:pPr>
+        <w:pBdr/>
         <w:spacing w:after="0" w:before="0" w:line="360" w:lineRule="auto"/>
         <w:ind w:firstLine="705"/>
         <w:jc w:val="both"/>
@@ -6568,7 +7396,39 @@
           <w:sz w:val="28"/>
           <w:szCs w:val="28"/>
         </w:rPr>
-        <w:t>На диаграмме присутствуют следующие элементы. Незарегистрированный пользователь (Person) – посетитель, который впервые открывает приложение. Он может зарегистрироваться по e-mail и паролю, либо запросить вход по SMS-коду. Зарегистрированный пользователь (Person) – существующий пользователь, который входит в систему по одному из двух каналов: e-mail/пароль или одноразовый SMS-код (OTP). После успешной аутентификации система выдаёт JWT-токен со сроком действия 6 часов. Система NewNote (Software System) – основная система: принимает запросы на регистрацию и аутентификацию, хэширует пароли с помощью bcrypt, управляет OTP-кодами и JWT-токенами. SMS-провайдер (External Software System) – сторонний сервис (например, Twilio или СМС.ру), через HTTPS API которого система отправляет одноразовые коды при SMS-аутентификации. SMTP-сервер (External Software System) – почтовый сервер, используемый для отправки письма с подтверждением адреса электронной почты при регистрации нового пользователя.</w:t>
+        <w:t xml:space="preserve">На диаграмме присутствуют следующие элементы. Незарегистрированный пользователь (Person) – посетитель, который впервые открывает приложение. Он может зарегистрироваться по e-mail и паролю, либо запросить вход по SMS-коду. Зар</w:t>
+      </w:r>
+      <w:r>
+        <w:rPr>
+          <w:rFonts w:ascii="Times New Roman" w:hAnsi="Times New Roman" w:eastAsia="Times New Roman" w:cs="Times New Roman"/>
+          <w:sz w:val="28"/>
+          <w:szCs w:val="28"/>
+        </w:rPr>
+        <w:t xml:space="preserve">егистрированный пользователь (Person) – существующий пользователь, который входит в систему по одному из двух каналов: e-mail/пароль или одноразовый SMS-код (OTP). После успешной аутентификации система выдаёт JWT-токен со сроком действия 6 часов. Система N</w:t>
+      </w:r>
+      <w:r>
+        <w:rPr>
+          <w:rFonts w:ascii="Times New Roman" w:hAnsi="Times New Roman" w:eastAsia="Times New Roman" w:cs="Times New Roman"/>
+          <w:sz w:val="28"/>
+          <w:szCs w:val="28"/>
+        </w:rPr>
+        <w:t xml:space="preserve">ewNote (Software System) – основная система: принимает запросы на регистрацию и аутентификацию, хэширует пароли с помощью bcrypt, управляет OTP-кодами и JWT-токенами. SMS-провайдер (External Software System) – сторонний сервис (например, Twilio или СМС.ру)</w:t>
+      </w:r>
+      <w:r>
+        <w:rPr>
+          <w:rFonts w:ascii="Times New Roman" w:hAnsi="Times New Roman" w:eastAsia="Times New Roman" w:cs="Times New Roman"/>
+          <w:sz w:val="28"/>
+          <w:szCs w:val="28"/>
+        </w:rPr>
+        <w:t xml:space="preserve">, через HTTPS API которого система отправляет одноразовые коды при SMS-аутентификации. SMTP-сервер (External Software System) – почтовый сервер, используемый для отправки письма с подтверждением адреса электронной почты при регистрации нового пользователя.</w:t>
+      </w:r>
+      <w:r>
+        <w:rPr>
+          <w:rFonts w:ascii="Times New Roman" w:hAnsi="Times New Roman" w:eastAsia="Times New Roman" w:cs="Times New Roman"/>
+          <w:sz w:val="28"/>
+          <w:szCs w:val="28"/>
+          <w:highlight w:val="none"/>
+        </w:rPr>
       </w:r>
       <w:r>
         <w:rPr>
@@ -6581,7 +7441,7 @@
     </w:p>
     <w:p>
       <w:pPr>
-        <w:pStyle w:val="930"/>
+        <w:pStyle w:val="934"/>
         <w:pBdr/>
         <w:spacing/>
         <w:ind/>
@@ -6613,13 +7473,21 @@
           <w:sz w:val="28"/>
           <w:szCs w:val="28"/>
         </w:rPr>
-        <w:t>Паттерн проектирования (Design Pattern) – типовое решение часто встречающейся задачи при проектировании программного обеспечения. Паттерны не являются конкретным кодом, а представляют собой описание подхода, который можно адаптировать под нужды конкретного проекта. В системе NewNote реализованы три паттерна: поведенческий, структурный и порождающий.</w:t>
+        <w:t xml:space="preserve">Паттерн проектирования (Design Pattern) – типовое решение часто встречающейся задачи при проект</w:t>
+      </w:r>
+      <w:r>
+        <w:rPr>
+          <w:rFonts w:ascii="Times New Roman" w:hAnsi="Times New Roman" w:eastAsia="Times New Roman" w:cs="Times New Roman"/>
+          <w:sz w:val="28"/>
+          <w:szCs w:val="28"/>
+        </w:rPr>
+        <w:t xml:space="preserve">ировании программного обеспечения. Паттерны не являются конкретным кодом, а представляют собой описание подхода, который можно адаптировать под нужды конкретного проекта. В системе NewNote реализованы три паттерна: поведенческий, структурный и порождающий.</w:t>
       </w:r>
       <w:r/>
     </w:p>
     <w:p>
       <w:pPr>
-        <w:pStyle w:val="930"/>
+        <w:pStyle w:val="934"/>
         <w:numPr>
           <w:ilvl w:val="1"/>
           <w:numId w:val="6"/>
@@ -6655,7 +7523,15 @@
           <w:sz w:val="28"/>
           <w:szCs w:val="28"/>
         </w:rPr>
-        <w:t>Паттерн Стратегия применён для реализации аутентификации пользователей. Система NewNote поддерживает два способа входа: по e-mail и паролю, и по одноразовому SMS-коду (OTP). Оба способа имеют общий интерфейс (метод authenticate), но принципиально разные алгоритмы проверки. Паттерн Стратегия позволяет инкапсулировать каждый алгоритм в отдельный класс и переключать их без изменения кода роутера.</w:t>
+        <w:t xml:space="preserve">Паттерн Стратегия применён для реализации аутентификации пользователей. Система NewNote поддерживает два способа входа: по e-mail и паролю, </w:t>
+      </w:r>
+      <w:r>
+        <w:rPr>
+          <w:rFonts w:ascii="Times New Roman" w:hAnsi="Times New Roman" w:eastAsia="Times New Roman" w:cs="Times New Roman"/>
+          <w:sz w:val="28"/>
+          <w:szCs w:val="28"/>
+        </w:rPr>
+        <w:t xml:space="preserve">и по одноразовому SMS-коду (OTP). Оба способа имеют общий интерфейс (метод authenticate), но принципиально разные алгоритмы проверки. Паттерн Стратегия позволяет инкапсулировать каждый алгоритм в отдельный класс и переключать их без изменения кода роутера.</w:t>
       </w:r>
       <w:r/>
     </w:p>
@@ -6691,7 +7567,15 @@
           <w:sz w:val="28"/>
           <w:szCs w:val="28"/>
         </w:rPr>
-        <w:t>Почему не Шаблонный метод (Template Method). Шаблонный метод предполагает, что у всех вариантов алгоритма есть фиксированная последовательность шагов, которые частично переопределяются в подклассах. У email-аутентификации (проверка пароля bcrypt) и SMS-аутентификации (проверка OTP-кода и срока его действия) нет общей последовательности шагов, поэтому Шаблонный метод неприменим. Стратегия корректнее, так как алгоритмы независимы и полностью взаимозаменяемы.</w:t>
+        <w:t xml:space="preserve">Почему не Шаблонный метод (Template Method). Шаблонный метод предполагает, что у всех вариантов алгоритма есть фиксированная последовательность шагов, которые частично переопределяются в подклассах. У ema</w:t>
+      </w:r>
+      <w:r>
+        <w:rPr>
+          <w:rFonts w:ascii="Times New Roman" w:hAnsi="Times New Roman" w:eastAsia="Times New Roman" w:cs="Times New Roman"/>
+          <w:sz w:val="28"/>
+          <w:szCs w:val="28"/>
+        </w:rPr>
+        <w:t xml:space="preserve">il-аутентификации (проверка пароля bcrypt) и SMS-аутентификации (проверка OTP-кода и срока его действия) нет общей последовательности шагов, поэтому Шаблонный метод неприменим. Стратегия корректнее, так как алгоритмы независимы и полностью взаимозаменяемы.</w:t>
       </w:r>
       <w:r/>
     </w:p>
@@ -6709,7 +7593,15 @@
           <w:sz w:val="28"/>
           <w:szCs w:val="28"/>
         </w:rPr>
-        <w:t>Почему не Команда (Command). Паттерн Команда предназначен для инкапсуляции запроса как объекта с поддержкой отмены, очереди и журналирования. Аутентификация является немедленным действием без необходимости откладывать его или отменять, поэтому Команда избыточна.</w:t>
+        <w:t xml:space="preserve">Почему</w:t>
+      </w:r>
+      <w:r>
+        <w:rPr>
+          <w:rFonts w:ascii="Times New Roman" w:hAnsi="Times New Roman" w:eastAsia="Times New Roman" w:cs="Times New Roman"/>
+          <w:sz w:val="28"/>
+          <w:szCs w:val="28"/>
+        </w:rPr>
+        <w:t xml:space="preserve"> не Команда (Command). Паттерн Команда предназначен для инкапсуляции запроса как объекта с поддержкой отмены, очереди и журналирования. Аутентификация является немедленным действием без необходимости откладывать его или отменять, поэтому Команда избыточна.</w:t>
       </w:r>
       <w:r/>
     </w:p>
@@ -6727,7 +7619,15 @@
           <w:sz w:val="28"/>
           <w:szCs w:val="28"/>
         </w:rPr>
-        <w:t>Структура реализации: абстрактный класс AuthStrategy с методом authenticate(db, **kwargs), конкретные классы EmailAuthStrategy и SmsAuthStrategy, класс-контекст AuthContext, хранящий ссылку на стратегию и вызывающий её через метод login(). Файл: patterns/auth_strategy.py.</w:t>
+        <w:t xml:space="preserve">Структура реализ</w:t>
+      </w:r>
+      <w:r>
+        <w:rPr>
+          <w:rFonts w:ascii="Times New Roman" w:hAnsi="Times New Roman" w:eastAsia="Times New Roman" w:cs="Times New Roman"/>
+          <w:sz w:val="28"/>
+          <w:szCs w:val="28"/>
+        </w:rPr>
+        <w:t xml:space="preserve">ации: абстрактный класс AuthStrategy с методом authenticate(db, **kwargs), конкретные классы EmailAuthStrategy и SmsAuthStrategy, класс-контекст AuthContext, хранящий ссылку на стратегию и вызывающий её через метод login(). Файл: patterns/auth_strategy.py.</w:t>
       </w:r>
       <w:r/>
     </w:p>
@@ -6826,28 +7726,29 @@
           </mc:Fallback>
         </mc:AlternateContent>
       </w:r>
-    </w:p>
-    <w:p>
-      <w:pPr>
-        <w:pBdr/>
-        <w:spacing w:after="120" w:before="80" w:line="360" w:lineRule="auto"/>
-        <w:ind/>
-        <w:jc w:val="center"/>
-        <w:rPr/>
-      </w:pPr>
-      <w:r>
-        <w:rPr>
-          <w:rFonts w:ascii="Times New Roman" w:hAnsi="Times New Roman" w:eastAsia="Times New Roman" w:cs="Times New Roman"/>
-          <w:sz w:val="28"/>
-          <w:szCs w:val="28"/>
-        </w:rPr>
-        <w:t xml:space="preserve">Рисунок 5 – Диаграмма классов: паттерн Стратегия (Strategy)</w:t>
-      </w:r>
       <w:r/>
     </w:p>
     <w:p>
       <w:pPr>
-        <w:pStyle w:val="930"/>
+        <w:pBdr/>
+        <w:spacing w:after="120" w:before="80" w:line="360" w:lineRule="auto"/>
+        <w:ind/>
+        <w:jc w:val="center"/>
+        <w:rPr/>
+      </w:pPr>
+      <w:r>
+        <w:rPr>
+          <w:rFonts w:ascii="Times New Roman" w:hAnsi="Times New Roman" w:eastAsia="Times New Roman" w:cs="Times New Roman"/>
+          <w:sz w:val="28"/>
+          <w:szCs w:val="28"/>
+        </w:rPr>
+        <w:t xml:space="preserve">Рисунок 5 – Диаграмма классов: паттерн Стратегия (Strategy)</w:t>
+      </w:r>
+      <w:r/>
+    </w:p>
+    <w:p>
+      <w:pPr>
+        <w:pStyle w:val="934"/>
         <w:numPr>
           <w:ilvl w:val="1"/>
           <w:numId w:val="6"/>
@@ -6883,7 +7784,15 @@
           <w:sz w:val="28"/>
           <w:szCs w:val="28"/>
         </w:rPr>
-        <w:t>Паттерн Репозиторий применён для изоляции логики доступа к данным от бизнес-логики роутеров. До применения паттерна роутеры напрямую обращались к объекту Session SQLAlchemy, смешивая работу с базой данных и обработку HTTP-запросов. Это затрудняло тестирование: для unit-тестов роутеров требовалась реальная база данных.</w:t>
+        <w:t xml:space="preserve">Паттерн Репозиторий применён для изоляции логики доступа к данн</w:t>
+      </w:r>
+      <w:r>
+        <w:rPr>
+          <w:rFonts w:ascii="Times New Roman" w:hAnsi="Times New Roman" w:eastAsia="Times New Roman" w:cs="Times New Roman"/>
+          <w:sz w:val="28"/>
+          <w:szCs w:val="28"/>
+        </w:rPr>
+        <w:t xml:space="preserve">ым от бизнес-логики роутеров. До применения паттерна роутеры напрямую обращались к объекту Session SQLAlchemy, смешивая работу с базой данных и обработку HTTP-запросов. Это затрудняло тестирование: для unit-тестов роутеров требовалась реальная база данных.</w:t>
       </w:r>
       <w:r/>
     </w:p>
@@ -6901,7 +7810,15 @@
           <w:sz w:val="28"/>
           <w:szCs w:val="28"/>
         </w:rPr>
-        <w:t>Обоснование выбора. Репозиторий предоставляет единый интерфейс для работы с коллекцией объектов модели, скрывая детали хранилища. При необходимости реальный NoteRepository можно подменить тестовой заглушкой (InMemoryNoteRepository), реализующей тот же абстрактный интерфейс, без изменения кода роутеров.</w:t>
+        <w:t xml:space="preserve">Обоснование выбора. Репозиторий предоставляет е</w:t>
+      </w:r>
+      <w:r>
+        <w:rPr>
+          <w:rFonts w:ascii="Times New Roman" w:hAnsi="Times New Roman" w:eastAsia="Times New Roman" w:cs="Times New Roman"/>
+          <w:sz w:val="28"/>
+          <w:szCs w:val="28"/>
+        </w:rPr>
+        <w:t xml:space="preserve">диный интерфейс для работы с коллекцией объектов модели, скрывая детали хранилища. При необходимости реальный NoteRepository можно подменить тестовой заглушкой (InMemoryNoteRepository), реализующей тот же абстрактный интерфейс, без изменения кода роутеров.</w:t>
       </w:r>
       <w:r/>
     </w:p>
@@ -6919,7 +7836,15 @@
           <w:sz w:val="28"/>
           <w:szCs w:val="28"/>
         </w:rPr>
-        <w:t>Почему не Фасад (Facade). Фасад предоставляет упрощённый интерфейс к сложной подсистеме, состоящей из нескольких классов. В данном случае подсистема одна (SQLAlchemy + модель Note), и цель – абстракция хранилища, а не упрощение сложной подсистемы. Это задача Репозитория, а не Фасада.</w:t>
+        <w:t xml:space="preserve">Почему не Фасад (Facade). Фа</w:t>
+      </w:r>
+      <w:r>
+        <w:rPr>
+          <w:rFonts w:ascii="Times New Roman" w:hAnsi="Times New Roman" w:eastAsia="Times New Roman" w:cs="Times New Roman"/>
+          <w:sz w:val="28"/>
+          <w:szCs w:val="28"/>
+        </w:rPr>
+        <w:t xml:space="preserve">сад предоставляет упрощённый интерфейс к сложной подсистеме, состоящей из нескольких классов. В данном случае подсистема одна (SQLAlchemy + модель Note), и цель – абстракция хранилища, а не упрощение сложной подсистемы. Это задача Репозитория, а не Фасада.</w:t>
       </w:r>
       <w:r/>
     </w:p>
@@ -7054,6 +7979,7 @@
           </mc:Fallback>
         </mc:AlternateContent>
       </w:r>
+      <w:r/>
     </w:p>
     <w:p>
       <w:pPr>
@@ -7070,13 +7996,13 @@
           <w:sz w:val="28"/>
           <w:szCs w:val="28"/>
         </w:rPr>
-        <w:t>Рисунок 6 – Диаграмма классов: паттерн Репозиторий (Repository)</w:t>
+        <w:t xml:space="preserve">Рисунок 6 – Диаграмма классов: паттерн Репозиторий (Repository)</w:t>
       </w:r>
       <w:r/>
     </w:p>
     <w:p>
       <w:pPr>
-        <w:pStyle w:val="930"/>
+        <w:pStyle w:val="934"/>
         <w:numPr>
           <w:ilvl w:val="1"/>
           <w:numId w:val="6"/>
@@ -7112,7 +8038,15 @@
           <w:sz w:val="28"/>
           <w:szCs w:val="28"/>
         </w:rPr>
-        <w:t>Паттерн Фабричный метод применён для создания объектов-экспортёров заметок. Система NewNote поддерживает экспорт заметки в разные форматы (plain text, JSON) через endpoint GET /notes/{id}/export?fmt=txt|json. С появлением новых форматов (например, Markdown) необходимо добавлять новые экспортёры без изменения существующего кода роутера, соблюдая принцип Open/Closed.</w:t>
+        <w:t xml:space="preserve">Паттерн Фабричный метод применён для создания объектов-экспортёров заметок. Система NewNote поддерживает экспор</w:t>
+      </w:r>
+      <w:r>
+        <w:rPr>
+          <w:rFonts w:ascii="Times New Roman" w:hAnsi="Times New Roman" w:eastAsia="Times New Roman" w:cs="Times New Roman"/>
+          <w:sz w:val="28"/>
+          <w:szCs w:val="28"/>
+        </w:rPr>
+        <w:t xml:space="preserve">т заметки в разные форматы (plain text, JSON) через endpoint GET /notes/{id}/export?fmt=txt|json. С появлением новых форматов (например, Markdown) необходимо добавлять новые экспортёры без изменения существующего кода роутера, соблюдая принцип Open/Closed.</w:t>
       </w:r>
       <w:r/>
     </w:p>
@@ -7130,7 +8064,15 @@
           <w:sz w:val="28"/>
           <w:szCs w:val="28"/>
         </w:rPr>
-        <w:t>Обоснование выбора. Фабричный метод выносит логику создания конкретного экспортёра из роутера в специализированные фабрики. Добавление нового формата требует только создания нового класса-экспортёра и новой фабрики, и регистрации её в реестре _FACTORIES, без изменения роутера или существующих классов.</w:t>
+        <w:t xml:space="preserve">Обоснование выбора. Фабричный метод выносит ло</w:t>
+      </w:r>
+      <w:r>
+        <w:rPr>
+          <w:rFonts w:ascii="Times New Roman" w:hAnsi="Times New Roman" w:eastAsia="Times New Roman" w:cs="Times New Roman"/>
+          <w:sz w:val="28"/>
+          <w:szCs w:val="28"/>
+        </w:rPr>
+        <w:t xml:space="preserve">гику создания конкретного экспортёра из роутера в специализированные фабрики. Добавление нового формата требует только создания нового класса-экспортёра и новой фабрики, и регистрации её в реестре _FACTORIES, без изменения роутера или существующих классов.</w:t>
       </w:r>
       <w:r/>
     </w:p>
@@ -7148,7 +8090,15 @@
           <w:sz w:val="28"/>
           <w:szCs w:val="28"/>
         </w:rPr>
-        <w:t>Почему не Абстрактная фабрика (Abstract Factory). Абстрактная фабрика нужна для создания семейств взаимосвязанных объектов (например, кнопка + форма + диалог одной темы UI). Здесь порождается только один тип объекта — экспортёр — без семейства связанных продуктов. Абстрактная фабрика создаёт излишнюю иерархию без практической пользы.</w:t>
+        <w:t xml:space="preserve">Почему не Абстрактная фабрика (Abstract Factory). Абстрактная фабрика нужна для</w:t>
+      </w:r>
+      <w:r>
+        <w:rPr>
+          <w:rFonts w:ascii="Times New Roman" w:hAnsi="Times New Roman" w:eastAsia="Times New Roman" w:cs="Times New Roman"/>
+          <w:sz w:val="28"/>
+          <w:szCs w:val="28"/>
+        </w:rPr>
+        <w:t xml:space="preserve"> создания семейств взаимосвязанных объектов (например, кнопка + форма + диалог одной темы UI). Здесь порождается только один тип объекта — экспортёр — без семейства связанных продуктов. Абстрактная фабрика создаёт излишнюю иерархию без практической пользы.</w:t>
       </w:r>
       <w:r/>
     </w:p>
@@ -7184,7 +8134,15 @@
           <w:sz w:val="28"/>
           <w:szCs w:val="28"/>
         </w:rPr>
-        <w:t>Структура реализации: абстрактный продукт NoteExporter (методы export и content_type), конкретные продукты PlainTextExporter и JsonExporter, абстрактный создатель NoteExporterFactory (фабричный метод create_exporter), конкретные создатели PlainTextExporterFactory и JsonExporterFactory, реестр фабрик _FACTORIES и вспомогательная функция get_exporter_factory(fmt). Файл: patterns/note_exporter.py.</w:t>
+        <w:t xml:space="preserve">Структура реализации: абстрактный продукт NoteExporter (методы export и content_type), конкретные продукты PlainTextExporter и JsonExporter, </w:t>
+      </w:r>
+      <w:r>
+        <w:rPr>
+          <w:rFonts w:ascii="Times New Roman" w:hAnsi="Times New Roman" w:eastAsia="Times New Roman" w:cs="Times New Roman"/>
+          <w:sz w:val="28"/>
+          <w:szCs w:val="28"/>
+        </w:rPr>
+        <w:t xml:space="preserve">абстрактный создатель NoteExporterFactory (фабричный метод create_exporter), конкретные создатели PlainTextExporterFactory и JsonExporterFactory, реестр фабрик _FACTORIES и вспомогательная функция get_exporter_factory(fmt). Файл: patterns/note_exporter.py.</w:t>
       </w:r>
       <w:r/>
     </w:p>
@@ -7283,6 +8241,7 @@
           </mc:Fallback>
         </mc:AlternateContent>
       </w:r>
+      <w:r/>
     </w:p>
     <w:p>
       <w:pPr>
@@ -7305,7 +8264,7 @@
     </w:p>
     <w:p>
       <w:pPr>
-        <w:pStyle w:val="930"/>
+        <w:pStyle w:val="934"/>
         <w:pBdr/>
         <w:spacing/>
         <w:ind/>
@@ -7337,13 +8296,21 @@
           <w:sz w:val="28"/>
           <w:szCs w:val="28"/>
         </w:rPr>
-        <w:t>Принципы SOLID — пять принципов объектно-ориентированного проектирования, сформулированных Робертом Мартином. Их соблюдение делает код более гибким, тестируемым и сопровождаемым. В ходе рефакторинга кода NewNote реализованы пять принципов SOLID. Структура проекта была реорганизована: вместо плоской папки с файлами введены пакеты auth/, notes/ и interfaces/, что позволило явно разграничить ответственности.</w:t>
+        <w:t xml:space="preserve">Принципы SOLID — пять принципов объектно-ориентированного проектирования, сформулированных Робертом Мартином. Их соблюдение делает код более гибким, тес</w:t>
+      </w:r>
+      <w:r>
+        <w:rPr>
+          <w:rFonts w:ascii="Times New Roman" w:hAnsi="Times New Roman" w:eastAsia="Times New Roman" w:cs="Times New Roman"/>
+          <w:sz w:val="28"/>
+          <w:szCs w:val="28"/>
+        </w:rPr>
+        <w:t xml:space="preserve">тируемым и сопровождаемым. В ходе рефакторинга кода NewNote реализованы пять принципов SOLID. Структура проекта была реорганизована: вместо плоской папки с файлами введены пакеты auth/, notes/ и interfaces/, что позволило явно разграничить ответственности.</w:t>
       </w:r>
       <w:r/>
     </w:p>
     <w:p>
       <w:pPr>
-        <w:pStyle w:val="930"/>
+        <w:pStyle w:val="934"/>
         <w:numPr>
           <w:ilvl w:val="1"/>
           <w:numId w:val="6"/>
@@ -7397,7 +8364,15 @@
           <w:sz w:val="28"/>
           <w:szCs w:val="28"/>
         </w:rPr>
-        <w:t>До рефакторинга: файл auth_utils.py нарушал SRP, объединяя три несвязанные обязанности в одном модуле — хэширование паролей, создание JWT-токенов и генерацию OTP-кодов. Каждая из этих функций имела свою причину для изменения: смена алгоритма хэширования не должна затрагивать логику токенов, а изменение длины OTP-кода не должно затрагивать ни то, ни другое.</w:t>
+        <w:t xml:space="preserve">До рефакторинга: файл auth_utils.py нарушал SRP, объединяя три несвязанные обязанности в одном модуле </w:t>
+      </w:r>
+      <w:r>
+        <w:rPr>
+          <w:rFonts w:ascii="Times New Roman" w:hAnsi="Times New Roman" w:eastAsia="Times New Roman" w:cs="Times New Roman"/>
+          <w:sz w:val="28"/>
+          <w:szCs w:val="28"/>
+        </w:rPr>
+        <w:t xml:space="preserve">— хэширование паролей, создание JWT-токенов и генерацию OTP-кодов. Каждая из этих функций имела свою причину для изменения: смена алгоритма хэширования не должна затрагивать логику токенов, а изменение длины OTP-кода не должно затрагивать ни то, ни другое.</w:t>
       </w:r>
       <w:r/>
     </w:p>
@@ -7421,7 +8396,7 @@
     </w:p>
     <w:p>
       <w:pPr>
-        <w:pStyle w:val="937"/>
+        <w:pStyle w:val="941"/>
         <w:pBdr/>
         <w:spacing w:after="0" w:before="0" w:line="360" w:lineRule="auto"/>
         <w:ind w:right="0" w:firstLine="720" w:left="0"/>
@@ -7438,10 +8413,15 @@
           <w14:ligatures w14:val="none"/>
         </w:rPr>
       </w:r>
+      <w:r>
+        <w:rPr>
+          <w14:ligatures w14:val="none"/>
+        </w:rPr>
+      </w:r>
     </w:p>
     <w:p>
       <w:pPr>
-        <w:pStyle w:val="937"/>
+        <w:pStyle w:val="941"/>
         <w:pBdr/>
         <w:spacing w:after="0" w:before="0" w:line="360" w:lineRule="auto"/>
         <w:ind w:right="0" w:firstLine="720" w:left="0"/>
@@ -7458,10 +8438,15 @@
           <w14:ligatures w14:val="none"/>
         </w:rPr>
       </w:r>
+      <w:r>
+        <w:rPr>
+          <w14:ligatures w14:val="none"/>
+        </w:rPr>
+      </w:r>
     </w:p>
     <w:p>
       <w:pPr>
-        <w:pStyle w:val="937"/>
+        <w:pStyle w:val="941"/>
         <w:pBdr/>
         <w:spacing w:after="0" w:before="0" w:line="360" w:lineRule="auto"/>
         <w:ind w:right="0" w:firstLine="720" w:left="0"/>
@@ -7481,6 +8466,11 @@
       </w:r>
       <w:r>
         <w:t xml:space="preserve">изменения — смена формата или длины кода.</w:t>
+      </w:r>
+      <w:r>
+        <w:rPr>
+          <w14:ligatures w14:val="none"/>
+        </w:rPr>
       </w:r>
       <w:r>
         <w:rPr>
@@ -7508,7 +8498,7 @@
     </w:p>
     <w:p>
       <w:pPr>
-        <w:pStyle w:val="930"/>
+        <w:pStyle w:val="934"/>
         <w:numPr>
           <w:ilvl w:val="1"/>
           <w:numId w:val="6"/>
@@ -7562,7 +8552,15 @@
           <w:sz w:val="28"/>
           <w:szCs w:val="28"/>
         </w:rPr>
-        <w:t>Реализация: иерархия AuthStrategy в модуле auth/strategies.py. Абстрактный класс AuthStrategy определяет контракт — метод authenticate(db, **kwargs). Конкретные стратегии EmailAuthStrategy и SmsAuthStrategy реализуют этот контракт для двух каналов аутентификации. При добавлении нового способа входа (например, OAuth2) необходимо лишь создать новый подкласс AuthStrategy — существующий код роутера и класса AuthContext остаётся неизменным, что и означает «закрыт для модификации, открыт для расширения».</w:t>
+        <w:t xml:space="preserve">Реализация: иерархия AuthStrategy в модуле auth/strategies.py. Абстрактный класс AuthStrategy определяет контракт — метод authenticate(db, **kwargs). Конкретные стратегии EmailAuthStrategy и SmsAuthStrategy реализуют этот контракт для двух каналов</w:t>
+      </w:r>
+      <w:r>
+        <w:rPr>
+          <w:rFonts w:ascii="Times New Roman" w:hAnsi="Times New Roman" w:eastAsia="Times New Roman" w:cs="Times New Roman"/>
+          <w:sz w:val="28"/>
+          <w:szCs w:val="28"/>
+        </w:rPr>
+        <w:t xml:space="preserve"> аутентификации. При добавлении нового способа входа (например, OAuth2) необходимо лишь создать новый подкласс AuthStrategy — существующий код роутера и класса AuthContext остаётся неизменным, что и означает «закрыт для модификации, открыт для расширения».</w:t>
       </w:r>
       <w:r/>
     </w:p>
@@ -7586,7 +8584,7 @@
     </w:p>
     <w:p>
       <w:pPr>
-        <w:pStyle w:val="930"/>
+        <w:pStyle w:val="934"/>
         <w:numPr>
           <w:ilvl w:val="1"/>
           <w:numId w:val="6"/>
@@ -7640,13 +8638,21 @@
           <w:sz w:val="28"/>
           <w:szCs w:val="28"/>
         </w:rPr>
-        <w:t>Реализация: классы EmailAuthStrategy и SmsAuthStrategy полностью реализуют контракт AuthStrategy. Класс AuthContext работает с переменной типа AuthStrategy и вызывает authenticate() — не зная и не завися от того, какая конкретная стратегия передана. Подстановка одной стратегии другой не меняет поведения AuthContext. Аналогично, NoteRepository реализует интерфейсы INoteReader и INoteWriter и может быть заменён тестовой заглушкой InMemoryNoteRepository без изменения кода роутера.</w:t>
+        <w:t xml:space="preserve">Реализация: классы EmailAuthStrategy и SmsAuthStrategy полностью реализуют контракт AuthStrategy. Класс AuthContext работает с переменной типа AuthStrategy и вызывает authenticate() — не зная и не завися от того, какая конкрет</w:t>
+      </w:r>
+      <w:r>
+        <w:rPr>
+          <w:rFonts w:ascii="Times New Roman" w:hAnsi="Times New Roman" w:eastAsia="Times New Roman" w:cs="Times New Roman"/>
+          <w:sz w:val="28"/>
+          <w:szCs w:val="28"/>
+        </w:rPr>
+        <w:t xml:space="preserve">ная стратегия передана. Подстановка одной стратегии другой не меняет поведения AuthContext. Аналогично, NoteRepository реализует интерфейсы INoteReader и INoteWriter и может быть заменён тестовой заглушкой InMemoryNoteRepository без изменения кода роутера.</w:t>
       </w:r>
       <w:r/>
     </w:p>
     <w:p>
       <w:pPr>
-        <w:pStyle w:val="930"/>
+        <w:pStyle w:val="934"/>
         <w:numPr>
           <w:ilvl w:val="1"/>
           <w:numId w:val="6"/>
@@ -7724,7 +8730,7 @@
     </w:p>
     <w:p>
       <w:pPr>
-        <w:pStyle w:val="937"/>
+        <w:pStyle w:val="941"/>
         <w:pBdr/>
         <w:spacing w:after="0" w:before="0" w:line="360" w:lineRule="auto"/>
         <w:ind w:right="0" w:firstLine="720" w:left="0"/>
@@ -7743,7 +8749,7 @@
     </w:p>
     <w:p>
       <w:pPr>
-        <w:pStyle w:val="937"/>
+        <w:pStyle w:val="941"/>
         <w:pBdr/>
         <w:spacing w:after="0" w:before="0" w:line="360" w:lineRule="auto"/>
         <w:ind w:right="0" w:firstLine="720" w:left="0"/>
@@ -7780,7 +8786,7 @@
     </w:p>
     <w:p>
       <w:pPr>
-        <w:pStyle w:val="930"/>
+        <w:pStyle w:val="934"/>
         <w:numPr>
           <w:ilvl w:val="1"/>
           <w:numId w:val="6"/>
@@ -7834,13 +8840,21 @@
           <w:sz w:val="28"/>
           <w:szCs w:val="28"/>
         </w:rPr>
-        <w:t>Реализация: высокоуровневый модуль notes/router.py зависит от абстракций INoteReader и INoteWriter (пакет interfaces/), а не от конкретного класса NoteRepository. Конкретная реализация создаётся в вспомогательных функциях _get_reader() и _get_writer() и «внедряется» через параметры FastAPI-зависимостей. При необходимости конкретный NoteRepository можно заменить тестовой заглушкой или реализацией поверх другого хранилища (Redis, файловая система) без изменения кода роутера.</w:t>
+        <w:t xml:space="preserve">Реализация: высокоуровневый модуль notes/router.py зависит от абстракций INoteReader и INoteWriter (пакет interfaces/), а не от конкретного класса NoteRepository. Конкретная реализация создаётся в вспомогательных функциях</w:t>
+      </w:r>
+      <w:r>
+        <w:rPr>
+          <w:rFonts w:ascii="Times New Roman" w:hAnsi="Times New Roman" w:eastAsia="Times New Roman" w:cs="Times New Roman"/>
+          <w:sz w:val="28"/>
+          <w:szCs w:val="28"/>
+        </w:rPr>
+        <w:t xml:space="preserve"> _get_reader() и _get_writer() и «внедряется» через параметры FastAPI-зависимостей. При необходимости конкретный NoteRepository можно заменить тестовой заглушкой или реализацией поверх другого хранилища (Redis, файловая система) без изменения кода роутера.</w:t>
       </w:r>
       <w:r/>
     </w:p>
     <w:p>
       <w:pPr>
-        <w:pStyle w:val="930"/>
+        <w:pStyle w:val="934"/>
         <w:pBdr/>
         <w:spacing/>
         <w:ind/>
@@ -7872,13 +8886,21 @@
           <w:sz w:val="28"/>
           <w:szCs w:val="28"/>
         </w:rPr>
-        <w:t>Принципы организации компонентов делятся на две группы: принципы связности компонентов (определяют, что входит в компонент) и принципы сочетаемости компонентов (определяют, как компоненты зависят друг от друга). В проекте NewNote реализованы по два принципа из каждой группы.</w:t>
+        <w:t xml:space="preserve">Принципы организаци</w:t>
+      </w:r>
+      <w:r>
+        <w:rPr>
+          <w:rFonts w:ascii="Times New Roman" w:hAnsi="Times New Roman" w:eastAsia="Times New Roman" w:cs="Times New Roman"/>
+          <w:sz w:val="28"/>
+          <w:szCs w:val="28"/>
+        </w:rPr>
+        <w:t xml:space="preserve">и компонентов делятся на две группы: принципы связности компонентов (определяют, что входит в компонент) и принципы сочетаемости компонентов (определяют, как компоненты зависят друг от друга). В проекте NewNote реализованы по два принципа из каждой группы.</w:t>
       </w:r>
       <w:r/>
     </w:p>
     <w:p>
       <w:pPr>
-        <w:pStyle w:val="930"/>
+        <w:pStyle w:val="934"/>
         <w:numPr>
           <w:ilvl w:val="1"/>
           <w:numId w:val="6"/>
@@ -7938,7 +8960,7 @@
     </w:p>
     <w:p>
       <w:pPr>
-        <w:pStyle w:val="937"/>
+        <w:pStyle w:val="941"/>
         <w:pBdr/>
         <w:spacing w:after="0" w:before="0" w:line="360" w:lineRule="auto"/>
         <w:ind w:right="0" w:firstLine="720" w:left="0"/>
@@ -7951,13 +8973,21 @@
           <w:sz w:val="28"/>
           <w:szCs w:val="28"/>
         </w:rPr>
-        <w:t>пакет auth/ объединяет все классы, изменяющиеся при изменении способа аутентификации: router.py, strategies.py, password_service.py, token_service.py, otp_service.py, models.py, schemas.py. Если заказчик попросит добавить OAuth2 или изменить срок действия токена, затронут будет только этот пакет;</w:t>
+        <w:t xml:space="preserve">пакет auth/ объединяет все классы, изменя</w:t>
+      </w:r>
+      <w:r>
+        <w:rPr>
+          <w:rFonts w:ascii="Times New Roman" w:hAnsi="Times New Roman" w:eastAsia="Times New Roman" w:cs="Times New Roman"/>
+          <w:sz w:val="28"/>
+          <w:szCs w:val="28"/>
+        </w:rPr>
+        <w:t xml:space="preserve">ющиеся при изменении способа аутентификации: router.py, strategies.py, password_service.py, token_service.py, otp_service.py, models.py, schemas.py. Если заказчик попросит добавить OAuth2 или изменить срок действия токена, затронут будет только этот пакет;</w:t>
       </w:r>
       <w:r/>
     </w:p>
     <w:p>
       <w:pPr>
-        <w:pStyle w:val="937"/>
+        <w:pStyle w:val="941"/>
         <w:pBdr/>
         <w:spacing w:after="0" w:before="0" w:line="360" w:lineRule="auto"/>
         <w:ind w:right="0" w:firstLine="720" w:left="0"/>
@@ -7988,7 +9018,15 @@
           <w:sz w:val="28"/>
           <w:szCs w:val="28"/>
         </w:rPr>
-        <w:t>Принцип общего повторного использования (CRP — Common Reuse Principle): классы в компоненте используются вместе. Клиент, использующий один класс из компонента, неявно зависит от всех классов компонента. Поэтому в компоненте должны находиться только те классы, которые действительно используются вместе.</w:t>
+        <w:t xml:space="preserve">Принцип общего повторного использования (CRP —</w:t>
+      </w:r>
+      <w:r>
+        <w:rPr>
+          <w:rFonts w:ascii="Times New Roman" w:hAnsi="Times New Roman" w:eastAsia="Times New Roman" w:cs="Times New Roman"/>
+          <w:sz w:val="28"/>
+          <w:szCs w:val="28"/>
+        </w:rPr>
+        <w:t xml:space="preserve"> Common Reuse Principle): классы в компоненте используются вместе. Клиент, использующий один класс из компонента, неявно зависит от всех классов компонента. Поэтому в компоненте должны находиться только те классы, которые действительно используются вместе.</w:t>
       </w:r>
       <w:r/>
     </w:p>
@@ -8006,13 +9044,21 @@
           <w:sz w:val="28"/>
           <w:szCs w:val="28"/>
         </w:rPr>
-        <w:t>Реализация CRP в NewNote: пакет interfaces/ содержит исключительно INoteReader и INoteWriter — два интерфейса, которые клиент (notes/router.py и notes/repository.py) использует вместе как единое целое. Не включены в interfaces/ никакие конкретные реализации, модели, схемы или утилиты. Клиент, зависящий от interfaces/, не притягивает нежелательных транзитивных зависимостей.</w:t>
+        <w:t xml:space="preserve">Реализация CRP в NewNote: пакет interfaces/ содержит исключительно INoteReader и INoteWriter — два интерфейса, которые </w:t>
+      </w:r>
+      <w:r>
+        <w:rPr>
+          <w:rFonts w:ascii="Times New Roman" w:hAnsi="Times New Roman" w:eastAsia="Times New Roman" w:cs="Times New Roman"/>
+          <w:sz w:val="28"/>
+          <w:szCs w:val="28"/>
+        </w:rPr>
+        <w:t xml:space="preserve">клиент (notes/router.py и notes/repository.py) использует вместе как единое целое. Не включены в interfaces/ никакие конкретные реализации, модели, схемы или утилиты. Клиент, зависящий от interfaces/, не притягивает нежелательных транзитивных зависимостей.</w:t>
       </w:r>
       <w:r/>
     </w:p>
     <w:p>
       <w:pPr>
-        <w:pStyle w:val="930"/>
+        <w:pStyle w:val="934"/>
         <w:numPr>
           <w:ilvl w:val="1"/>
           <w:numId w:val="6"/>
@@ -8048,7 +9094,15 @@
           <w:sz w:val="28"/>
           <w:szCs w:val="28"/>
         </w:rPr>
-        <w:t>Принцип ациклических зависимостей (ADP — Acyclic Dependencies Principle): в графе зависимостей между компонентами не должно быть циклов. Цикл приводит к тому, что компоненты становятся неразрывно связаны и не могут быть собраны, протестированы или задеплоены независимо.</w:t>
+        <w:t xml:space="preserve">Принцип ацикли</w:t>
+      </w:r>
+      <w:r>
+        <w:rPr>
+          <w:rFonts w:ascii="Times New Roman" w:hAnsi="Times New Roman" w:eastAsia="Times New Roman" w:cs="Times New Roman"/>
+          <w:sz w:val="28"/>
+          <w:szCs w:val="28"/>
+        </w:rPr>
+        <w:t xml:space="preserve">ческих зависимостей (ADP — Acyclic Dependencies Principle): в графе зависимостей между компонентами не должно быть циклов. Цикл приводит к тому, что компоненты становятся неразрывно связаны и не могут быть собраны, протестированы или задеплоены независимо.</w:t>
       </w:r>
       <w:r/>
     </w:p>
@@ -8072,7 +9126,7 @@
     </w:p>
     <w:p>
       <w:pPr>
-        <w:pStyle w:val="937"/>
+        <w:pStyle w:val="941"/>
         <w:pBdr/>
         <w:spacing w:after="0" w:before="0" w:line="360" w:lineRule="auto"/>
         <w:ind w:right="0" w:firstLine="720" w:left="0"/>
@@ -8091,7 +9145,7 @@
     </w:p>
     <w:p>
       <w:pPr>
-        <w:pStyle w:val="937"/>
+        <w:pStyle w:val="941"/>
         <w:pBdr/>
         <w:spacing w:after="0" w:before="0" w:line="360" w:lineRule="auto"/>
         <w:ind w:right="0" w:firstLine="720" w:left="0"/>
@@ -8110,7 +9164,7 @@
     </w:p>
     <w:p>
       <w:pPr>
-        <w:pStyle w:val="937"/>
+        <w:pStyle w:val="941"/>
         <w:pBdr/>
         <w:spacing w:after="0" w:before="0" w:line="360" w:lineRule="auto"/>
         <w:ind w:right="0" w:firstLine="720" w:left="0"/>
@@ -8129,7 +9183,7 @@
     </w:p>
     <w:p>
       <w:pPr>
-        <w:pStyle w:val="937"/>
+        <w:pStyle w:val="941"/>
         <w:pBdr/>
         <w:spacing w:after="0" w:before="0" w:line="360" w:lineRule="auto"/>
         <w:ind w:right="0" w:firstLine="720" w:left="0"/>
@@ -8178,7 +9232,15 @@
           <w:sz w:val="28"/>
           <w:szCs w:val="28"/>
         </w:rPr>
-        <w:t>Принцип стабильных зависимостей (SDP — Stable Dependencies Principle): компоненты должны зависеть только от более стабильных компонентов. Стабильность определяется как отношение входящих зависимостей к суммарным: I = Fan-out / (Fan-in + Fan-out), где I=0 — максимально стабилен, I=1 — максимально нестабилен.</w:t>
+        <w:t xml:space="preserve">Принцип стабильных зависимостей (SDP — Stable Depend</w:t>
+      </w:r>
+      <w:r>
+        <w:rPr>
+          <w:rFonts w:ascii="Times New Roman" w:hAnsi="Times New Roman" w:eastAsia="Times New Roman" w:cs="Times New Roman"/>
+          <w:sz w:val="28"/>
+          <w:szCs w:val="28"/>
+        </w:rPr>
+        <w:t xml:space="preserve">encies Principle): компоненты должны зависеть только от более стабильных компонентов. Стабильность определяется как отношение входящих зависимостей к суммарным: I = Fan-out / (Fan-in + Fan-out), где I=0 — максимально стабилен, I=1 — максимально нестабилен.</w:t>
       </w:r>
       <w:r/>
     </w:p>
@@ -8202,7 +9264,7 @@
     </w:p>
     <w:p>
       <w:pPr>
-        <w:pStyle w:val="937"/>
+        <w:pStyle w:val="941"/>
         <w:pBdr/>
         <w:spacing w:after="0" w:before="0" w:line="360" w:lineRule="auto"/>
         <w:ind w:right="0" w:firstLine="720" w:left="0"/>
@@ -8221,7 +9283,7 @@
     </w:p>
     <w:p>
       <w:pPr>
-        <w:pStyle w:val="937"/>
+        <w:pStyle w:val="941"/>
         <w:pBdr/>
         <w:spacing w:after="0" w:before="0" w:line="360" w:lineRule="auto"/>
         <w:ind w:right="0" w:firstLine="720" w:left="0"/>
@@ -8240,7 +9302,7 @@
     </w:p>
     <w:p>
       <w:pPr>
-        <w:pStyle w:val="937"/>
+        <w:pStyle w:val="941"/>
         <w:pBdr/>
         <w:spacing w:after="0" w:before="0" w:line="360" w:lineRule="auto"/>
         <w:ind w:right="0" w:firstLine="720" w:left="0"/>
@@ -8259,7 +9321,7 @@
     </w:p>
     <w:p>
       <w:pPr>
-        <w:pStyle w:val="930"/>
+        <w:pStyle w:val="934"/>
         <w:pBdr/>
         <w:spacing/>
         <w:ind/>
@@ -8291,7 +9353,15 @@
           <w:sz w:val="28"/>
           <w:szCs w:val="28"/>
         </w:rPr>
-        <w:t>На рисунке 8 представлена диаграмма компонентов нотации C4 (Level 3). Диаграмма отображает компоненты внутри контейнера NewNote Backend, их ответственности и зависимости. Каждый компонент соответствует пакету Python. В скобках рядом с каждым модулем указаны реализованные принципы.</w:t>
+        <w:t xml:space="preserve">На рисунке 8 представлена</w:t>
+      </w:r>
+      <w:r>
+        <w:rPr>
+          <w:rFonts w:ascii="Times New Roman" w:hAnsi="Times New Roman" w:eastAsia="Times New Roman" w:cs="Times New Roman"/>
+          <w:sz w:val="28"/>
+          <w:szCs w:val="28"/>
+        </w:rPr>
+        <w:t xml:space="preserve"> диаграмма компонентов нотации C4 (Level 3). Диаграмма отображает компоненты внутри контейнера NewNote Backend, их ответственности и зависимости. Каждый компонент соответствует пакету Python. В скобках рядом с каждым модулем указаны реализованные принципы.</w:t>
       </w:r>
       <w:r/>
     </w:p>
@@ -8372,6 +9442,7 @@
           </mc:Fallback>
         </mc:AlternateContent>
       </w:r>
+      <w:r/>
     </w:p>
     <w:p>
       <w:pPr>
@@ -8405,7 +9476,15 @@
           <w:sz w:val="28"/>
           <w:szCs w:val="28"/>
         </w:rPr>
-        <w:t>На диаграмме выделены четыре компонента. Пакет auth/ (CCP) содержит все классы аутентификации, изменяющиеся вместе. Пакет interfaces/ (SAP, SDP, CRP) содержит только стабильные абстракции INoteReader и INoteWriter. Пакет notes/ (CCP) содержит всё, связанное с заметками. Компонент database.py является стабильной инфраструктурной зависимостью. Стрелки показывают направление зависимостей, соответствующее принципам ADP и SDP: зависимости направлены от нестабильных компонентов к стабильным.</w:t>
+        <w:t xml:space="preserve">На диаграмме выделены четыре компонента. Пакет auth/ (CCP) содержит все классы аутентификации, изменяющиеся вместе. Пакет interfaces/ (SAP, SDP, CRP) содержит только стабильные абстракции INoteReader и INoteWriter. Пакет notes/ (CCP) </w:t>
+      </w:r>
+      <w:r>
+        <w:rPr>
+          <w:rFonts w:ascii="Times New Roman" w:hAnsi="Times New Roman" w:eastAsia="Times New Roman" w:cs="Times New Roman"/>
+          <w:sz w:val="28"/>
+          <w:szCs w:val="28"/>
+        </w:rPr>
+        <w:t xml:space="preserve">содержит всё, связанное с заметками. Компонент database.py является стабильной инфраструктурной зависимостью. Стрелки показывают направление зависимостей, соответствующее принципам ADP и SDP: зависимости направлены от нестабильных компонентов к стабильным.</w:t>
       </w:r>
       <w:r/>
     </w:p>
@@ -8504,6 +9583,7 @@
           </mc:Fallback>
         </mc:AlternateContent>
       </w:r>
+      <w:r/>
     </w:p>
     <w:p>
       <w:pPr>
@@ -8539,7 +9619,20 @@
           <w:sz w:val="28"/>
           <w:szCs w:val="28"/>
         </w:rPr>
-        <w:t>На диаграмме видно, что абстрактный класс AuthStrategy является единственной точкой расширения (OCP): добавление нового способа аутентификации означает создание нового подкласса. EmailAuthStrategy и SmsAuthStrategy полностью заменяемы в AuthContext (LSP). Три сервисных класса — PasswordService, TokenService, OtpService — изолированы по ответственностям (SRP) и не знают друг о друге. Класс auth.router зависит от этих сервисов и от AuthContext, но не от стратегий напрямую, что снижает связанность.</w:t>
+        <w:t xml:space="preserve">На диаграмме видно, что абстрактный класс AuthStrategy является единственной точкой расширения (OCP): добавление нового способа аутентификации означает создание нового подкласса. EmailAuthStrategy и SmsAuthStrategy полностью заменяемы в AuthCon</w:t>
+      </w:r>
+      <w:r>
+        <w:rPr>
+          <w:rFonts w:ascii="Times New Roman" w:hAnsi="Times New Roman" w:eastAsia="Times New Roman" w:cs="Times New Roman"/>
+          <w:sz w:val="28"/>
+          <w:szCs w:val="28"/>
+        </w:rPr>
+        <w:t xml:space="preserve">text (LSP). Три сервисных класса — PasswordService, TokenService, OtpService — изолированы по ответственностям (SRP) и не знают друг о друге. Класс auth.router зависит от этих сервисов и от AuthContext, но не от стратегий напрямую, что снижает связанность.</w:t>
+      </w:r>
+      <w:r>
+        <w:rPr>
+          <w:highlight w:val="none"/>
+        </w:rPr>
       </w:r>
       <w:r>
         <w:rPr>
@@ -8549,7 +9642,7 @@
     </w:p>
     <w:p>
       <w:pPr>
-        <w:pStyle w:val="930"/>
+        <w:pStyle w:val="934"/>
         <w:pBdr/>
         <w:spacing/>
         <w:ind/>
@@ -8581,13 +9674,21 @@
           <w:sz w:val="28"/>
           <w:szCs w:val="28"/>
         </w:rPr>
-        <w:t>Заказчик системы NewNote озаботился безопасностью решения. Реализованы три аспекта безопасности: ограничение частоты запросов (Rate Limiting), заголовки безопасности HTTP (Security Headers Middleware) и ролевая модель авторизации (RBAC). Все изменения выполнены в новом пакете security/ и интегрированы без нарушения принципов SOLID.</w:t>
+        <w:t xml:space="preserve">Заказчик системы NewNote озаботился безопасностью решения. Реализованы три ас</w:t>
+      </w:r>
+      <w:r>
+        <w:rPr>
+          <w:rFonts w:ascii="Times New Roman" w:hAnsi="Times New Roman" w:eastAsia="Times New Roman" w:cs="Times New Roman"/>
+          <w:sz w:val="28"/>
+          <w:szCs w:val="28"/>
+        </w:rPr>
+        <w:t xml:space="preserve">пекта безопасности: ограничение частоты запросов (Rate Limiting), заголовки безопасности HTTP (Security Headers Middleware) и ролевая модель авторизации (RBAC). Все изменения выполнены в новом пакете security/ и интегрированы без нарушения принципов SOLID.</w:t>
       </w:r>
       <w:r/>
     </w:p>
     <w:p>
       <w:pPr>
-        <w:pStyle w:val="930"/>
+        <w:pStyle w:val="934"/>
         <w:numPr>
           <w:ilvl w:val="1"/>
           <w:numId w:val="15"/>
@@ -8623,7 +9724,15 @@
           <w:sz w:val="28"/>
           <w:szCs w:val="28"/>
         </w:rPr>
-        <w:t>Угроза. В монолите без чёткого разделения на модули компрометация одной части кода (например, уязвимость в обработке аутентификации) открывает злоумышленнику прямой доступ к данным заметок и учётных записей, поскольку все обязанности сосредоточены в едином, сильно связанном коде без внутренних границ. Отсутствие изоляции между функциональными областями приводит к беспрепятственному распространению уязвимости по всей системе.</w:t>
+        <w:t xml:space="preserve">Угроза. В монолите без чёткого разделения на модули компрометация одной части кода (например, уязвимость в обработке аутентификации) открывает злоумышленнику прямой доступ </w:t>
+      </w:r>
+      <w:r>
+        <w:rPr>
+          <w:rFonts w:ascii="Times New Roman" w:hAnsi="Times New Roman" w:eastAsia="Times New Roman" w:cs="Times New Roman"/>
+          <w:sz w:val="28"/>
+          <w:szCs w:val="28"/>
+        </w:rPr>
+        <w:t xml:space="preserve">к данным заметок и учётных записей, поскольку все обязанности сосредоточены в едином, сильно связанном коде без внутренних границ. Отсутствие изоляции между функциональными областями приводит к беспрепятственному распространению уязвимости по всей системе.</w:t>
       </w:r>
       <w:r/>
     </w:p>
@@ -8641,7 +9750,31 @@
           <w:sz w:val="28"/>
           <w:szCs w:val="28"/>
         </w:rPr>
-        <w:t>Реализация. Система разбита на независимые модули (пакеты Python) с явными границами и собственными API: auth/ — аутентификация и управление учётными записями (стратегии входа, сервисы паролей, токенов и OTP); notes/ — управление заметками (CRUD, поиск, экспорт); interfaces/ — стабильные абстракции доступа к данным (INoteReader, INoteWriter); admin/ — административные операции, отделённые от пользовательского контура; security/ — аспекты безопасности (RBAC). Взаимодействие между модулями минимизировано и идёт только через явные интерфейсы: например, модуль notes/ обращается к данным исключительно через интерфейсы из interfaces/, а не напрямую к ORM-сессии. Граф зависимостей между модулями ацикличен (ADP), что позволяет тестировать и развёртывать каждый модуль изолированно.</w:t>
+        <w:t xml:space="preserve">Реализация. Сис</w:t>
+      </w:r>
+      <w:r>
+        <w:rPr>
+          <w:rFonts w:ascii="Times New Roman" w:hAnsi="Times New Roman" w:eastAsia="Times New Roman" w:cs="Times New Roman"/>
+          <w:sz w:val="28"/>
+          <w:szCs w:val="28"/>
+        </w:rPr>
+        <w:t xml:space="preserve">тема разбита на независимые модули (пакеты Python) с явными границами и собственными API: auth/ — аутентификация и управление учётными записями (стратегии входа, сервисы паролей, токенов и OTP); notes/ — управление заметками (CRUD, поиск, экспорт); interfa</w:t>
+      </w:r>
+      <w:r>
+        <w:rPr>
+          <w:rFonts w:ascii="Times New Roman" w:hAnsi="Times New Roman" w:eastAsia="Times New Roman" w:cs="Times New Roman"/>
+          <w:sz w:val="28"/>
+          <w:szCs w:val="28"/>
+        </w:rPr>
+        <w:t xml:space="preserve">ces/ — стабильные абстракции доступа к данным (INoteReader, INoteWriter); admin/ — административные операции, отделённые от пользовательского контура; security/ — аспекты безопасности (RBAC). Взаимодействие между модулями минимизировано и идёт только через</w:t>
+      </w:r>
+      <w:r>
+        <w:rPr>
+          <w:rFonts w:ascii="Times New Roman" w:hAnsi="Times New Roman" w:eastAsia="Times New Roman" w:cs="Times New Roman"/>
+          <w:sz w:val="28"/>
+          <w:szCs w:val="28"/>
+        </w:rPr>
+        <w:t xml:space="preserve"> явные интерфейсы: например, модуль notes/ обращается к данным исключительно через интерфейсы из interfaces/, а не напрямую к ORM-сессии. Граф зависимостей между модулями ацикличен (ADP), что позволяет тестировать и развёртывать каждый модуль изолированно.</w:t>
       </w:r>
       <w:r/>
     </w:p>
@@ -8659,13 +9792,29 @@
           <w:sz w:val="28"/>
           <w:szCs w:val="28"/>
         </w:rPr>
-        <w:t>Обоснование выбора. Модульность ограничивает распространение уязвимостей: компрометация одного модуля не означает автоматического нарушения всей системы. Если уязвимость обнаружена в модуле аутентификации (auth/), злоумышленник не получает напрямую доступ к данным заметок, так как доступ к ним возможен только через интерфейсы модуля notes/ с проверкой владельца. Соблюдены принципы когерентности (каждый модуль решает одну чётко определённую задачу) и независимости (модули слабо связаны, изменение одного не затрагивает другие). Аналогичный подход применяют крупные системы: например, микросервисная архитектура GitHub, где каждый сервис отвечает за отдельный функционал и масштабируется независимо.</w:t>
+        <w:t xml:space="preserve">Обоснование выбора. Модульность ограничивает распространение уязвимостей: компрометация одного модуля не означает автоматического нарушения всей системы. Если уязвимость обнаружена в модуле </w:t>
+      </w:r>
+      <w:r>
+        <w:rPr>
+          <w:rFonts w:ascii="Times New Roman" w:hAnsi="Times New Roman" w:eastAsia="Times New Roman" w:cs="Times New Roman"/>
+          <w:sz w:val="28"/>
+          <w:szCs w:val="28"/>
+        </w:rPr>
+        <w:t xml:space="preserve">аутентификации (auth/), злоумышленник не получает напрямую доступ к данным заметок, так как доступ к ним возможен только через интерфейсы модуля notes/ с проверкой владельца. Соблюдены принципы когерентности (каждый модуль решает одну чётко определённую за</w:t>
+      </w:r>
+      <w:r>
+        <w:rPr>
+          <w:rFonts w:ascii="Times New Roman" w:hAnsi="Times New Roman" w:eastAsia="Times New Roman" w:cs="Times New Roman"/>
+          <w:sz w:val="28"/>
+          <w:szCs w:val="28"/>
+        </w:rPr>
+        <w:t xml:space="preserve">дачу) и независимости (модули слабо связаны, изменение одного не затрагивает другие). Аналогичный подход применяют крупные системы: например, микросервисная архитектура GitHub, где каждый сервис отвечает за отдельный функционал и масштабируется независимо.</w:t>
       </w:r>
       <w:r/>
     </w:p>
     <w:p>
       <w:pPr>
-        <w:pStyle w:val="930"/>
+        <w:pStyle w:val="934"/>
         <w:numPr>
           <w:ilvl w:val="1"/>
           <w:numId w:val="15"/>
@@ -8701,7 +9850,15 @@
           <w:sz w:val="28"/>
           <w:szCs w:val="28"/>
         </w:rPr>
-        <w:t>Угроза. Запуск приложения непосредственно на хостовой ОС означает, что компрометация процесса приложения (например, через уязвимость в одной из зависимостей) даёт доступ к ресурсам всего хоста: файловой системе, другим процессам и сетевым интерфейсам. Отсутствие изоляции среды выполнения превращает локальную уязвимость в угрозу для всей машины и соседних сервисов.</w:t>
+        <w:t xml:space="preserve">Угроза. Запуск приложения непосредственно на хостовой ОС означает, что компрометация процесса приложения (напр</w:t>
+      </w:r>
+      <w:r>
+        <w:rPr>
+          <w:rFonts w:ascii="Times New Roman" w:hAnsi="Times New Roman" w:eastAsia="Times New Roman" w:cs="Times New Roman"/>
+          <w:sz w:val="28"/>
+          <w:szCs w:val="28"/>
+        </w:rPr>
+        <w:t xml:space="preserve">имер, через уязвимость в одной из зависимостей) даёт доступ к ресурсам всего хоста: файловой системе, другим процессам и сетевым интерфейсам. Отсутствие изоляции среды выполнения превращает локальную уязвимость в угрозу для всей машины и соседних сервисов.</w:t>
       </w:r>
       <w:r/>
     </w:p>
@@ -8719,7 +9876,23 @@
           <w:sz w:val="28"/>
           <w:szCs w:val="28"/>
         </w:rPr>
-        <w:t>Реализация. Приложение упаковано в Docker-контейнер (Dockerfile на базе официального образа python:3.12-slim). Контейнер запускается от имени непривилегированного пользователя (appuser), а не root, что реализует принцип наименьших привилегий. Файл docker-compose.yml описывает изолированное окружение: отдельный сервис приложения и отдельный сервис базы данных PostgreSQL, связанные приватной сетью; наружу публикуется только порт API приложения, а порт БД остаётся внутри сети. Файл .dockerignore исключает из образа лишние и чувствительные файлы. Тем самым каждый компонент работает в собственной изолированной среде с минимальными привилегиями и ограниченным набором ресурсов.</w:t>
+        <w:t xml:space="preserve">Реализация. Приложение упаковано в Docker-контейнер (Dockerfile на базе официального образа python:3.12-slim). Контейнер запускается от имени непривилегированного поль</w:t>
+      </w:r>
+      <w:r>
+        <w:rPr>
+          <w:rFonts w:ascii="Times New Roman" w:hAnsi="Times New Roman" w:eastAsia="Times New Roman" w:cs="Times New Roman"/>
+          <w:sz w:val="28"/>
+          <w:szCs w:val="28"/>
+        </w:rPr>
+        <w:t xml:space="preserve">зователя (appuser), а не root, что реализует принцип наименьших привилегий. Файл docker-compose.yml описывает изолированное окружение: отдельный сервис приложения и отдельный сервис базы данных PostgreSQL, связанные приватной сетью; наружу публикуется толь</w:t>
+      </w:r>
+      <w:r>
+        <w:rPr>
+          <w:rFonts w:ascii="Times New Roman" w:hAnsi="Times New Roman" w:eastAsia="Times New Roman" w:cs="Times New Roman"/>
+          <w:sz w:val="28"/>
+          <w:szCs w:val="28"/>
+        </w:rPr>
+        <w:t xml:space="preserve">ко порт API приложения, а порт БД остаётся внутри сети. Файл .dockerignore исключает из образа лишние и чувствительные файлы. Тем самым каждый компонент работает в собственной изолированной среде с минимальными привилегиями и ограниченным набором ресурсов.</w:t>
       </w:r>
       <w:r/>
     </w:p>
@@ -8737,13 +9910,21 @@
           <w:sz w:val="28"/>
           <w:szCs w:val="28"/>
         </w:rPr>
-        <w:t>Обоснование выбора. Контейнеризация — один из методов изоляции компонентов. Она ограничивает доступ скомпрометированного компонента к ресурсам и снижает риск распространения атаки за пределы контейнера, в отличие от запуска всех процессов в общей среде хоста. Подход применяется в промышленных системах: например, в Netflix каждый микросервис работает в собственной изолированной среде на базе Docker, что сохраняет безопасность системы даже при компрометации одного из сервисов.</w:t>
+        <w:t xml:space="preserve">Обоснование выбора. Контейнеризация — один из методов изоляции компонентов. Она ограничивает доступ скомпрометированного компонента к ресурсам и снижает риск распространения атаки за пределы контейнера, в отличие от запуска</w:t>
+      </w:r>
+      <w:r>
+        <w:rPr>
+          <w:rFonts w:ascii="Times New Roman" w:hAnsi="Times New Roman" w:eastAsia="Times New Roman" w:cs="Times New Roman"/>
+          <w:sz w:val="28"/>
+          <w:szCs w:val="28"/>
+        </w:rPr>
+        <w:t xml:space="preserve"> всех процессов в общей среде хоста. Подход применяется в промышленных системах: например, в Netflix каждый микросервис работает в собственной изолированной среде на базе Docker, что сохраняет безопасность системы даже при компрометации одного из сервисов.</w:t>
       </w:r>
       <w:r/>
     </w:p>
     <w:p>
       <w:pPr>
-        <w:pStyle w:val="930"/>
+        <w:pStyle w:val="934"/>
         <w:numPr>
           <w:ilvl w:val="1"/>
           <w:numId w:val="6"/>
@@ -8851,13 +10032,21 @@
           <w:sz w:val="28"/>
           <w:szCs w:val="28"/>
         </w:rPr>
-        <w:t>Обоснование выбора. RBAC — стандартная модель управления доступом согласно OWASP (A01:2021 Broken Access Control). Масштабируема: новые роли добавляются без изменения архитектуры. Проверка роли — атрибутный доступ к уже загруженному объекту User, без дополнительных запросов к БД.</w:t>
+        <w:t xml:space="preserve">Обоснование выбора. RBAC</w:t>
+      </w:r>
+      <w:r>
+        <w:rPr>
+          <w:rFonts w:ascii="Times New Roman" w:hAnsi="Times New Roman" w:eastAsia="Times New Roman" w:cs="Times New Roman"/>
+          <w:sz w:val="28"/>
+          <w:szCs w:val="28"/>
+        </w:rPr>
+        <w:t xml:space="preserve"> — стандартная модель управления доступом согласно OWASP (A01:2021 Broken Access Control). Масштабируема: новые роли добавляются без изменения архитектуры. Проверка роли — атрибутный доступ к уже загруженному объекту User, без дополнительных запросов к БД.</w:t>
       </w:r>
       <w:r/>
     </w:p>
     <w:p>
       <w:pPr>
-        <w:pStyle w:val="930"/>
+        <w:pStyle w:val="934"/>
         <w:numPr>
           <w:ilvl w:val="1"/>
           <w:numId w:val="16"/>
@@ -8893,7 +10082,23 @@
           <w:sz w:val="28"/>
           <w:szCs w:val="28"/>
         </w:rPr>
-        <w:t>Модульность vs. производительность (НТ: время отклика ≤2 с). Разделение системы на модули с взаимодействием только через интерфейсы добавляет уровни косвенности (абстрактные интерфейсы, внедрение зависимостей). В монолите все вызовы остаются внутрипроцессными, поэтому накладные расходы пренебрежимо малы и требование времени отклика не нарушается. Компромисс проявился бы при выделении модулей в отдельные сервисы: межсервисные сетевые вызовы увеличивают задержку — в этом случае применяются кэширование и оптимизация сетевых взаимодействий.</w:t>
+        <w:t xml:space="preserve">Модульность vs. производительн</w:t>
+      </w:r>
+      <w:r>
+        <w:rPr>
+          <w:rFonts w:ascii="Times New Roman" w:hAnsi="Times New Roman" w:eastAsia="Times New Roman" w:cs="Times New Roman"/>
+          <w:sz w:val="28"/>
+          <w:szCs w:val="28"/>
+        </w:rPr>
+        <w:t xml:space="preserve">ость (НТ: время отклика ≤2 с). Разделение системы на модули с взаимодействием только через интерфейсы добавляет уровни косвенности (абстрактные интерфейсы, внедрение зависимостей). В монолите все вызовы остаются внутрипроцессными, поэтому накладные расходы</w:t>
+      </w:r>
+      <w:r>
+        <w:rPr>
+          <w:rFonts w:ascii="Times New Roman" w:hAnsi="Times New Roman" w:eastAsia="Times New Roman" w:cs="Times New Roman"/>
+          <w:sz w:val="28"/>
+          <w:szCs w:val="28"/>
+        </w:rPr>
+        <w:t xml:space="preserve"> пренебрежимо малы и требование времени отклика не нарушается. Компромисс проявился бы при выделении модулей в отдельные сервисы: межсервисные сетевые вызовы увеличивают задержку — в этом случае применяются кэширование и оптимизация сетевых взаимодействий.</w:t>
       </w:r>
       <w:r/>
     </w:p>
@@ -8911,7 +10116,15 @@
           <w:sz w:val="28"/>
           <w:szCs w:val="28"/>
         </w:rPr>
-        <w:t>Контейнеризация vs. сложность эксплуатации. Изоляция в контейнерах усложняет конфигурацию: требуется описывать сетевые политики, тома и переменные окружения. Для текущего масштаба (один сервис приложения и одна БД) сложность невелика. При росте числа контейнеров управление сетевыми политиками усложнится — решением станут средства оркестрации, такие как Kubernetes.</w:t>
+        <w:t xml:space="preserve">Контейнеризация vs. сложность эксплуатации. Изоляция в контейнерах усложняет конфигурацию: требуется описывать</w:t>
+      </w:r>
+      <w:r>
+        <w:rPr>
+          <w:rFonts w:ascii="Times New Roman" w:hAnsi="Times New Roman" w:eastAsia="Times New Roman" w:cs="Times New Roman"/>
+          <w:sz w:val="28"/>
+          <w:szCs w:val="28"/>
+        </w:rPr>
+        <w:t xml:space="preserve"> сетевые политики, тома и переменные окружения. Для текущего масштаба (один сервис приложения и одна БД) сложность невелика. При росте числа контейнеров управление сетевыми политиками усложнится — решением станут средства оркестрации, такие как Kubernetes.</w:t>
       </w:r>
       <w:r/>
     </w:p>
@@ -8929,7 +10142,15 @@
           <w:sz w:val="28"/>
           <w:szCs w:val="28"/>
         </w:rPr>
-        <w:t>Контейнеризация vs. доступность (НТ: ≥99,5%). Запуск БД в отдельном контейнере добавляет сетевой слой между приложением и хранилищем и формально ещё одну точку отказа. Компромисс принят: изоляция БД повышает безопасность (хранилище недоступно напрямую снаружи), а отказоустойчивость обеспечивается политикой перезапуска контейнеров (restart) и, при росте нагрузки, оркестрацией.</w:t>
+        <w:t xml:space="preserve">Контейнеризация vs. доступность (НТ: ≥99,5%). Запуск БД в отдельном контейнере добавляет сетевой слой между приложением и </w:t>
+      </w:r>
+      <w:r>
+        <w:rPr>
+          <w:rFonts w:ascii="Times New Roman" w:hAnsi="Times New Roman" w:eastAsia="Times New Roman" w:cs="Times New Roman"/>
+          <w:sz w:val="28"/>
+          <w:szCs w:val="28"/>
+        </w:rPr>
+        <w:t xml:space="preserve">хранилищем и формально ещё одну точку отказа. Компромисс принят: изоляция БД повышает безопасность (хранилище недоступно напрямую снаружи), а отказоустойчивость обеспечивается политикой перезапуска контейнеров (restart) и, при росте нагрузки, оркестрацией.</w:t>
       </w:r>
       <w:r/>
     </w:p>
@@ -8956,10 +10177,15 @@
           <w:highlight w:val="none"/>
         </w:rPr>
       </w:r>
+      <w:r>
+        <w:rPr>
+          <w:highlight w:val="none"/>
+        </w:rPr>
+      </w:r>
     </w:p>
     <w:p>
       <w:pPr>
-        <w:pStyle w:val="930"/>
+        <w:pStyle w:val="934"/>
         <w:numPr>
           <w:ilvl w:val="1"/>
           <w:numId w:val="6"/>
@@ -8982,6 +10208,7 @@
       <w:r>
         <w:t xml:space="preserve">-</w:t>
       </w:r>
+      <w:r/>
     </w:p>
     <w:p>
       <w:pPr>
@@ -9078,6 +10305,7 @@
           </mc:Fallback>
         </mc:AlternateContent>
       </w:r>
+      <w:r/>
     </w:p>
     <w:p>
       <w:pPr>
@@ -9117,6 +10345,14 @@
           <w:szCs w:val="28"/>
         </w:rPr>
         <w:t xml:space="preserve">На рисунке 11 представлена диаграмма компонентов C4. </w:t>
+      </w:r>
+      <w:r>
+        <w:rPr>
+          <w:rFonts w:ascii="Times New Roman" w:hAnsi="Times New Roman" w:eastAsia="Times New Roman" w:cs="Times New Roman"/>
+          <w:sz w:val="28"/>
+          <w:szCs w:val="28"/>
+          <w:highlight w:val="none"/>
+        </w:rPr>
       </w:r>
       <w:r>
         <w:rPr>
@@ -9209,6 +10445,7 @@
           </mc:Fallback>
         </mc:AlternateContent>
       </w:r>
+      <w:r/>
     </w:p>
     <w:p>
       <w:pPr>
@@ -9230,7 +10467,7 @@
     </w:p>
     <w:p>
       <w:pPr>
-        <w:pStyle w:val="930"/>
+        <w:pStyle w:val="934"/>
         <w:pBdr/>
         <w:spacing/>
         <w:ind/>
@@ -9261,12 +10498,17 @@
         <w:rPr>
           <w:lang w:eastAsia="ru-RU"/>
         </w:rPr>
-        <w:t>В ходе работы были выбраны 3 наиболее важных атрибута качества в условиях повышения востребованности проекта:</w:t>
+        <w:t xml:space="preserve">В ходе работы были выбраны 3 наиболее важных атрибута качества в условиях повышения востребованности проекта:</w:t>
+      </w:r>
+      <w:r>
+        <w:rPr>
+          <w:lang w:eastAsia="ru-RU"/>
+        </w:rPr>
       </w:r>
     </w:p>
     <w:p>
       <w:pPr>
-        <w:pStyle w:val="937"/>
+        <w:pStyle w:val="941"/>
         <w:numPr>
           <w:ilvl w:val="0"/>
           <w:numId w:val="18"/>
@@ -9282,12 +10524,17 @@
         <w:rPr>
           <w:lang w:eastAsia="ru-RU"/>
         </w:rPr>
-        <w:t>масштабируемость: возможность горизонтально масштабировать только нагруженные подсистемы;</w:t>
+        <w:t xml:space="preserve">масштабируемость: возможность горизонтально масштабировать только нагруженные подсистемы;</w:t>
+      </w:r>
+      <w:r>
+        <w:rPr>
+          <w:lang w:eastAsia="ru-RU"/>
+        </w:rPr>
       </w:r>
     </w:p>
     <w:p>
       <w:pPr>
-        <w:pStyle w:val="937"/>
+        <w:pStyle w:val="941"/>
         <w:numPr>
           <w:ilvl w:val="0"/>
           <w:numId w:val="18"/>
@@ -9303,12 +10550,17 @@
         <w:rPr>
           <w:lang w:eastAsia="ru-RU"/>
         </w:rPr>
-        <w:t>доступность и отказоустойчивость: падение одного модуля не должно приводить к недоступности всей платформы;</w:t>
+        <w:t xml:space="preserve">доступность и отказоустойчивость: падение одного модуля не должно приводить к недоступности всей платформы;</w:t>
+      </w:r>
+      <w:r>
+        <w:rPr>
+          <w:lang w:eastAsia="ru-RU"/>
+        </w:rPr>
       </w:r>
     </w:p>
     <w:p>
       <w:pPr>
-        <w:pStyle w:val="937"/>
+        <w:pStyle w:val="941"/>
         <w:numPr>
           <w:ilvl w:val="0"/>
           <w:numId w:val="18"/>
@@ -9324,7 +10576,12 @@
         <w:rPr>
           <w:lang w:eastAsia="ru-RU"/>
         </w:rPr>
-        <w:t>независимость развёртывания: возможность выпускать обновления отдельных модулей без остановки всей системы.</w:t>
+        <w:t xml:space="preserve">независимость развёртывания: возможность выпускать обновления отдельных модулей без остановки всей системы.</w:t>
+      </w:r>
+      <w:r>
+        <w:rPr>
+          <w:lang w:eastAsia="ru-RU"/>
+        </w:rPr>
       </w:r>
     </w:p>
     <w:p>
@@ -9340,7 +10597,12 @@
         <w:rPr>
           <w:lang w:eastAsia="ru-RU"/>
         </w:rPr>
-        <w:t>Было принято решение переходить от старого паттерна (слоистый монолит) к новому – микросервисная архитектура.</w:t>
+        <w:t xml:space="preserve">Было принято решение переходить от старого паттерна (слоистый монолит) к новому – микросервисная архитектура.</w:t>
+      </w:r>
+      <w:r>
+        <w:rPr>
+          <w:lang w:eastAsia="ru-RU"/>
+        </w:rPr>
       </w:r>
     </w:p>
     <w:p>
@@ -9356,12 +10618,23 @@
         <w:rPr>
           <w:lang w:eastAsia="ru-RU"/>
         </w:rPr>
-        <w:t>Обоснование перехода: монолитная архитектура, оптимальная на старте проекта, стала проблемой при кратном росте нагрузки. Масштабирование монолита приводило к неэффективному расходу ресурсов (масштабировались даже ненагруженные модули). Деплой требует остановки всей системы. Переход к микросервисам позволяет:</w:t>
+        <w:t xml:space="preserve">Обоснование перехода: монолитная архитектура, оптимал</w:t>
+      </w:r>
+      <w:r>
+        <w:rPr>
+          <w:lang w:eastAsia="ru-RU"/>
+        </w:rPr>
+        <w:t xml:space="preserve">ьная на старте проекта, стала проблемой при кратном росте нагрузки. Масштабирование монолита приводило к неэффективному расходу ресурсов (масштабировались даже ненагруженные модули). Деплой требует остановки всей системы. Переход к микросервисам позволяет:</w:t>
+      </w:r>
+      <w:r>
+        <w:rPr>
+          <w:lang w:eastAsia="ru-RU"/>
+        </w:rPr>
       </w:r>
     </w:p>
     <w:p>
       <w:pPr>
-        <w:pStyle w:val="937"/>
+        <w:pStyle w:val="941"/>
         <w:numPr>
           <w:ilvl w:val="0"/>
           <w:numId w:val="18"/>
@@ -9390,10 +10663,15 @@
           <w:lang w:eastAsia="ru-RU"/>
         </w:rPr>
       </w:r>
+      <w:r>
+        <w:rPr>
+          <w:lang w:eastAsia="ru-RU"/>
+        </w:rPr>
+      </w:r>
     </w:p>
     <w:p>
       <w:pPr>
-        <w:pStyle w:val="937"/>
+        <w:pStyle w:val="941"/>
         <w:numPr>
           <w:ilvl w:val="0"/>
           <w:numId w:val="18"/>
@@ -9422,10 +10700,15 @@
           <w:lang w:eastAsia="ru-RU"/>
         </w:rPr>
       </w:r>
+      <w:r>
+        <w:rPr>
+          <w:lang w:eastAsia="ru-RU"/>
+        </w:rPr>
+      </w:r>
     </w:p>
     <w:p>
       <w:pPr>
-        <w:pStyle w:val="937"/>
+        <w:pStyle w:val="941"/>
         <w:numPr>
           <w:ilvl w:val="0"/>
           <w:numId w:val="18"/>
@@ -9441,7 +10724,12 @@
         <w:rPr>
           <w:lang w:eastAsia="ru-RU"/>
         </w:rPr>
-        <w:t>реализовать параллельную разработку и независимые пайплайны CI/CD.</w:t>
+        <w:t xml:space="preserve">реализовать параллельную разработку и независимые пайплайны CI/CD.</w:t>
+      </w:r>
+      <w:r>
+        <w:rPr>
+          <w:lang w:eastAsia="ru-RU"/>
+        </w:rPr>
       </w:r>
     </w:p>
     <w:p>
@@ -9457,12 +10745,17 @@
         <w:rPr>
           <w:lang w:eastAsia="ru-RU"/>
         </w:rPr>
-        <w:t>Однако в следствие перехода на микросервисы растет сложность разработки и увеличивается сетевая задержка для кросс-сервисных вызовов.</w:t>
+        <w:t xml:space="preserve">Однако в следствие перехода на микросервисы растет сложность разработки и увеличивается сетевая задержка для кросс-сервисных вызовов.</w:t>
+      </w:r>
+      <w:r>
+        <w:rPr>
+          <w:lang w:eastAsia="ru-RU"/>
+        </w:rPr>
       </w:r>
     </w:p>
     <w:p>
       <w:pPr>
-        <w:pStyle w:val="930"/>
+        <w:pStyle w:val="934"/>
         <w:pBdr/>
         <w:spacing/>
         <w:ind/>
@@ -9500,7 +10793,7 @@
     </w:p>
     <w:p>
       <w:pPr>
-        <w:pStyle w:val="937"/>
+        <w:pStyle w:val="941"/>
         <w:pBdr/>
         <w:spacing w:after="0" w:before="0" w:line="360" w:lineRule="auto"/>
         <w:ind w:right="0" w:firstLine="720" w:left="0"/>
@@ -9519,7 +10812,7 @@
     </w:p>
     <w:p>
       <w:pPr>
-        <w:pStyle w:val="937"/>
+        <w:pStyle w:val="941"/>
         <w:pBdr/>
         <w:spacing w:after="0" w:before="0" w:line="360" w:lineRule="auto"/>
         <w:ind w:right="0" w:firstLine="720" w:left="0"/>
@@ -9532,13 +10825,13 @@
           <w:sz w:val="28"/>
           <w:szCs w:val="28"/>
         </w:rPr>
-        <w:t xml:space="preserve">auth-service — микросервис аутентификации: регистрация, вход по e-mail/SMS, JWT, bcrypt, RBAC. Собственная Auth DB (PostgreSQL);</w:t>
+        <w:t xml:space="preserve">auth-service — микросервис аутентификации: регистрация, вход по e-mail/SMS, JWT, RBAC. Собственная Auth DB;</w:t>
       </w:r>
       <w:r/>
     </w:p>
     <w:p>
       <w:pPr>
-        <w:pStyle w:val="937"/>
+        <w:pStyle w:val="941"/>
         <w:pBdr/>
         <w:spacing w:after="0" w:before="0" w:line="360" w:lineRule="auto"/>
         <w:ind w:right="0" w:firstLine="720" w:left="0"/>
@@ -9551,13 +10844,13 @@
           <w:sz w:val="28"/>
           <w:szCs w:val="28"/>
         </w:rPr>
-        <w:t xml:space="preserve">notes-service — микросервис заметок: CRUD, поиск, экспорт. Идентификатор пользователя получает из заголовков Gateway. Собственная Notes DB (PostgreSQL);</w:t>
+        <w:t xml:space="preserve">notes-service — микросервис заметок: CRUD, поиск, экспорт. Идентификатор пользователя получает из заголовков Gateway. Собственная Notes DB;</w:t>
       </w:r>
       <w:r/>
     </w:p>
     <w:p>
       <w:pPr>
-        <w:pStyle w:val="937"/>
+        <w:pStyle w:val="941"/>
         <w:pBdr/>
         <w:spacing w:after="0" w:before="0" w:line="360" w:lineRule="auto"/>
         <w:ind w:right="0" w:firstLine="720" w:left="0"/>
@@ -9576,7 +10869,7 @@
     </w:p>
     <w:p>
       <w:pPr>
-        <w:pStyle w:val="937"/>
+        <w:pStyle w:val="941"/>
         <w:pBdr/>
         <w:spacing w:after="0" w:before="0" w:line="360" w:lineRule="auto"/>
         <w:ind w:right="0" w:firstLine="720" w:left="0"/>
@@ -9589,7 +10882,33 @@
           <w:sz w:val="28"/>
           <w:szCs w:val="28"/>
         </w:rPr>
-        <w:t xml:space="preserve">каждый сервис — отдельный Docker-образ; оркестрация через docker-compose (MVP) или Kubernetes (production).</w:t>
+        <w:t xml:space="preserve">каждый сервис — отдельный </w:t>
+      </w:r>
+      <w:r>
+        <w:rPr>
+          <w:rFonts w:ascii="Times New Roman" w:hAnsi="Times New Roman" w:eastAsia="Times New Roman" w:cs="Times New Roman"/>
+          <w:sz w:val="28"/>
+          <w:szCs w:val="28"/>
+          <w:lang w:val="ru-RU"/>
+        </w:rPr>
+        <w:t xml:space="preserve">образ </w:t>
+      </w:r>
+      <w:r>
+        <w:rPr>
+          <w:rFonts w:ascii="Times New Roman" w:hAnsi="Times New Roman" w:eastAsia="Times New Roman" w:cs="Times New Roman"/>
+          <w:sz w:val="28"/>
+          <w:szCs w:val="28"/>
+          <w:lang w:val="ru-RU"/>
+        </w:rPr>
+        <w:t xml:space="preserve">контейнера с распределением нагрузки через окрестратор</w:t>
+      </w:r>
+      <w:r>
+        <w:rPr>
+          <w:rFonts w:ascii="Times New Roman" w:hAnsi="Times New Roman" w:eastAsia="Times New Roman" w:cs="Times New Roman"/>
+          <w:sz w:val="28"/>
+          <w:szCs w:val="28"/>
+        </w:rPr>
+        <w:t xml:space="preserve">.</w:t>
       </w:r>
       <w:r/>
     </w:p>
@@ -9613,7 +10932,7 @@
     </w:p>
     <w:p>
       <w:pPr>
-        <w:pStyle w:val="937"/>
+        <w:pStyle w:val="941"/>
         <w:pBdr/>
         <w:spacing w:after="0" w:before="0" w:line="360" w:lineRule="auto"/>
         <w:ind w:right="0" w:firstLine="720" w:left="0"/>
@@ -9632,7 +10951,7 @@
     </w:p>
     <w:p>
       <w:pPr>
-        <w:pStyle w:val="937"/>
+        <w:pStyle w:val="941"/>
         <w:pBdr/>
         <w:spacing w:after="0" w:before="0" w:line="360" w:lineRule="auto"/>
         <w:ind w:right="0" w:firstLine="720" w:left="0"/>
@@ -9658,17 +10977,60 @@
       </w:r>
       <w:r>
         <w:rPr>
-          <w:rFonts w:ascii="Times New Roman" w:hAnsi="Times New Roman" w:eastAsia="Times New Roman" w:cs="Times New Roman"/>
-          <w:sz w:val="28"/>
-          <w:szCs w:val="28"/>
-        </w:rPr>
-        <w:t xml:space="preserve">;</w:t>
+          <w:lang w:val="ru-RU"/>
+        </w:rPr>
+        <w:t xml:space="preserve">. Ш</w:t>
+      </w:r>
+      <w:r>
+        <w:t xml:space="preserve">ина сама становится узким местом и точкой отказа</w:t>
+      </w:r>
+      <w:r>
+        <w:rPr>
+          <w:rFonts w:ascii="Times New Roman" w:hAnsi="Times New Roman" w:eastAsia="Times New Roman" w:cs="Times New Roman"/>
+          <w:sz w:val="28"/>
+          <w:szCs w:val="28"/>
+          <w:lang w:val="ru-RU"/>
+        </w:rPr>
+        <w:t xml:space="preserve"> что не выполняет требование </w:t>
+      </w:r>
+      <w:r>
+        <w:rPr>
+          <w:lang w:eastAsia="ru-RU"/>
+        </w:rPr>
+        <w:t xml:space="preserve">доступност</w:t>
+      </w:r>
+      <w:r>
+        <w:rPr>
+          <w:lang w:val="ru-RU"/>
+        </w:rPr>
+        <w:t xml:space="preserve">и</w:t>
+      </w:r>
+      <w:r>
+        <w:rPr>
+          <w:lang w:eastAsia="ru-RU"/>
+        </w:rPr>
+        <w:t xml:space="preserve"> и отказоустойчивост</w:t>
+      </w:r>
+      <w:r>
+        <w:rPr>
+          <w:lang w:val="ru-RU"/>
+        </w:rPr>
+        <w:t xml:space="preserve">и</w:t>
+      </w:r>
+      <w:r>
+        <w:rPr>
+          <w:rFonts w:ascii="Times New Roman" w:hAnsi="Times New Roman" w:eastAsia="Times New Roman" w:cs="Times New Roman"/>
+          <w:sz w:val="28"/>
+          <w:szCs w:val="28"/>
+          <w:lang w:val="ru-RU"/>
+        </w:rPr>
+        <w:t xml:space="preserve">.</w:t>
       </w:r>
       <w:r/>
     </w:p>
     <w:p>
       <w:pPr>
-        <w:pStyle w:val="937"/>
+        <w:pStyle w:val="941"/>
         <w:pBdr/>
         <w:spacing w:after="0" w:before="0" w:line="360" w:lineRule="auto"/>
         <w:ind w:right="0" w:firstLine="720" w:left="0"/>
@@ -9823,6 +11185,7 @@
           </mc:Fallback>
         </mc:AlternateContent>
       </w:r>
+      <w:r/>
     </w:p>
     <w:p>
       <w:pPr>
@@ -9879,7 +11242,7 @@
           <w:sz w:val="28"/>
           <w:szCs w:val="28"/>
         </w:rPr>
-        <w:t>Диаграмма контейнеров новой архитектуры C4 (Level 2)</w:t>
+        <w:t xml:space="preserve">Диаграмма контейнеров новой архитектуры C4 (Level 2)</w:t>
       </w:r>
       <w:r>
         <w:rPr>
@@ -9941,7 +11304,15 @@
         </w:rPr>
         <w:t xml:space="preserve"> Старая диаграмма контестов представлена на рисунке 13.</w:t>
       </w:r>
-      <w:r/>
+      <w:r>
+        <w:rPr>
+          <w:rFonts w:ascii="Times New Roman" w:hAnsi="Times New Roman" w:eastAsia="Times New Roman" w:cs="Times New Roman"/>
+          <w:sz w:val="28"/>
+          <w:szCs w:val="28"/>
+          <w:highlight w:val="none"/>
+          <w:lang w:val="ru-RU"/>
+        </w:rPr>
+      </w:r>
     </w:p>
     <w:p>
       <w:pPr>
@@ -9971,7 +11342,7 @@
           <mc:Choice Requires="wpg">
             <w:drawing>
               <wp:inline xmlns:wp="http://schemas.openxmlformats.org/drawingml/2006/wordprocessingDrawing" distT="0" distB="0" distL="0" distR="0">
-                <wp:extent cx="6120765" cy="2890915"/>
+                <wp:extent cx="6120765" cy="2894247"/>
                 <wp:effectExtent l="0" t="0" r="0" b="0"/>
                 <wp:docPr id="13" name=""/>
                 <wp:cNvGraphicFramePr>
@@ -9981,7 +11352,7 @@
                   <a:graphicData uri="http://schemas.openxmlformats.org/drawingml/2006/picture">
                     <pic:pic xmlns:pic="http://schemas.openxmlformats.org/drawingml/2006/picture">
                       <pic:nvPicPr>
-                        <pic:cNvPr id="2065591135" name=""/>
+                        <pic:cNvPr id="1266811330" name=""/>
                         <pic:cNvPicPr>
                           <a:picLocks noChangeAspect="1"/>
                         </pic:cNvPicPr>
@@ -9994,7 +11365,7 @@
                       <pic:spPr bwMode="auto">
                         <a:xfrm>
                           <a:off x="0" y="0"/>
-                          <a:ext cx="6120764" cy="2890914"/>
+                          <a:ext cx="6120764" cy="2894247"/>
                         </a:xfrm>
                         <a:prstGeom prst="rect">
                           <a:avLst/>
@@ -10027,7 +11398,7 @@
                 <v:path o:extrusionok="f" gradientshapeok="t" o:connecttype="rect"/>
                 <o:lock v:ext="edit" aspectratio="t"/>
               </v:shapetype>
-              <v:shape id="_x0000_i12" o:spid="_x0000_s12" type="#_x0000_t75" style="width:481.95pt;height:227.63pt;mso-wrap-distance-left:0.00pt;mso-wrap-distance-top:0.00pt;mso-wrap-distance-right:0.00pt;mso-wrap-distance-bottom:0.00pt;z-index:1;" stroked="false">
+              <v:shape id="_x0000_i12" o:spid="_x0000_s12" type="#_x0000_t75" style="width:481.95pt;height:227.89pt;mso-wrap-distance-left:0.00pt;mso-wrap-distance-top:0.00pt;mso-wrap-distance-right:0.00pt;mso-wrap-distance-bottom:0.00pt;z-index:1;" stroked="false">
                 <v:imagedata r:id="rId23" o:title=""/>
                 <o:lock v:ext="edit" rotation="t"/>
               </v:shape>
@@ -10054,7 +11425,6 @@
           <w:lang w:val="ru-RU"/>
         </w:rPr>
       </w:r>
-      <w:r/>
       <w:r>
         <w:rPr>
           <w:rFonts w:ascii="Times New Roman" w:hAnsi="Times New Roman" w:eastAsia="Times New Roman" w:cs="Times New Roman"/>
@@ -10064,7 +11434,6 @@
           <w:lang w:val="ru-RU"/>
         </w:rPr>
       </w:r>
-      <w:r/>
     </w:p>
     <w:p>
       <w:pPr>
@@ -10135,12 +11504,13 @@
         <w:jc w:val="center"/>
         <w:rPr/>
       </w:pPr>
+      <w:r/>
       <w:r>
         <mc:AlternateContent>
           <mc:Choice Requires="wpg">
             <w:drawing>
               <wp:inline xmlns:wp="http://schemas.openxmlformats.org/drawingml/2006/wordprocessingDrawing" distT="0" distB="0" distL="0" distR="0">
-                <wp:extent cx="5756189" cy="3241349"/>
+                <wp:extent cx="6120765" cy="3462200"/>
                 <wp:effectExtent l="0" t="0" r="0" b="0"/>
                 <wp:docPr id="14" name=""/>
                 <wp:cNvGraphicFramePr>
@@ -10150,7 +11520,7 @@
                   <a:graphicData uri="http://schemas.openxmlformats.org/drawingml/2006/picture">
                     <pic:pic xmlns:pic="http://schemas.openxmlformats.org/drawingml/2006/picture">
                       <pic:nvPicPr>
-                        <pic:cNvPr id="1671370102" name=""/>
+                        <pic:cNvPr id="1792991675" name=""/>
                         <pic:cNvPicPr>
                           <a:picLocks noChangeAspect="1"/>
                         </pic:cNvPicPr>
@@ -10161,9 +11531,9 @@
                         <a:stretch/>
                       </pic:blipFill>
                       <pic:spPr bwMode="auto">
-                        <a:xfrm flipH="0" flipV="0">
+                        <a:xfrm>
                           <a:off x="0" y="0"/>
-                          <a:ext cx="5756189" cy="3241349"/>
+                          <a:ext cx="6120764" cy="3462199"/>
                         </a:xfrm>
                         <a:prstGeom prst="rect">
                           <a:avLst/>
@@ -10196,7 +11566,7 @@
                 <v:path o:extrusionok="f" gradientshapeok="t" o:connecttype="rect"/>
                 <o:lock v:ext="edit" aspectratio="t"/>
               </v:shapetype>
-              <v:shape id="_x0000_i13" o:spid="_x0000_s13" type="#_x0000_t75" style="width:453.24pt;height:255.22pt;mso-wrap-distance-left:0.00pt;mso-wrap-distance-top:0.00pt;mso-wrap-distance-right:0.00pt;mso-wrap-distance-bottom:0.00pt;z-index:1;" stroked="false">
+              <v:shape id="_x0000_i13" o:spid="_x0000_s13" type="#_x0000_t75" style="width:481.95pt;height:272.61pt;mso-wrap-distance-left:0.00pt;mso-wrap-distance-top:0.00pt;mso-wrap-distance-right:0.00pt;mso-wrap-distance-bottom:0.00pt;z-index:1;" stroked="false">
                 <v:imagedata r:id="rId24" o:title=""/>
                 <o:lock v:ext="edit" rotation="t"/>
               </v:shape>
@@ -10204,6 +11574,8 @@
           </mc:Fallback>
         </mc:AlternateContent>
       </w:r>
+      <w:r/>
+      <w:r/>
     </w:p>
     <w:p>
       <w:pPr>
@@ -10242,7 +11614,7 @@
     </w:p>
     <w:p>
       <w:pPr>
-        <w:pStyle w:val="930"/>
+        <w:pStyle w:val="934"/>
         <w:pBdr/>
         <w:spacing/>
         <w:ind/>
@@ -10276,6 +11648,7 @@
         </w:rPr>
         <w:t xml:space="preserve">Новая архитектура описана в нотации 4+1, представляющей систему через пять взаимосвязанных представлений: логическое, процессное, физическое, представление уровня разработки и сценарии.</w:t>
       </w:r>
+      <w:r/>
     </w:p>
     <w:p>
       <w:pPr>
@@ -10291,8 +11664,59 @@
           <w:sz w:val="28"/>
           <w:szCs w:val="28"/>
         </w:rPr>
-        <w:t xml:space="preserve">Логическое представление: система разделена на четыре микросервиса по поддоменам. api_gateway отвечает за маршрутизацию и сквозные аспекты (проверка JWT, Rate Limiting, Security Headers) и не содержит бизнес-логики. auth_service реализует домен идентификации: регистрация, вход по e-mail/паролю, SMS OTP, выдача JWT с ролью USER/ADMIN; внутри выделены классы PasswordService, TokenService и OtpService. notes_service отвечает за домен заметок (CRUD, поиск, экспорт) и проверяет права по заголовкам X-User-Id и X-User-Role от Gateway. notification_service изолированно доставляет SMS- и email-уведомления.</w:t>
-      </w:r>
+        <w:t xml:space="preserve">Логическое представление: система разделена на четыре микросервиса по поддоменам. api_gatewa</w:t>
+      </w:r>
+      <w:r>
+        <w:rPr>
+          <w:rFonts w:ascii="Times New Roman" w:hAnsi="Times New Roman" w:eastAsia="Times New Roman" w:cs="Times New Roman"/>
+          <w:sz w:val="28"/>
+          <w:szCs w:val="28"/>
+        </w:rPr>
+        <w:t xml:space="preserve">y отвечает за маршрутизацию</w:t>
+      </w:r>
+      <w:r>
+        <w:rPr>
+          <w:rFonts w:ascii="Times New Roman" w:hAnsi="Times New Roman" w:eastAsia="Times New Roman" w:cs="Times New Roman"/>
+          <w:sz w:val="28"/>
+          <w:szCs w:val="28"/>
+          <w:lang w:val="ru-RU"/>
+        </w:rPr>
+        <w:t xml:space="preserve"> и</w:t>
+      </w:r>
+      <w:r>
+        <w:rPr>
+          <w:rFonts w:ascii="Times New Roman" w:hAnsi="Times New Roman" w:eastAsia="Times New Roman" w:cs="Times New Roman"/>
+          <w:sz w:val="28"/>
+          <w:szCs w:val="28"/>
+        </w:rPr>
+        <w:t xml:space="preserve"> не содержит бизнес-логики. auth_service реализует домен идентификации: регистрация, вход по e-mail/паролю, SMS OTP, выдача JWT с ролью USER/ADMIN; внутри выдел</w:t>
+      </w:r>
+      <w:r>
+        <w:rPr>
+          <w:rFonts w:ascii="Times New Roman" w:hAnsi="Times New Roman" w:eastAsia="Times New Roman" w:cs="Times New Roman"/>
+          <w:sz w:val="28"/>
+          <w:szCs w:val="28"/>
+        </w:rPr>
+        <w:t xml:space="preserve">ены классы PasswordService, TokenService и OtpService. notes_service отвечает за домен заметок (CRUD, поиск, экспорт) и проверяет права </w:t>
+      </w:r>
+      <w:r>
+        <w:rPr>
+          <w:rFonts w:ascii="Times New Roman" w:hAnsi="Times New Roman" w:eastAsia="Times New Roman" w:cs="Times New Roman"/>
+          <w:sz w:val="28"/>
+          <w:szCs w:val="28"/>
+          <w:lang w:val="ru-RU"/>
+        </w:rPr>
+        <w:t xml:space="preserve">доступа по заголовку запроса</w:t>
+      </w:r>
+      <w:r>
+        <w:rPr>
+          <w:rFonts w:ascii="Times New Roman" w:hAnsi="Times New Roman" w:eastAsia="Times New Roman" w:cs="Times New Roman"/>
+          <w:sz w:val="28"/>
+          <w:szCs w:val="28"/>
+        </w:rPr>
+        <w:t xml:space="preserve">. notification_service изолированно доставляет SMS- и email-уведомления.</w:t>
+      </w:r>
+      <w:r/>
     </w:p>
     <w:p>
       <w:pPr>
@@ -10308,8 +11732,34 @@
           <w:sz w:val="28"/>
           <w:szCs w:val="28"/>
         </w:rPr>
-        <w:t xml:space="preserve">Процессное представление: синхронные запросы проходят через API Gateway, который применяет Rate Limit, проверяет токен и проксирует их в целевой сервис. При входе auth_service проверяет пароль через bcrypt и возвращает JWT с полями sub и role. При создании заметки Gateway добавляет заголовки X-User-Id и X-User-Role, notes_service сохраняет заметку и асинхронно уведомляет notification_service.</w:t>
-      </w:r>
+        <w:t xml:space="preserve">Процессное представление: синхронные запросы проходят через API Gateway</w:t>
+      </w:r>
+      <w:r>
+        <w:rPr>
+          <w:rFonts w:ascii="Times New Roman" w:hAnsi="Times New Roman" w:eastAsia="Times New Roman" w:cs="Times New Roman"/>
+          <w:sz w:val="28"/>
+          <w:szCs w:val="28"/>
+          <w:lang w:val="ru-RU"/>
+        </w:rPr>
+        <w:t xml:space="preserve"> который </w:t>
+      </w:r>
+      <w:r>
+        <w:rPr>
+          <w:rFonts w:ascii="Times New Roman" w:hAnsi="Times New Roman" w:eastAsia="Times New Roman" w:cs="Times New Roman"/>
+          <w:sz w:val="28"/>
+          <w:szCs w:val="28"/>
+        </w:rPr>
+        <w:t xml:space="preserve">проксирует их в це</w:t>
+      </w:r>
+      <w:r>
+        <w:rPr>
+          <w:rFonts w:ascii="Times New Roman" w:hAnsi="Times New Roman" w:eastAsia="Times New Roman" w:cs="Times New Roman"/>
+          <w:sz w:val="28"/>
+          <w:szCs w:val="28"/>
+        </w:rPr>
+        <w:t xml:space="preserve">левой сервис. При входе auth_service проверяет пароль через bcrypt и возвращает JWT с полями sub и role. При создании заметки Gateway добавляет заголовки X-User-Id и X-User-Role, notes_service сохраняет заметку и асинхронно уведомляет notification_service.</w:t>
+      </w:r>
+      <w:r/>
     </w:p>
     <w:p>
       <w:pPr>
@@ -10325,8 +11775,17 @@
           <w:sz w:val="28"/>
           <w:szCs w:val="28"/>
         </w:rPr>
-        <w:t xml:space="preserve">Физическое представление: каждый микросервис упакован в Docker-контейнер, конфигурация описана в docker-compose.yml. В production notes_service масштабируется горизонтально (2–10 реплик) за балансировщиком нагрузки; stateless-природа сервисов позволяет добавлять реплики без изменения кода.</w:t>
-      </w:r>
+        <w:t xml:space="preserve">Физическое представление: каждый м</w:t>
+      </w:r>
+      <w:r>
+        <w:rPr>
+          <w:rFonts w:ascii="Times New Roman" w:hAnsi="Times New Roman" w:eastAsia="Times New Roman" w:cs="Times New Roman"/>
+          <w:sz w:val="28"/>
+          <w:szCs w:val="28"/>
+        </w:rPr>
+        <w:t xml:space="preserve">икросервис упакован в Docker-контейнер, конфигурация описана в docker-compose.yml. В production notes_service масштабируется горизонтально (2–10 реплик) за балансировщиком нагрузки; stateless-природа сервисов позволяет добавлять реплики без изменения кода.</w:t>
+      </w:r>
+      <w:r/>
     </w:p>
     <w:p>
       <w:pPr>
@@ -10342,8 +11801,17 @@
           <w:sz w:val="28"/>
           <w:szCs w:val="28"/>
         </w:rPr>
-        <w:t xml:space="preserve">Представление уровня разработки: каждый сервис — отдельный Python-пакет (Package by Feature, CCP) с собственными Dockerfile и requirements.txt. Разработчики работают в изолированных ветках: изменения в auth_service не вызывают конфликтов в notes_service. Реализованные ранее принципы SOLID и паттерны проектирования сохранены внутри каждого сервиса.</w:t>
-      </w:r>
+        <w:t xml:space="preserve">Представление уровня разработки: каждый сервис — отдельный Python-пакет </w:t>
+      </w:r>
+      <w:r>
+        <w:rPr>
+          <w:rFonts w:ascii="Times New Roman" w:hAnsi="Times New Roman" w:eastAsia="Times New Roman" w:cs="Times New Roman"/>
+          <w:sz w:val="28"/>
+          <w:szCs w:val="28"/>
+        </w:rPr>
+        <w:t xml:space="preserve">с собственными Dockerfile и requirements.txt. Разработчики работают в изолированных ветках: изменения в auth_service не вызывают конфликтов в notes_service. Реализованные ранее принципы SOLID и паттерны проектирования сохранены внутри каждого сервиса.</w:t>
+      </w:r>
+      <w:r/>
     </w:p>
     <w:p>
       <w:pPr>
@@ -10361,10 +11829,11 @@
         </w:rPr>
         <w:t xml:space="preserve">Сценарии (+1): ключевые сценарии связывают представления между собой:</w:t>
       </w:r>
+      <w:r/>
     </w:p>
     <w:p>
       <w:pPr>
-        <w:pStyle w:val="937"/>
+        <w:pStyle w:val="941"/>
         <w:numPr>
           <w:ilvl w:val="0"/>
           <w:numId w:val="18"/>
@@ -10380,12 +11849,13 @@
           <w:sz w:val="28"/>
           <w:szCs w:val="28"/>
         </w:rPr>
-        <w:t xml:space="preserve">регистрация: POST /auth/register → Gateway (Rate Limit) → auth_service (проверка уникальности e-mail, bcrypt-хеш, сохранение в Auth DB) → JWT; занятый e-mail → 400;</w:t>
-      </w:r>
+        <w:t xml:space="preserve">регистрация: POST /auth/register → Gateway → auth_service (проверка уникальности e-mail, bcrypt-хеш, сохранение в Auth DB) → JWT; занятый e-mail → 400;</w:t>
+      </w:r>
+      <w:r/>
     </w:p>
     <w:p>
       <w:pPr>
-        <w:pStyle w:val="937"/>
+        <w:pStyle w:val="941"/>
         <w:numPr>
           <w:ilvl w:val="0"/>
           <w:numId w:val="18"/>
@@ -10401,12 +11871,29 @@
           <w:sz w:val="28"/>
           <w:szCs w:val="28"/>
         </w:rPr>
-        <w:t xml:space="preserve">аутентификация: POST /auth/login → Rate Limit → auth_service (проверка пароля, выдача JWT); неверный пароль → 401, превышен лимит → 429;</w:t>
-      </w:r>
+        <w:t xml:space="preserve">аутентификация: POST /auth/login → </w:t>
+      </w:r>
+      <w:r>
+        <w:rPr>
+          <w:rFonts w:ascii="Times New Roman" w:hAnsi="Times New Roman" w:eastAsia="Times New Roman" w:cs="Times New Roman"/>
+          <w:sz w:val="28"/>
+          <w:szCs w:val="28"/>
+        </w:rPr>
+        <w:t xml:space="preserve">Gateway</w:t>
+      </w:r>
+      <w:r>
+        <w:rPr>
+          <w:rFonts w:ascii="Times New Roman" w:hAnsi="Times New Roman" w:eastAsia="Times New Roman" w:cs="Times New Roman"/>
+          <w:sz w:val="28"/>
+          <w:szCs w:val="28"/>
+        </w:rPr>
+        <w:t xml:space="preserve"> → auth_service (проверка пароля, выдача JWT); неверный пароль → 401, превышен лимит → 429;</w:t>
+      </w:r>
+      <w:r/>
     </w:p>
     <w:p>
       <w:pPr>
-        <w:pStyle w:val="937"/>
+        <w:pStyle w:val="941"/>
         <w:numPr>
           <w:ilvl w:val="0"/>
           <w:numId w:val="18"/>
@@ -10422,12 +11909,13 @@
           <w:sz w:val="28"/>
           <w:szCs w:val="28"/>
         </w:rPr>
-        <w:t xml:space="preserve">создание заметки: POST /notes/ с Bearer-токеном → Gateway (декодирование JWT, добавление X-User-Id и X-User-Role) → notes_service (валидация, сохранение, уведомление) → 201; пустой заголовок → 422, невалидный токен → 401;</w:t>
-      </w:r>
+        <w:t xml:space="preserve">создание заметки: POST /notes/ с Bearer-токеном → Gateway → notes_service (уведомление) → 201; пустой заголовок → 422, невалидный токен → 401;</w:t>
+      </w:r>
+      <w:r/>
     </w:p>
     <w:p>
       <w:pPr>
-        <w:pStyle w:val="937"/>
+        <w:pStyle w:val="941"/>
         <w:numPr>
           <w:ilvl w:val="0"/>
           <w:numId w:val="18"/>
@@ -10445,6 +11933,7 @@
         </w:rPr>
         <w:t xml:space="preserve">просмотр заметок администратором: GET /notes/?owner_id=X → Gateway (role=admin) → notes_service (фильтр по owner_id разрешён) → список заметок; role=user → 403.</w:t>
       </w:r>
+      <w:r/>
     </w:p>
     <w:p>
       <w:pPr>
@@ -10485,6 +11974,7 @@
       <w:r>
         <w:t xml:space="preserve">Для визуализации взаимодействия пользователей с системой была построена UML-диаграмма вариантов использования. </w:t>
       </w:r>
+      <w:r/>
     </w:p>
     <w:p>
       <w:pPr>
@@ -10496,7 +11986,12 @@
         </w:rPr>
       </w:pPr>
       <w:r>
-        <w:t>Был составлен список требований для проектирования на следующих уровнях: бизнес-требования, требования пользователей, функциональные требования, нефункциональные требования.</w:t>
+        <w:t xml:space="preserve">Был составлен список требований для проектирования на следующих уровнях: бизнес-требования, требования пользователей, функциональные требования, нефункциональные требования.</w:t>
+      </w:r>
+      <w:r>
+        <w:rPr>
+          <w:highlight w:val="none"/>
+        </w:rPr>
       </w:r>
       <w:r>
         <w:rPr>
@@ -10522,7 +12017,31 @@
           <w:sz w:val="28"/>
           <w:szCs w:val="28"/>
         </w:rPr>
-        <w:t>В рамках третьей работы был выбран и обоснован архитектурный паттерн – монолит с послойной структурой. Выбор обоснован в формате ADR: монолит соответствует масштабу задачи (малая команда, ограниченный срок, низкая ожидаемая нагрузка), обеспечивает простоту разработки и развёртывания. Рассмотренные альтернативы (микросервисы, событийно-ориентированная архитектура, SOA) признаны избыточными для данного проекта. Реализована структура проекта на Python FastAPI: определены ORM-модели, Pydantic-схемы, маршрутизаторы аутентификации и заметок, а также вспомогательные модули.</w:t>
+        <w:t xml:space="preserve">В рамках третьей работы был выбран и обоснован архитектурный </w:t>
+      </w:r>
+      <w:r>
+        <w:rPr>
+          <w:rFonts w:ascii="Times New Roman" w:hAnsi="Times New Roman" w:eastAsia="Times New Roman" w:cs="Times New Roman"/>
+          <w:sz w:val="28"/>
+          <w:szCs w:val="28"/>
+        </w:rPr>
+        <w:t xml:space="preserve">паттерн – монолит с послойной структурой. Выбор обоснован в формате ADR: монолит соответствует масштабу задачи (малая команда, ограниченный срок, низкая ожидаемая нагрузка), обеспечивает простоту разработки и развёртывания. Рассмотренные альтернативы (микр</w:t>
+      </w:r>
+      <w:r>
+        <w:rPr>
+          <w:rFonts w:ascii="Times New Roman" w:hAnsi="Times New Roman" w:eastAsia="Times New Roman" w:cs="Times New Roman"/>
+          <w:sz w:val="28"/>
+          <w:szCs w:val="28"/>
+        </w:rPr>
+        <w:t xml:space="preserve">осервисы, событийно-ориентированная архитектура, SOA) признаны избыточными для данного проекта. Реализована структура проекта на Python FastAPI: определены ORM-модели, Pydantic-схемы, маршрутизаторы аутентификации и заметок, а также вспомогательные модули.</w:t>
+      </w:r>
+      <w:r>
+        <w:rPr>
+          <w:rFonts w:ascii="Times New Roman" w:hAnsi="Times New Roman" w:eastAsia="Times New Roman" w:cs="Times New Roman"/>
+          <w:sz w:val="28"/>
+          <w:szCs w:val="28"/>
+          <w:highlight w:val="none"/>
+        </w:rPr>
       </w:r>
       <w:r>
         <w:rPr>
@@ -10551,7 +12070,31 @@
           <w:sz w:val="28"/>
           <w:szCs w:val="28"/>
         </w:rPr>
-        <w:t>В рамках четвёртой работы выполнено проектирование на высоком уровне абстракции. Система NewNote разбита на четыре ограниченных контекста: смысловое ядро (Note Management), вспомогательная подобласть (User Profile) и две общих подобласти (User Identity, Notification). Построена карта контекстов по методологии DDD с указанием типов связей (Customer-Supplier). Для смыслового ядра и вспомогательной подобласти аутентификации составлены диаграммы контекста нотации C4 первого уровня с описанием всех участвующих акторов и внешних систем.</w:t>
+        <w:t xml:space="preserve">В рамках четвёртой работ</w:t>
+      </w:r>
+      <w:r>
+        <w:rPr>
+          <w:rFonts w:ascii="Times New Roman" w:hAnsi="Times New Roman" w:eastAsia="Times New Roman" w:cs="Times New Roman"/>
+          <w:sz w:val="28"/>
+          <w:szCs w:val="28"/>
+        </w:rPr>
+        <w:t xml:space="preserve">ы выполнено проектирование на высоком уровне абстракции. Система NewNote разбита на четыре ограниченных контекста: смысловое ядро (Note Management), вспомогательная подобласть (User Profile) и две общих подобласти (User Identity, Notification). Построена к</w:t>
+      </w:r>
+      <w:r>
+        <w:rPr>
+          <w:rFonts w:ascii="Times New Roman" w:hAnsi="Times New Roman" w:eastAsia="Times New Roman" w:cs="Times New Roman"/>
+          <w:sz w:val="28"/>
+          <w:szCs w:val="28"/>
+        </w:rPr>
+        <w:t xml:space="preserve">арта контекстов по методологии DDD с указанием типов связей (Customer-Supplier). Для смыслового ядра и вспомогательной подобласти аутентификации составлены диаграммы контекста нотации C4 первого уровня с описанием всех участвующих акторов и внешних систем.</w:t>
+      </w:r>
+      <w:r>
+        <w:rPr>
+          <w:rFonts w:ascii="Times New Roman" w:hAnsi="Times New Roman" w:eastAsia="Times New Roman" w:cs="Times New Roman"/>
+          <w:sz w:val="28"/>
+          <w:szCs w:val="28"/>
+          <w:highlight w:val="none"/>
+        </w:rPr>
       </w:r>
       <w:r>
         <w:rPr>
@@ -10570,8 +12113,12 @@
         <w:rPr/>
       </w:pPr>
       <w:r>
-        <w:t>Было реализовано в коде три паттерна проектирования (по одному для каждого вида), построена UML-диаграмму классов для написанного, обоснован выбор реализованных паттернов проектирования и приведено 3 примера паттернов, которые в данном случае было бы использовать.</w:t>
-      </w:r>
+        <w:t xml:space="preserve">Было реа</w:t>
+      </w:r>
+      <w:r>
+        <w:t xml:space="preserve">лизовано в коде три паттерна проектирования (по одному для каждого вида), построена UML-диаграмму классов для написанного, обоснован выбор реализованных паттернов проектирования и приведено 3 примера паттернов, которые в данном случае было бы использовать.</w:t>
+      </w:r>
+      <w:r/>
     </w:p>
     <w:p>
       <w:pPr>
@@ -10581,8 +12128,9 @@
         <w:rPr/>
       </w:pPr>
       <w:r>
-        <w:t>Было реализовано 3 принципа SOLID и 4 принципа организации компонентов.</w:t>
-      </w:r>
+        <w:t xml:space="preserve">Было реализовано 3 принципа SOLID и 4 принципа организации компонентов.</w:t>
+      </w:r>
+      <w:r/>
     </w:p>
     <w:p>
       <w:pPr>
@@ -10601,6 +12149,11 @@
           <w:highlight w:val="none"/>
         </w:rPr>
       </w:r>
+      <w:r>
+        <w:rPr>
+          <w:highlight w:val="none"/>
+        </w:rPr>
+      </w:r>
     </w:p>
     <w:p>
       <w:pPr>
@@ -10629,7 +12182,15 @@
           <w:sz w:val="28"/>
           <w:szCs w:val="28"/>
         </w:rPr>
-        <w:t>ыполнен переход от монолита к микросервисной архитектуре. Приоритетные атрибуты качества: масштабируемость (независимые реплики сервисов), доступность (с 99,5% до 99,9% за счёт изоляции сбоев), сопровождаемость (независимые пакеты и CI/CD). Реализованы четыре сервиса: api_gateway, auth_service, notes_service, notification_service. Архитектура описана в нотации 4+1 с семью диаграммами: контекст (old/new), контейнеры, две диаграммы последовательности, развёртывание, структура кода.</w:t>
+        <w:t xml:space="preserve">ыполнен переход от монолита к микросервисной архитектуре. Приоритетные атрибуты качества: масштабируемость (независимые реплики сервисов), доступность (с 99,5% до 99,9% за счёт изоляции сбоев), сопровождаемость (независимые паке</w:t>
+      </w:r>
+      <w:r>
+        <w:rPr>
+          <w:rFonts w:ascii="Times New Roman" w:hAnsi="Times New Roman" w:eastAsia="Times New Roman" w:cs="Times New Roman"/>
+          <w:sz w:val="28"/>
+          <w:szCs w:val="28"/>
+        </w:rPr>
+        <w:t xml:space="preserve">ты и CI/CD). Реализованы четыре сервиса: api_gateway, auth_service, notes_service, notification_service. Архитектура описана в нотации 4+1 с семью диаграммами: контекст (old/new), контейнеры, две диаграммы последовательности, развёртывание, структура кода.</w:t>
       </w:r>
       <w:r>
         <w:rPr>
@@ -10748,7 +12309,7 @@
 <w:hdr xmlns:wpc="http://schemas.microsoft.com/office/word/2010/wordprocessingCanvas" xmlns:mc="http://schemas.openxmlformats.org/markup-compatibility/2006" xmlns:o="urn:schemas-microsoft-com:office:office" xmlns:r="http://schemas.openxmlformats.org/officeDocument/2006/relationships" xmlns:m="http://schemas.openxmlformats.org/officeDocument/2006/math" xmlns:v="urn:schemas-microsoft-com:vml" xmlns:wp14="http://schemas.microsoft.com/office/word/2010/wordprocessingDrawing" xmlns:wp="http://schemas.openxmlformats.org/drawingml/2006/wordprocessingDrawing" xmlns:w10="urn:schemas-microsoft-com:office:word" xmlns:w="http://schemas.openxmlformats.org/wordprocessingml/2006/main" xmlns:w14="http://schemas.microsoft.com/office/word/2010/wordml" xmlns:w15="http://schemas.microsoft.com/office/word/2012/wordml" xmlns:wpg="http://schemas.microsoft.com/office/word/2010/wordprocessingGroup" xmlns:wpi="http://schemas.microsoft.com/office/word/2010/wordprocessingInk" xmlns:wne="http://schemas.microsoft.com/office/word/2006/wordml" xmlns:a="http://schemas.openxmlformats.org/drawingml/2006/main" xmlns:wps="http://schemas.microsoft.com/office/word/2010/wordprocessingShape" mc:Ignorable="w14 w15 wp14">
   <w:p>
     <w:pPr>
-      <w:pStyle w:val="911"/>
+      <w:pStyle w:val="915"/>
       <w:pBdr/>
       <w:spacing/>
       <w:ind/>
@@ -10902,7 +12463,7 @@
         <w:spacing/>
         <w:ind w:hanging="360" w:left="1126"/>
       </w:pPr>
-      <w:pStyle w:val="937"/>
+      <w:pStyle w:val="941"/>
       <w:rPr>
         <w:rFonts w:ascii="Times New Roman" w:hAnsi="Times New Roman" w:cs="Times New Roman"/>
         <w:b w:val="0"/>
@@ -11493,7 +13054,7 @@
         <w:spacing/>
         <w:ind w:hanging="709" w:left="1429"/>
       </w:pPr>
-      <w:pStyle w:val="930"/>
+      <w:pStyle w:val="934"/>
       <w:rPr/>
       <w:start w:val="1"/>
       <w:suff w:val="space"/>
@@ -11508,7 +13069,7 @@
         <w:spacing/>
         <w:ind w:firstLine="720" w:left="0"/>
       </w:pPr>
-      <w:pStyle w:val="930"/>
+      <w:pStyle w:val="934"/>
       <w:rPr/>
       <w:start w:val="1"/>
       <w:suff w:val="space"/>
@@ -11640,7 +13201,7 @@
         <w:spacing/>
         <w:ind w:firstLine="709" w:left="0"/>
       </w:pPr>
-      <w:pStyle w:val="931"/>
+      <w:pStyle w:val="935"/>
       <w:rPr>
         <w:rFonts w:hint="default"/>
         <w:b/>
@@ -11791,7 +13352,7 @@
         <w:spacing/>
         <w:ind w:firstLine="709" w:left="0"/>
       </w:pPr>
-      <w:pStyle w:val="931"/>
+      <w:pStyle w:val="935"/>
       <w:rPr>
         <w:rFonts w:hint="default"/>
         <w:b/>
@@ -11942,7 +13503,7 @@
         <w:spacing/>
         <w:ind w:firstLine="709" w:left="0"/>
       </w:pPr>
-      <w:pStyle w:val="931"/>
+      <w:pStyle w:val="935"/>
       <w:rPr>
         <w:rFonts w:hint="default"/>
         <w:b/>
@@ -12093,7 +13654,7 @@
         <w:spacing/>
         <w:ind w:firstLine="709" w:left="0"/>
       </w:pPr>
-      <w:pStyle w:val="931"/>
+      <w:pStyle w:val="935"/>
       <w:rPr>
         <w:rFonts w:hint="default"/>
         <w:b/>
@@ -13361,6 +14922,300 @@
     </w:lvl>
   </w:abstractNum>
   <w:abstractNum w:abstractNumId="18">
+    <w:nsid w:val="59305F40"/>
+    <w:lvl w:ilvl="0">
+      <w:isLgl w:val="false"/>
+      <w:lvlJc w:val="left"/>
+      <w:lvlText w:val="-"/>
+      <w:numFmt w:val="bullet"/>
+      <w:pPr>
+        <w:pBdr/>
+        <w:spacing/>
+        <w:ind w:firstLine="709" w:left="0"/>
+      </w:pPr>
+      <w:rPr>
+        <w:rFonts w:hint="default" w:ascii="Times New Roman" w:hAnsi="Times New Roman" w:cs="Times New Roman" w:eastAsiaTheme="minorHAnsi"/>
+      </w:rPr>
+      <w:start w:val="0"/>
+      <w:suff w:val="space"/>
+    </w:lvl>
+    <w:lvl w:ilvl="1">
+      <w:isLgl w:val="false"/>
+      <w:lvlJc w:val="left"/>
+      <w:lvlText w:val="o"/>
+      <w:numFmt w:val="bullet"/>
+      <w:pPr>
+        <w:pBdr/>
+        <w:spacing/>
+        <w:ind w:hanging="360" w:left="2149"/>
+      </w:pPr>
+      <w:rPr>
+        <w:rFonts w:hint="default" w:ascii="Courier New" w:hAnsi="Courier New" w:cs="Courier New"/>
+      </w:rPr>
+      <w:start w:val="1"/>
+      <w:suff w:val="tab"/>
+    </w:lvl>
+    <w:lvl w:ilvl="2">
+      <w:isLgl w:val="false"/>
+      <w:lvlJc w:val="left"/>
+      <w:lvlText w:val=""/>
+      <w:numFmt w:val="bullet"/>
+      <w:pPr>
+        <w:pBdr/>
+        <w:spacing/>
+        <w:ind w:hanging="360" w:left="2869"/>
+      </w:pPr>
+      <w:rPr>
+        <w:rFonts w:hint="default" w:ascii="Wingdings" w:hAnsi="Wingdings"/>
+      </w:rPr>
+      <w:start w:val="1"/>
+      <w:suff w:val="tab"/>
+    </w:lvl>
+    <w:lvl w:ilvl="3">
+      <w:isLgl w:val="false"/>
+      <w:lvlJc w:val="left"/>
+      <w:lvlText w:val=""/>
+      <w:numFmt w:val="bullet"/>
+      <w:pPr>
+        <w:pBdr/>
+        <w:spacing/>
+        <w:ind w:hanging="360" w:left="3589"/>
+      </w:pPr>
+      <w:rPr>
+        <w:rFonts w:hint="default" w:ascii="Symbol" w:hAnsi="Symbol"/>
+      </w:rPr>
+      <w:start w:val="1"/>
+      <w:suff w:val="tab"/>
+    </w:lvl>
+    <w:lvl w:ilvl="4">
+      <w:isLgl w:val="false"/>
+      <w:lvlJc w:val="left"/>
+      <w:lvlText w:val="o"/>
+      <w:numFmt w:val="bullet"/>
+      <w:pPr>
+        <w:pBdr/>
+        <w:spacing/>
+        <w:ind w:hanging="360" w:left="4309"/>
+      </w:pPr>
+      <w:rPr>
+        <w:rFonts w:hint="default" w:ascii="Courier New" w:hAnsi="Courier New" w:cs="Courier New"/>
+      </w:rPr>
+      <w:start w:val="1"/>
+      <w:suff w:val="tab"/>
+    </w:lvl>
+    <w:lvl w:ilvl="5">
+      <w:isLgl w:val="false"/>
+      <w:lvlJc w:val="left"/>
+      <w:lvlText w:val=""/>
+      <w:numFmt w:val="bullet"/>
+      <w:pPr>
+        <w:pBdr/>
+        <w:spacing/>
+        <w:ind w:hanging="360" w:left="5029"/>
+      </w:pPr>
+      <w:rPr>
+        <w:rFonts w:hint="default" w:ascii="Wingdings" w:hAnsi="Wingdings"/>
+      </w:rPr>
+      <w:start w:val="1"/>
+      <w:suff w:val="tab"/>
+    </w:lvl>
+    <w:lvl w:ilvl="6">
+      <w:isLgl w:val="false"/>
+      <w:lvlJc w:val="left"/>
+      <w:lvlText w:val=""/>
+      <w:numFmt w:val="bullet"/>
+      <w:pPr>
+        <w:pBdr/>
+        <w:spacing/>
+        <w:ind w:hanging="360" w:left="5749"/>
+      </w:pPr>
+      <w:rPr>
+        <w:rFonts w:hint="default" w:ascii="Symbol" w:hAnsi="Symbol"/>
+      </w:rPr>
+      <w:start w:val="1"/>
+      <w:suff w:val="tab"/>
+    </w:lvl>
+    <w:lvl w:ilvl="7">
+      <w:isLgl w:val="false"/>
+      <w:lvlJc w:val="left"/>
+      <w:lvlText w:val="o"/>
+      <w:numFmt w:val="bullet"/>
+      <w:pPr>
+        <w:pBdr/>
+        <w:spacing/>
+        <w:ind w:hanging="360" w:left="6469"/>
+      </w:pPr>
+      <w:rPr>
+        <w:rFonts w:hint="default" w:ascii="Courier New" w:hAnsi="Courier New" w:cs="Courier New"/>
+      </w:rPr>
+      <w:start w:val="1"/>
+      <w:suff w:val="tab"/>
+    </w:lvl>
+    <w:lvl w:ilvl="8">
+      <w:isLgl w:val="false"/>
+      <w:lvlJc w:val="left"/>
+      <w:lvlText w:val=""/>
+      <w:numFmt w:val="bullet"/>
+      <w:pPr>
+        <w:pBdr/>
+        <w:spacing/>
+        <w:ind w:hanging="360" w:left="7189"/>
+      </w:pPr>
+      <w:rPr>
+        <w:rFonts w:hint="default" w:ascii="Wingdings" w:hAnsi="Wingdings"/>
+      </w:rPr>
+      <w:start w:val="1"/>
+      <w:suff w:val="tab"/>
+    </w:lvl>
+  </w:abstractNum>
+  <w:abstractNum w:abstractNumId="19">
+    <w:nsid w:val="59305F40"/>
+    <w:lvl w:ilvl="0">
+      <w:isLgl w:val="false"/>
+      <w:lvlJc w:val="left"/>
+      <w:lvlText w:val="-"/>
+      <w:numFmt w:val="bullet"/>
+      <w:pPr>
+        <w:pBdr/>
+        <w:spacing/>
+        <w:ind w:firstLine="709" w:left="0"/>
+      </w:pPr>
+      <w:rPr>
+        <w:rFonts w:hint="default" w:ascii="Times New Roman" w:hAnsi="Times New Roman" w:cs="Times New Roman" w:eastAsiaTheme="minorHAnsi"/>
+      </w:rPr>
+      <w:start w:val="0"/>
+      <w:suff w:val="space"/>
+    </w:lvl>
+    <w:lvl w:ilvl="1">
+      <w:isLgl w:val="false"/>
+      <w:lvlJc w:val="left"/>
+      <w:lvlText w:val="o"/>
+      <w:numFmt w:val="bullet"/>
+      <w:pPr>
+        <w:pBdr/>
+        <w:spacing/>
+        <w:ind w:hanging="360" w:left="2149"/>
+      </w:pPr>
+      <w:rPr>
+        <w:rFonts w:hint="default" w:ascii="Courier New" w:hAnsi="Courier New" w:cs="Courier New"/>
+      </w:rPr>
+      <w:start w:val="1"/>
+      <w:suff w:val="tab"/>
+    </w:lvl>
+    <w:lvl w:ilvl="2">
+      <w:isLgl w:val="false"/>
+      <w:lvlJc w:val="left"/>
+      <w:lvlText w:val=""/>
+      <w:numFmt w:val="bullet"/>
+      <w:pPr>
+        <w:pBdr/>
+        <w:spacing/>
+        <w:ind w:hanging="360" w:left="2869"/>
+      </w:pPr>
+      <w:rPr>
+        <w:rFonts w:hint="default" w:ascii="Wingdings" w:hAnsi="Wingdings"/>
+      </w:rPr>
+      <w:start w:val="1"/>
+      <w:suff w:val="tab"/>
+    </w:lvl>
+    <w:lvl w:ilvl="3">
+      <w:isLgl w:val="false"/>
+      <w:lvlJc w:val="left"/>
+      <w:lvlText w:val=""/>
+      <w:numFmt w:val="bullet"/>
+      <w:pPr>
+        <w:pBdr/>
+        <w:spacing/>
+        <w:ind w:hanging="360" w:left="3589"/>
+      </w:pPr>
+      <w:rPr>
+        <w:rFonts w:hint="default" w:ascii="Symbol" w:hAnsi="Symbol"/>
+      </w:rPr>
+      <w:start w:val="1"/>
+      <w:suff w:val="tab"/>
+    </w:lvl>
+    <w:lvl w:ilvl="4">
+      <w:isLgl w:val="false"/>
+      <w:lvlJc w:val="left"/>
+      <w:lvlText w:val="o"/>
+      <w:numFmt w:val="bullet"/>
+      <w:pPr>
+        <w:pBdr/>
+        <w:spacing/>
+        <w:ind w:hanging="360" w:left="4309"/>
+      </w:pPr>
+      <w:rPr>
+        <w:rFonts w:hint="default" w:ascii="Courier New" w:hAnsi="Courier New" w:cs="Courier New"/>
+      </w:rPr>
+      <w:start w:val="1"/>
+      <w:suff w:val="tab"/>
+    </w:lvl>
+    <w:lvl w:ilvl="5">
+      <w:isLgl w:val="false"/>
+      <w:lvlJc w:val="left"/>
+      <w:lvlText w:val=""/>
+      <w:numFmt w:val="bullet"/>
+      <w:pPr>
+        <w:pBdr/>
+        <w:spacing/>
+        <w:ind w:hanging="360" w:left="5029"/>
+      </w:pPr>
+      <w:rPr>
+        <w:rFonts w:hint="default" w:ascii="Wingdings" w:hAnsi="Wingdings"/>
+      </w:rPr>
+      <w:start w:val="1"/>
+      <w:suff w:val="tab"/>
+    </w:lvl>
+    <w:lvl w:ilvl="6">
+      <w:isLgl w:val="false"/>
+      <w:lvlJc w:val="left"/>
+      <w:lvlText w:val=""/>
+      <w:numFmt w:val="bullet"/>
+      <w:pPr>
+        <w:pBdr/>
+        <w:spacing/>
+        <w:ind w:hanging="360" w:left="5749"/>
+      </w:pPr>
+      <w:rPr>
+        <w:rFonts w:hint="default" w:ascii="Symbol" w:hAnsi="Symbol"/>
+      </w:rPr>
+      <w:start w:val="1"/>
+      <w:suff w:val="tab"/>
+    </w:lvl>
+    <w:lvl w:ilvl="7">
+      <w:isLgl w:val="false"/>
+      <w:lvlJc w:val="left"/>
+      <w:lvlText w:val="o"/>
+      <w:numFmt w:val="bullet"/>
+      <w:pPr>
+        <w:pBdr/>
+        <w:spacing/>
+        <w:ind w:hanging="360" w:left="6469"/>
+      </w:pPr>
+      <w:rPr>
+        <w:rFonts w:hint="default" w:ascii="Courier New" w:hAnsi="Courier New" w:cs="Courier New"/>
+      </w:rPr>
+      <w:start w:val="1"/>
+      <w:suff w:val="tab"/>
+    </w:lvl>
+    <w:lvl w:ilvl="8">
+      <w:isLgl w:val="false"/>
+      <w:lvlJc w:val="left"/>
+      <w:lvlText w:val=""/>
+      <w:numFmt w:val="bullet"/>
+      <w:pPr>
+        <w:pBdr/>
+        <w:spacing/>
+        <w:ind w:hanging="360" w:left="7189"/>
+      </w:pPr>
+      <w:rPr>
+        <w:rFonts w:hint="default" w:ascii="Wingdings" w:hAnsi="Wingdings"/>
+      </w:rPr>
+      <w:start w:val="1"/>
+      <w:suff w:val="tab"/>
+    </w:lvl>
+  </w:abstractNum>
+  <w:abstractNum w:abstractNumId="20">
     <w:nsid w:val="59305F40"/>
     <w:lvl w:ilvl="0">
       <w:isLgl w:val="false"/>
@@ -13566,6 +15421,12 @@
   </w:num>
   <w:num w:numId="19">
     <w:abstractNumId w:val="18"/>
+  </w:num>
+  <w:num w:numId="20">
+    <w:abstractNumId w:val="19"/>
+  </w:num>
+  <w:num w:numId="21">
+    <w:abstractNumId w:val="20"/>
   </w:num>
 </w:numbering>
 </file>
@@ -13726,7 +15587,7 @@
     <w:lsdException w:name="Bibliography" w:uiPriority="37"/>
     <w:lsdException w:name="TOC Heading" w:uiPriority="39" w:qFormat="1"/>
   </w:latentStyles>
-  <w:style w:type="table" w:styleId="755" w:default="1">
+  <w:style w:type="table" w:styleId="759" w:default="1">
     <w:name w:val="Normal Table"/>
     <w:uiPriority w:val="99"/>
     <w:semiHidden/>
@@ -13919,9 +15780,9 @@
       </w:tcPr>
     </w:tblStylePr>
   </w:style>
-  <w:style w:type="table" w:styleId="756">
+  <w:style w:type="table" w:styleId="760">
     <w:name w:val="Table Grid"/>
-    <w:basedOn w:val="755"/>
+    <w:basedOn w:val="759"/>
     <w:uiPriority w:val="59"/>
     <w:pPr>
       <w:pBdr/>
@@ -14118,9 +15979,9 @@
       </w:tcPr>
     </w:tblStylePr>
   </w:style>
-  <w:style w:type="table" w:styleId="757">
+  <w:style w:type="table" w:styleId="761">
     <w:name w:val="Table Grid Light"/>
-    <w:basedOn w:val="755"/>
+    <w:basedOn w:val="759"/>
     <w:uiPriority w:val="59"/>
     <w:pPr>
       <w:pBdr/>
@@ -14317,9 +16178,9 @@
       </w:tcPr>
     </w:tblStylePr>
   </w:style>
-  <w:style w:type="table" w:styleId="758">
+  <w:style w:type="table" w:styleId="762">
     <w:name w:val="Plain Table 1"/>
-    <w:basedOn w:val="755"/>
+    <w:basedOn w:val="759"/>
     <w:uiPriority w:val="59"/>
     <w:pPr>
       <w:pBdr/>
@@ -14542,9 +16403,9 @@
       </w:tcPr>
     </w:tblStylePr>
   </w:style>
-  <w:style w:type="table" w:styleId="759">
+  <w:style w:type="table" w:styleId="763">
     <w:name w:val="Plain Table 2"/>
-    <w:basedOn w:val="755"/>
+    <w:basedOn w:val="759"/>
     <w:uiPriority w:val="59"/>
     <w:pPr>
       <w:pBdr/>
@@ -14775,9 +16636,9 @@
       </w:tcPr>
     </w:tblStylePr>
   </w:style>
-  <w:style w:type="table" w:styleId="760">
+  <w:style w:type="table" w:styleId="764">
     <w:name w:val="Plain Table 3"/>
-    <w:basedOn w:val="755"/>
+    <w:basedOn w:val="759"/>
     <w:uiPriority w:val="99"/>
     <w:pPr>
       <w:pBdr/>
@@ -15005,9 +16866,9 @@
       </w:tcPr>
     </w:tblStylePr>
   </w:style>
-  <w:style w:type="table" w:styleId="761">
+  <w:style w:type="table" w:styleId="765">
     <w:name w:val="Plain Table 4"/>
-    <w:basedOn w:val="755"/>
+    <w:basedOn w:val="759"/>
     <w:uiPriority w:val="99"/>
     <w:pPr>
       <w:pBdr/>
@@ -15221,9 +17082,9 @@
       </w:tcPr>
     </w:tblStylePr>
   </w:style>
-  <w:style w:type="table" w:styleId="762">
+  <w:style w:type="table" w:styleId="766">
     <w:name w:val="Plain Table 5"/>
-    <w:basedOn w:val="755"/>
+    <w:basedOn w:val="759"/>
     <w:uiPriority w:val="99"/>
     <w:pPr>
       <w:pBdr/>
@@ -15454,9 +17315,9 @@
       </w:tcPr>
     </w:tblStylePr>
   </w:style>
-  <w:style w:type="table" w:styleId="763">
+  <w:style w:type="table" w:styleId="767">
     <w:name w:val="Grid Table 1 Light"/>
-    <w:basedOn w:val="755"/>
+    <w:basedOn w:val="759"/>
     <w:uiPriority w:val="99"/>
     <w:pPr>
       <w:pBdr/>
@@ -15677,9 +17538,9 @@
       </w:tcPr>
     </w:tblStylePr>
   </w:style>
-  <w:style w:type="table" w:styleId="764">
+  <w:style w:type="table" w:styleId="768">
     <w:name w:val="Grid Table 1 Light - Accent 1"/>
-    <w:basedOn w:val="755"/>
+    <w:basedOn w:val="759"/>
     <w:uiPriority w:val="99"/>
     <w:pPr>
       <w:pBdr/>
@@ -15900,9 +17761,9 @@
       </w:tcPr>
     </w:tblStylePr>
   </w:style>
-  <w:style w:type="table" w:styleId="765">
+  <w:style w:type="table" w:styleId="769">
     <w:name w:val="Grid Table 1 Light - Accent 2"/>
-    <w:basedOn w:val="755"/>
+    <w:basedOn w:val="759"/>
     <w:uiPriority w:val="99"/>
     <w:pPr>
       <w:pBdr/>
@@ -16123,9 +17984,9 @@
       </w:tcPr>
     </w:tblStylePr>
   </w:style>
-  <w:style w:type="table" w:styleId="766">
+  <w:style w:type="table" w:styleId="770">
     <w:name w:val="Grid Table 1 Light - Accent 3"/>
-    <w:basedOn w:val="755"/>
+    <w:basedOn w:val="759"/>
     <w:uiPriority w:val="99"/>
     <w:pPr>
       <w:pBdr/>
@@ -16346,9 +18207,9 @@
       </w:tcPr>
     </w:tblStylePr>
   </w:style>
-  <w:style w:type="table" w:styleId="767">
+  <w:style w:type="table" w:styleId="771">
     <w:name w:val="Grid Table 1 Light - Accent 4"/>
-    <w:basedOn w:val="755"/>
+    <w:basedOn w:val="759"/>
     <w:uiPriority w:val="99"/>
     <w:pPr>
       <w:pBdr/>
@@ -16569,9 +18430,9 @@
       </w:tcPr>
     </w:tblStylePr>
   </w:style>
-  <w:style w:type="table" w:styleId="768">
+  <w:style w:type="table" w:styleId="772">
     <w:name w:val="Grid Table 1 Light - Accent 5"/>
-    <w:basedOn w:val="755"/>
+    <w:basedOn w:val="759"/>
     <w:uiPriority w:val="99"/>
     <w:pPr>
       <w:pBdr/>
@@ -16792,9 +18653,9 @@
       </w:tcPr>
     </w:tblStylePr>
   </w:style>
-  <w:style w:type="table" w:styleId="769">
+  <w:style w:type="table" w:styleId="773">
     <w:name w:val="Grid Table 1 Light - Accent 6"/>
-    <w:basedOn w:val="755"/>
+    <w:basedOn w:val="759"/>
     <w:uiPriority w:val="99"/>
     <w:pPr>
       <w:pBdr/>
@@ -17015,9 +18876,9 @@
       </w:tcPr>
     </w:tblStylePr>
   </w:style>
-  <w:style w:type="table" w:styleId="770">
+  <w:style w:type="table" w:styleId="774">
     <w:name w:val="Grid Table 2"/>
-    <w:basedOn w:val="755"/>
+    <w:basedOn w:val="759"/>
     <w:uiPriority w:val="99"/>
     <w:pPr>
       <w:pBdr/>
@@ -17247,9 +19108,9 @@
       </w:tcPr>
     </w:tblStylePr>
   </w:style>
-  <w:style w:type="table" w:styleId="771">
+  <w:style w:type="table" w:styleId="775">
     <w:name w:val="Grid Table 2 - Accent 1"/>
-    <w:basedOn w:val="755"/>
+    <w:basedOn w:val="759"/>
     <w:uiPriority w:val="99"/>
     <w:pPr>
       <w:pBdr/>
@@ -17479,9 +19340,9 @@
       </w:tcPr>
     </w:tblStylePr>
   </w:style>
-  <w:style w:type="table" w:styleId="772">
+  <w:style w:type="table" w:styleId="776">
     <w:name w:val="Grid Table 2 - Accent 2"/>
-    <w:basedOn w:val="755"/>
+    <w:basedOn w:val="759"/>
     <w:uiPriority w:val="99"/>
     <w:pPr>
       <w:pBdr/>
@@ -17711,9 +19572,9 @@
       </w:tcPr>
     </w:tblStylePr>
   </w:style>
-  <w:style w:type="table" w:styleId="773">
+  <w:style w:type="table" w:styleId="777">
     <w:name w:val="Grid Table 2 - Accent 3"/>
-    <w:basedOn w:val="755"/>
+    <w:basedOn w:val="759"/>
     <w:uiPriority w:val="99"/>
     <w:pPr>
       <w:pBdr/>
@@ -17943,9 +19804,9 @@
       </w:tcPr>
     </w:tblStylePr>
   </w:style>
-  <w:style w:type="table" w:styleId="774">
+  <w:style w:type="table" w:styleId="778">
     <w:name w:val="Grid Table 2 - Accent 4"/>
-    <w:basedOn w:val="755"/>
+    <w:basedOn w:val="759"/>
     <w:uiPriority w:val="99"/>
     <w:pPr>
       <w:pBdr/>
@@ -18175,9 +20036,9 @@
       </w:tcPr>
     </w:tblStylePr>
   </w:style>
-  <w:style w:type="table" w:styleId="775">
+  <w:style w:type="table" w:styleId="779">
     <w:name w:val="Grid Table 2 - Accent 5"/>
-    <w:basedOn w:val="755"/>
+    <w:basedOn w:val="759"/>
     <w:uiPriority w:val="99"/>
     <w:pPr>
       <w:pBdr/>
@@ -18407,9 +20268,9 @@
       </w:tcPr>
     </w:tblStylePr>
   </w:style>
-  <w:style w:type="table" w:styleId="776">
+  <w:style w:type="table" w:styleId="780">
     <w:name w:val="Grid Table 2 - Accent 6"/>
-    <w:basedOn w:val="755"/>
+    <w:basedOn w:val="759"/>
     <w:uiPriority w:val="99"/>
     <w:pPr>
       <w:pBdr/>
@@ -18639,9 +20500,9 @@
       </w:tcPr>
     </w:tblStylePr>
   </w:style>
-  <w:style w:type="table" w:styleId="777">
+  <w:style w:type="table" w:styleId="781">
     <w:name w:val="Grid Table 3"/>
-    <w:basedOn w:val="755"/>
+    <w:basedOn w:val="759"/>
     <w:uiPriority w:val="99"/>
     <w:pPr>
       <w:pBdr/>
@@ -18884,9 +20745,9 @@
       </w:tcPr>
     </w:tblStylePr>
   </w:style>
-  <w:style w:type="table" w:styleId="778">
+  <w:style w:type="table" w:styleId="782">
     <w:name w:val="Grid Table 3 - Accent 1"/>
-    <w:basedOn w:val="755"/>
+    <w:basedOn w:val="759"/>
     <w:uiPriority w:val="99"/>
     <w:pPr>
       <w:pBdr/>
@@ -19129,9 +20990,9 @@
       </w:tcPr>
     </w:tblStylePr>
   </w:style>
-  <w:style w:type="table" w:styleId="779">
+  <w:style w:type="table" w:styleId="783">
     <w:name w:val="Grid Table 3 - Accent 2"/>
-    <w:basedOn w:val="755"/>
+    <w:basedOn w:val="759"/>
     <w:uiPriority w:val="99"/>
     <w:pPr>
       <w:pBdr/>
@@ -19374,9 +21235,9 @@
       </w:tcPr>
     </w:tblStylePr>
   </w:style>
-  <w:style w:type="table" w:styleId="780">
+  <w:style w:type="table" w:styleId="784">
     <w:name w:val="Grid Table 3 - Accent 3"/>
-    <w:basedOn w:val="755"/>
+    <w:basedOn w:val="759"/>
     <w:uiPriority w:val="99"/>
     <w:pPr>
       <w:pBdr/>
@@ -19619,9 +21480,9 @@
       </w:tcPr>
     </w:tblStylePr>
   </w:style>
-  <w:style w:type="table" w:styleId="781">
+  <w:style w:type="table" w:styleId="785">
     <w:name w:val="Grid Table 3 - Accent 4"/>
-    <w:basedOn w:val="755"/>
+    <w:basedOn w:val="759"/>
     <w:uiPriority w:val="99"/>
     <w:pPr>
       <w:pBdr/>
@@ -19864,9 +21725,9 @@
       </w:tcPr>
     </w:tblStylePr>
   </w:style>
-  <w:style w:type="table" w:styleId="782">
+  <w:style w:type="table" w:styleId="786">
     <w:name w:val="Grid Table 3 - Accent 5"/>
-    <w:basedOn w:val="755"/>
+    <w:basedOn w:val="759"/>
     <w:uiPriority w:val="99"/>
     <w:pPr>
       <w:pBdr/>
@@ -20109,9 +21970,9 @@
       </w:tcPr>
     </w:tblStylePr>
   </w:style>
-  <w:style w:type="table" w:styleId="783">
+  <w:style w:type="table" w:styleId="787">
     <w:name w:val="Grid Table 3 - Accent 6"/>
-    <w:basedOn w:val="755"/>
+    <w:basedOn w:val="759"/>
     <w:uiPriority w:val="99"/>
     <w:pPr>
       <w:pBdr/>
@@ -20354,9 +22215,9 @@
       </w:tcPr>
     </w:tblStylePr>
   </w:style>
-  <w:style w:type="table" w:styleId="784">
+  <w:style w:type="table" w:styleId="788">
     <w:name w:val="Grid Table 4"/>
-    <w:basedOn w:val="755"/>
+    <w:basedOn w:val="759"/>
     <w:uiPriority w:val="59"/>
     <w:pPr>
       <w:pBdr/>
@@ -20587,9 +22448,9 @@
       </w:tcPr>
     </w:tblStylePr>
   </w:style>
-  <w:style w:type="table" w:styleId="785">
+  <w:style w:type="table" w:styleId="789">
     <w:name w:val="Grid Table 4 - Accent 1"/>
-    <w:basedOn w:val="755"/>
+    <w:basedOn w:val="759"/>
     <w:uiPriority w:val="59"/>
     <w:pPr>
       <w:pBdr/>
@@ -20820,9 +22681,9 @@
       </w:tcPr>
     </w:tblStylePr>
   </w:style>
-  <w:style w:type="table" w:styleId="786">
+  <w:style w:type="table" w:styleId="790">
     <w:name w:val="Grid Table 4 - Accent 2"/>
-    <w:basedOn w:val="755"/>
+    <w:basedOn w:val="759"/>
     <w:uiPriority w:val="59"/>
     <w:pPr>
       <w:pBdr/>
@@ -21053,9 +22914,9 @@
       </w:tcPr>
     </w:tblStylePr>
   </w:style>
-  <w:style w:type="table" w:styleId="787">
+  <w:style w:type="table" w:styleId="791">
     <w:name w:val="Grid Table 4 - Accent 3"/>
-    <w:basedOn w:val="755"/>
+    <w:basedOn w:val="759"/>
     <w:uiPriority w:val="59"/>
     <w:pPr>
       <w:pBdr/>
@@ -21286,9 +23147,9 @@
       </w:tcPr>
     </w:tblStylePr>
   </w:style>
-  <w:style w:type="table" w:styleId="788">
+  <w:style w:type="table" w:styleId="792">
     <w:name w:val="Grid Table 4 - Accent 4"/>
-    <w:basedOn w:val="755"/>
+    <w:basedOn w:val="759"/>
     <w:uiPriority w:val="59"/>
     <w:pPr>
       <w:pBdr/>
@@ -21519,9 +23380,9 @@
       </w:tcPr>
     </w:tblStylePr>
   </w:style>
-  <w:style w:type="table" w:styleId="789">
+  <w:style w:type="table" w:styleId="793">
     <w:name w:val="Grid Table 4 - Accent 5"/>
-    <w:basedOn w:val="755"/>
+    <w:basedOn w:val="759"/>
     <w:uiPriority w:val="59"/>
     <w:pPr>
       <w:pBdr/>
@@ -21752,9 +23613,9 @@
       </w:tcPr>
     </w:tblStylePr>
   </w:style>
-  <w:style w:type="table" w:styleId="790">
+  <w:style w:type="table" w:styleId="794">
     <w:name w:val="Grid Table 4 - Accent 6"/>
-    <w:basedOn w:val="755"/>
+    <w:basedOn w:val="759"/>
     <w:uiPriority w:val="59"/>
     <w:pPr>
       <w:pBdr/>
@@ -21985,9 +23846,9 @@
       </w:tcPr>
     </w:tblStylePr>
   </w:style>
-  <w:style w:type="table" w:styleId="791">
+  <w:style w:type="table" w:styleId="795">
     <w:name w:val="Grid Table 5 Dark"/>
-    <w:basedOn w:val="755"/>
+    <w:basedOn w:val="759"/>
     <w:uiPriority w:val="99"/>
     <w:pPr>
       <w:pBdr/>
@@ -22213,9 +24074,9 @@
       </w:tcPr>
     </w:tblStylePr>
   </w:style>
-  <w:style w:type="table" w:styleId="792">
+  <w:style w:type="table" w:styleId="796">
     <w:name w:val="Grid Table 5 Dark- Accent 1"/>
-    <w:basedOn w:val="755"/>
+    <w:basedOn w:val="759"/>
     <w:uiPriority w:val="99"/>
     <w:pPr>
       <w:pBdr/>
@@ -22441,9 +24302,9 @@
       </w:tcPr>
     </w:tblStylePr>
   </w:style>
-  <w:style w:type="table" w:styleId="793">
+  <w:style w:type="table" w:styleId="797">
     <w:name w:val="Grid Table 5 Dark - Accent 2"/>
-    <w:basedOn w:val="755"/>
+    <w:basedOn w:val="759"/>
     <w:uiPriority w:val="99"/>
     <w:pPr>
       <w:pBdr/>
@@ -22669,9 +24530,9 @@
       </w:tcPr>
     </w:tblStylePr>
   </w:style>
-  <w:style w:type="table" w:styleId="794">
+  <w:style w:type="table" w:styleId="798">
     <w:name w:val="Grid Table 5 Dark - Accent 3"/>
-    <w:basedOn w:val="755"/>
+    <w:basedOn w:val="759"/>
     <w:uiPriority w:val="99"/>
     <w:pPr>
       <w:pBdr/>
@@ -22897,9 +24758,9 @@
       </w:tcPr>
     </w:tblStylePr>
   </w:style>
-  <w:style w:type="table" w:styleId="795">
+  <w:style w:type="table" w:styleId="799">
     <w:name w:val="Grid Table 5 Dark- Accent 4"/>
-    <w:basedOn w:val="755"/>
+    <w:basedOn w:val="759"/>
     <w:uiPriority w:val="99"/>
     <w:pPr>
       <w:pBdr/>
@@ -23125,9 +24986,9 @@
       </w:tcPr>
     </w:tblStylePr>
   </w:style>
-  <w:style w:type="table" w:styleId="796">
+  <w:style w:type="table" w:styleId="800">
     <w:name w:val="Grid Table 5 Dark - Accent 5"/>
-    <w:basedOn w:val="755"/>
+    <w:basedOn w:val="759"/>
     <w:uiPriority w:val="99"/>
     <w:pPr>
       <w:pBdr/>
@@ -23353,9 +25214,9 @@
       </w:tcPr>
     </w:tblStylePr>
   </w:style>
-  <w:style w:type="table" w:styleId="797">
+  <w:style w:type="table" w:styleId="801">
     <w:name w:val="Grid Table 5 Dark - Accent 6"/>
-    <w:basedOn w:val="755"/>
+    <w:basedOn w:val="759"/>
     <w:uiPriority w:val="99"/>
     <w:pPr>
       <w:pBdr/>
@@ -23581,9 +25442,9 @@
       </w:tcPr>
     </w:tblStylePr>
   </w:style>
-  <w:style w:type="table" w:styleId="798">
+  <w:style w:type="table" w:styleId="802">
     <w:name w:val="Grid Table 6 Colorful"/>
-    <w:basedOn w:val="755"/>
+    <w:basedOn w:val="759"/>
     <w:uiPriority w:val="99"/>
     <w:pPr>
       <w:pBdr/>
@@ -23811,9 +25672,9 @@
       </w:tcPr>
     </w:tblStylePr>
   </w:style>
-  <w:style w:type="table" w:styleId="799">
+  <w:style w:type="table" w:styleId="803">
     <w:name w:val="Grid Table 6 Colorful - Accent 1"/>
-    <w:basedOn w:val="755"/>
+    <w:basedOn w:val="759"/>
     <w:uiPriority w:val="99"/>
     <w:pPr>
       <w:pBdr/>
@@ -24041,9 +25902,9 @@
       </w:tcPr>
     </w:tblStylePr>
   </w:style>
-  <w:style w:type="table" w:styleId="800">
+  <w:style w:type="table" w:styleId="804">
     <w:name w:val="Grid Table 6 Colorful - Accent 2"/>
-    <w:basedOn w:val="755"/>
+    <w:basedOn w:val="759"/>
     <w:uiPriority w:val="99"/>
     <w:pPr>
       <w:pBdr/>
@@ -24271,9 +26132,9 @@
       </w:tcPr>
     </w:tblStylePr>
   </w:style>
-  <w:style w:type="table" w:styleId="801">
+  <w:style w:type="table" w:styleId="805">
     <w:name w:val="Grid Table 6 Colorful - Accent 3"/>
-    <w:basedOn w:val="755"/>
+    <w:basedOn w:val="759"/>
     <w:uiPriority w:val="99"/>
     <w:pPr>
       <w:pBdr/>
@@ -24501,9 +26362,9 @@
       </w:tcPr>
     </w:tblStylePr>
   </w:style>
-  <w:style w:type="table" w:styleId="802">
+  <w:style w:type="table" w:styleId="806">
     <w:name w:val="Grid Table 6 Colorful - Accent 4"/>
-    <w:basedOn w:val="755"/>
+    <w:basedOn w:val="759"/>
     <w:uiPriority w:val="99"/>
     <w:pPr>
       <w:pBdr/>
@@ -24731,9 +26592,9 @@
       </w:tcPr>
     </w:tblStylePr>
   </w:style>
-  <w:style w:type="table" w:styleId="803">
+  <w:style w:type="table" w:styleId="807">
     <w:name w:val="Grid Table 6 Colorful - Accent 5"/>
-    <w:basedOn w:val="755"/>
+    <w:basedOn w:val="759"/>
     <w:uiPriority w:val="99"/>
     <w:pPr>
       <w:pBdr/>
@@ -24961,9 +26822,9 @@
       </w:tcPr>
     </w:tblStylePr>
   </w:style>
-  <w:style w:type="table" w:styleId="804">
+  <w:style w:type="table" w:styleId="808">
     <w:name w:val="Grid Table 6 Colorful - Accent 6"/>
-    <w:basedOn w:val="755"/>
+    <w:basedOn w:val="759"/>
     <w:uiPriority w:val="99"/>
     <w:pPr>
       <w:pBdr/>
@@ -25191,9 +27052,9 @@
       </w:tcPr>
     </w:tblStylePr>
   </w:style>
-  <w:style w:type="table" w:styleId="805">
+  <w:style w:type="table" w:styleId="809">
     <w:name w:val="Grid Table 7 Colorful"/>
-    <w:basedOn w:val="755"/>
+    <w:basedOn w:val="759"/>
     <w:uiPriority w:val="99"/>
     <w:pPr>
       <w:pBdr/>
@@ -25445,9 +27306,9 @@
       </w:tcPr>
     </w:tblStylePr>
   </w:style>
-  <w:style w:type="table" w:styleId="806">
+  <w:style w:type="table" w:styleId="810">
     <w:name w:val="Grid Table 7 Colorful - Accent 1"/>
-    <w:basedOn w:val="755"/>
+    <w:basedOn w:val="759"/>
     <w:uiPriority w:val="99"/>
     <w:pPr>
       <w:pBdr/>
@@ -25699,9 +27560,9 @@
       </w:tcPr>
     </w:tblStylePr>
   </w:style>
-  <w:style w:type="table" w:styleId="807">
+  <w:style w:type="table" w:styleId="811">
     <w:name w:val="Grid Table 7 Colorful - Accent 2"/>
-    <w:basedOn w:val="755"/>
+    <w:basedOn w:val="759"/>
     <w:uiPriority w:val="99"/>
     <w:pPr>
       <w:pBdr/>
@@ -25953,9 +27814,9 @@
       </w:tcPr>
     </w:tblStylePr>
   </w:style>
-  <w:style w:type="table" w:styleId="808">
+  <w:style w:type="table" w:styleId="812">
     <w:name w:val="Grid Table 7 Colorful - Accent 3"/>
-    <w:basedOn w:val="755"/>
+    <w:basedOn w:val="759"/>
     <w:uiPriority w:val="99"/>
     <w:pPr>
       <w:pBdr/>
@@ -26207,9 +28068,9 @@
       </w:tcPr>
     </w:tblStylePr>
   </w:style>
-  <w:style w:type="table" w:styleId="809">
+  <w:style w:type="table" w:styleId="813">
     <w:name w:val="Grid Table 7 Colorful - Accent 4"/>
-    <w:basedOn w:val="755"/>
+    <w:basedOn w:val="759"/>
     <w:uiPriority w:val="99"/>
     <w:pPr>
       <w:pBdr/>
@@ -26461,9 +28322,9 @@
       </w:tcPr>
     </w:tblStylePr>
   </w:style>
-  <w:style w:type="table" w:styleId="810">
+  <w:style w:type="table" w:styleId="814">
     <w:name w:val="Grid Table 7 Colorful - Accent 5"/>
-    <w:basedOn w:val="755"/>
+    <w:basedOn w:val="759"/>
     <w:uiPriority w:val="99"/>
     <w:pPr>
       <w:pBdr/>
@@ -26715,9 +28576,9 @@
       </w:tcPr>
     </w:tblStylePr>
   </w:style>
-  <w:style w:type="table" w:styleId="811">
+  <w:style w:type="table" w:styleId="815">
     <w:name w:val="Grid Table 7 Colorful - Accent 6"/>
-    <w:basedOn w:val="755"/>
+    <w:basedOn w:val="759"/>
     <w:uiPriority w:val="99"/>
     <w:pPr>
       <w:pBdr/>
@@ -26969,9 +28830,9 @@
       </w:tcPr>
     </w:tblStylePr>
   </w:style>
-  <w:style w:type="table" w:styleId="812">
+  <w:style w:type="table" w:styleId="816">
     <w:name w:val="List Table 1 Light"/>
-    <w:basedOn w:val="755"/>
+    <w:basedOn w:val="759"/>
     <w:uiPriority w:val="99"/>
     <w:pPr>
       <w:pBdr/>
@@ -27185,9 +29046,9 @@
       </w:tcPr>
     </w:tblStylePr>
   </w:style>
-  <w:style w:type="table" w:styleId="813">
+  <w:style w:type="table" w:styleId="817">
     <w:name w:val="List Table 1 Light - Accent 1"/>
-    <w:basedOn w:val="755"/>
+    <w:basedOn w:val="759"/>
     <w:uiPriority w:val="99"/>
     <w:pPr>
       <w:pBdr/>
@@ -27401,9 +29262,9 @@
       </w:tcPr>
     </w:tblStylePr>
   </w:style>
-  <w:style w:type="table" w:styleId="814">
+  <w:style w:type="table" w:styleId="818">
     <w:name w:val="List Table 1 Light - Accent 2"/>
-    <w:basedOn w:val="755"/>
+    <w:basedOn w:val="759"/>
     <w:uiPriority w:val="99"/>
     <w:pPr>
       <w:pBdr/>
@@ -27617,9 +29478,9 @@
       </w:tcPr>
     </w:tblStylePr>
   </w:style>
-  <w:style w:type="table" w:styleId="815">
+  <w:style w:type="table" w:styleId="819">
     <w:name w:val="List Table 1 Light - Accent 3"/>
-    <w:basedOn w:val="755"/>
+    <w:basedOn w:val="759"/>
     <w:uiPriority w:val="99"/>
     <w:pPr>
       <w:pBdr/>
@@ -27833,9 +29694,9 @@
       </w:tcPr>
     </w:tblStylePr>
   </w:style>
-  <w:style w:type="table" w:styleId="816">
+  <w:style w:type="table" w:styleId="820">
     <w:name w:val="List Table 1 Light - Accent 4"/>
-    <w:basedOn w:val="755"/>
+    <w:basedOn w:val="759"/>
     <w:uiPriority w:val="99"/>
     <w:pPr>
       <w:pBdr/>
@@ -28049,9 +29910,9 @@
       </w:tcPr>
     </w:tblStylePr>
   </w:style>
-  <w:style w:type="table" w:styleId="817">
+  <w:style w:type="table" w:styleId="821">
     <w:name w:val="List Table 1 Light - Accent 5"/>
-    <w:basedOn w:val="755"/>
+    <w:basedOn w:val="759"/>
     <w:uiPriority w:val="99"/>
     <w:pPr>
       <w:pBdr/>
@@ -28265,9 +30126,9 @@
       </w:tcPr>
     </w:tblStylePr>
   </w:style>
-  <w:style w:type="table" w:styleId="818">
+  <w:style w:type="table" w:styleId="822">
     <w:name w:val="List Table 1 Light - Accent 6"/>
-    <w:basedOn w:val="755"/>
+    <w:basedOn w:val="759"/>
     <w:uiPriority w:val="99"/>
     <w:pPr>
       <w:pBdr/>
@@ -28481,9 +30342,9 @@
       </w:tcPr>
     </w:tblStylePr>
   </w:style>
-  <w:style w:type="table" w:styleId="819">
+  <w:style w:type="table" w:styleId="823">
     <w:name w:val="List Table 2"/>
-    <w:basedOn w:val="755"/>
+    <w:basedOn w:val="759"/>
     <w:uiPriority w:val="99"/>
     <w:pPr>
       <w:pBdr/>
@@ -28719,9 +30580,9 @@
       </w:tcPr>
     </w:tblStylePr>
   </w:style>
-  <w:style w:type="table" w:styleId="820">
+  <w:style w:type="table" w:styleId="824">
     <w:name w:val="List Table 2 - Accent 1"/>
-    <w:basedOn w:val="755"/>
+    <w:basedOn w:val="759"/>
     <w:uiPriority w:val="99"/>
     <w:pPr>
       <w:pBdr/>
@@ -28957,9 +30818,9 @@
       </w:tcPr>
     </w:tblStylePr>
   </w:style>
-  <w:style w:type="table" w:styleId="821">
+  <w:style w:type="table" w:styleId="825">
     <w:name w:val="List Table 2 - Accent 2"/>
-    <w:basedOn w:val="755"/>
+    <w:basedOn w:val="759"/>
     <w:uiPriority w:val="99"/>
     <w:pPr>
       <w:pBdr/>
@@ -29195,9 +31056,9 @@
       </w:tcPr>
     </w:tblStylePr>
   </w:style>
-  <w:style w:type="table" w:styleId="822">
+  <w:style w:type="table" w:styleId="826">
     <w:name w:val="List Table 2 - Accent 3"/>
-    <w:basedOn w:val="755"/>
+    <w:basedOn w:val="759"/>
     <w:uiPriority w:val="99"/>
     <w:pPr>
       <w:pBdr/>
@@ -29433,9 +31294,9 @@
       </w:tcPr>
     </w:tblStylePr>
   </w:style>
-  <w:style w:type="table" w:styleId="823">
+  <w:style w:type="table" w:styleId="827">
     <w:name w:val="List Table 2 - Accent 4"/>
-    <w:basedOn w:val="755"/>
+    <w:basedOn w:val="759"/>
     <w:uiPriority w:val="99"/>
     <w:pPr>
       <w:pBdr/>
@@ -29671,9 +31532,9 @@
       </w:tcPr>
     </w:tblStylePr>
   </w:style>
-  <w:style w:type="table" w:styleId="824">
+  <w:style w:type="table" w:styleId="828">
     <w:name w:val="List Table 2 - Accent 5"/>
-    <w:basedOn w:val="755"/>
+    <w:basedOn w:val="759"/>
     <w:uiPriority w:val="99"/>
     <w:pPr>
       <w:pBdr/>
@@ -29909,9 +31770,9 @@
       </w:tcPr>
     </w:tblStylePr>
   </w:style>
-  <w:style w:type="table" w:styleId="825">
+  <w:style w:type="table" w:styleId="829">
     <w:name w:val="List Table 2 - Accent 6"/>
-    <w:basedOn w:val="755"/>
+    <w:basedOn w:val="759"/>
     <w:uiPriority w:val="99"/>
     <w:pPr>
       <w:pBdr/>
@@ -30147,9 +32008,9 @@
       </w:tcPr>
     </w:tblStylePr>
   </w:style>
-  <w:style w:type="table" w:styleId="826">
+  <w:style w:type="table" w:styleId="830">
     <w:name w:val="List Table 3"/>
-    <w:basedOn w:val="755"/>
+    <w:basedOn w:val="759"/>
     <w:uiPriority w:val="99"/>
     <w:pPr>
       <w:pBdr/>
@@ -30375,9 +32236,9 @@
       </w:tcPr>
     </w:tblStylePr>
   </w:style>
-  <w:style w:type="table" w:styleId="827">
+  <w:style w:type="table" w:styleId="831">
     <w:name w:val="List Table 3 - Accent 1"/>
-    <w:basedOn w:val="755"/>
+    <w:basedOn w:val="759"/>
     <w:uiPriority w:val="99"/>
     <w:pPr>
       <w:pBdr/>
@@ -30603,9 +32464,9 @@
       </w:tcPr>
     </w:tblStylePr>
   </w:style>
-  <w:style w:type="table" w:styleId="828">
+  <w:style w:type="table" w:styleId="832">
     <w:name w:val="List Table 3 - Accent 2"/>
-    <w:basedOn w:val="755"/>
+    <w:basedOn w:val="759"/>
     <w:uiPriority w:val="99"/>
     <w:pPr>
       <w:pBdr/>
@@ -30831,9 +32692,9 @@
       </w:tcPr>
     </w:tblStylePr>
   </w:style>
-  <w:style w:type="table" w:styleId="829">
+  <w:style w:type="table" w:styleId="833">
     <w:name w:val="List Table 3 - Accent 3"/>
-    <w:basedOn w:val="755"/>
+    <w:basedOn w:val="759"/>
     <w:uiPriority w:val="99"/>
     <w:pPr>
       <w:pBdr/>
@@ -31059,9 +32920,9 @@
       </w:tcPr>
     </w:tblStylePr>
   </w:style>
-  <w:style w:type="table" w:styleId="830">
+  <w:style w:type="table" w:styleId="834">
     <w:name w:val="List Table 3 - Accent 4"/>
-    <w:basedOn w:val="755"/>
+    <w:basedOn w:val="759"/>
     <w:uiPriority w:val="99"/>
     <w:pPr>
       <w:pBdr/>
@@ -31287,9 +33148,9 @@
       </w:tcPr>
     </w:tblStylePr>
   </w:style>
-  <w:style w:type="table" w:styleId="831">
+  <w:style w:type="table" w:styleId="835">
     <w:name w:val="List Table 3 - Accent 5"/>
-    <w:basedOn w:val="755"/>
+    <w:basedOn w:val="759"/>
     <w:uiPriority w:val="99"/>
     <w:pPr>
       <w:pBdr/>
@@ -31515,9 +33376,9 @@
       </w:tcPr>
     </w:tblStylePr>
   </w:style>
-  <w:style w:type="table" w:styleId="832">
+  <w:style w:type="table" w:styleId="836">
     <w:name w:val="List Table 3 - Accent 6"/>
-    <w:basedOn w:val="755"/>
+    <w:basedOn w:val="759"/>
     <w:uiPriority w:val="99"/>
     <w:pPr>
       <w:pBdr/>
@@ -31743,9 +33604,9 @@
       </w:tcPr>
     </w:tblStylePr>
   </w:style>
-  <w:style w:type="table" w:styleId="833">
+  <w:style w:type="table" w:styleId="837">
     <w:name w:val="List Table 4"/>
-    <w:basedOn w:val="755"/>
+    <w:basedOn w:val="759"/>
     <w:uiPriority w:val="99"/>
     <w:pPr>
       <w:pBdr/>
@@ -31968,9 +33829,9 @@
       </w:tcPr>
     </w:tblStylePr>
   </w:style>
-  <w:style w:type="table" w:styleId="834">
+  <w:style w:type="table" w:styleId="838">
     <w:name w:val="List Table 4 - Accent 1"/>
-    <w:basedOn w:val="755"/>
+    <w:basedOn w:val="759"/>
     <w:uiPriority w:val="99"/>
     <w:pPr>
       <w:pBdr/>
@@ -32193,9 +34054,9 @@
       </w:tcPr>
     </w:tblStylePr>
   </w:style>
-  <w:style w:type="table" w:styleId="835">
+  <w:style w:type="table" w:styleId="839">
     <w:name w:val="List Table 4 - Accent 2"/>
-    <w:basedOn w:val="755"/>
+    <w:basedOn w:val="759"/>
     <w:uiPriority w:val="99"/>
     <w:pPr>
       <w:pBdr/>
@@ -32418,9 +34279,9 @@
       </w:tcPr>
     </w:tblStylePr>
   </w:style>
-  <w:style w:type="table" w:styleId="836">
+  <w:style w:type="table" w:styleId="840">
     <w:name w:val="List Table 4 - Accent 3"/>
-    <w:basedOn w:val="755"/>
+    <w:basedOn w:val="759"/>
     <w:uiPriority w:val="99"/>
     <w:pPr>
       <w:pBdr/>
@@ -32643,9 +34504,9 @@
       </w:tcPr>
     </w:tblStylePr>
   </w:style>
-  <w:style w:type="table" w:styleId="837">
+  <w:style w:type="table" w:styleId="841">
     <w:name w:val="List Table 4 - Accent 4"/>
-    <w:basedOn w:val="755"/>
+    <w:basedOn w:val="759"/>
     <w:uiPriority w:val="99"/>
     <w:pPr>
       <w:pBdr/>
@@ -32868,9 +34729,9 @@
       </w:tcPr>
     </w:tblStylePr>
   </w:style>
-  <w:style w:type="table" w:styleId="838">
+  <w:style w:type="table" w:styleId="842">
     <w:name w:val="List Table 4 - Accent 5"/>
-    <w:basedOn w:val="755"/>
+    <w:basedOn w:val="759"/>
     <w:uiPriority w:val="99"/>
     <w:pPr>
       <w:pBdr/>
@@ -33093,9 +34954,9 @@
       </w:tcPr>
     </w:tblStylePr>
   </w:style>
-  <w:style w:type="table" w:styleId="839">
+  <w:style w:type="table" w:styleId="843">
     <w:name w:val="List Table 4 - Accent 6"/>
-    <w:basedOn w:val="755"/>
+    <w:basedOn w:val="759"/>
     <w:uiPriority w:val="99"/>
     <w:pPr>
       <w:pBdr/>
@@ -33318,9 +35179,9 @@
       </w:tcPr>
     </w:tblStylePr>
   </w:style>
-  <w:style w:type="table" w:styleId="840">
+  <w:style w:type="table" w:styleId="844">
     <w:name w:val="List Table 5 Dark"/>
-    <w:basedOn w:val="755"/>
+    <w:basedOn w:val="759"/>
     <w:uiPriority w:val="99"/>
     <w:pPr>
       <w:pBdr/>
@@ -33560,9 +35421,9 @@
       </w:tcPr>
     </w:tblStylePr>
   </w:style>
-  <w:style w:type="table" w:styleId="841">
+  <w:style w:type="table" w:styleId="845">
     <w:name w:val="List Table 5 Dark - Accent 1"/>
-    <w:basedOn w:val="755"/>
+    <w:basedOn w:val="759"/>
     <w:uiPriority w:val="99"/>
     <w:pPr>
       <w:pBdr/>
@@ -33802,9 +35663,9 @@
       </w:tcPr>
     </w:tblStylePr>
   </w:style>
-  <w:style w:type="table" w:styleId="842">
+  <w:style w:type="table" w:styleId="846">
     <w:name w:val="List Table 5 Dark - Accent 2"/>
-    <w:basedOn w:val="755"/>
+    <w:basedOn w:val="759"/>
     <w:uiPriority w:val="99"/>
     <w:pPr>
       <w:pBdr/>
@@ -34044,9 +35905,9 @@
       </w:tcPr>
     </w:tblStylePr>
   </w:style>
-  <w:style w:type="table" w:styleId="843">
+  <w:style w:type="table" w:styleId="847">
     <w:name w:val="List Table 5 Dark - Accent 3"/>
-    <w:basedOn w:val="755"/>
+    <w:basedOn w:val="759"/>
     <w:uiPriority w:val="99"/>
     <w:pPr>
       <w:pBdr/>
@@ -34286,9 +36147,9 @@
       </w:tcPr>
     </w:tblStylePr>
   </w:style>
-  <w:style w:type="table" w:styleId="844">
+  <w:style w:type="table" w:styleId="848">
     <w:name w:val="List Table 5 Dark - Accent 4"/>
-    <w:basedOn w:val="755"/>
+    <w:basedOn w:val="759"/>
     <w:uiPriority w:val="99"/>
     <w:pPr>
       <w:pBdr/>
@@ -34528,9 +36389,9 @@
       </w:tcPr>
     </w:tblStylePr>
   </w:style>
-  <w:style w:type="table" w:styleId="845">
+  <w:style w:type="table" w:styleId="849">
     <w:name w:val="List Table 5 Dark - Accent 5"/>
-    <w:basedOn w:val="755"/>
+    <w:basedOn w:val="759"/>
     <w:uiPriority w:val="99"/>
     <w:pPr>
       <w:pBdr/>
@@ -34770,9 +36631,9 @@
       </w:tcPr>
     </w:tblStylePr>
   </w:style>
-  <w:style w:type="table" w:styleId="846">
+  <w:style w:type="table" w:styleId="850">
     <w:name w:val="List Table 5 Dark - Accent 6"/>
-    <w:basedOn w:val="755"/>
+    <w:basedOn w:val="759"/>
     <w:uiPriority w:val="99"/>
     <w:pPr>
       <w:pBdr/>
@@ -35012,9 +36873,9 @@
       </w:tcPr>
     </w:tblStylePr>
   </w:style>
-  <w:style w:type="table" w:styleId="847">
+  <w:style w:type="table" w:styleId="851">
     <w:name w:val="List Table 6 Colorful"/>
-    <w:basedOn w:val="755"/>
+    <w:basedOn w:val="759"/>
     <w:uiPriority w:val="99"/>
     <w:pPr>
       <w:pBdr/>
@@ -35235,9 +37096,9 @@
       </w:tcPr>
     </w:tblStylePr>
   </w:style>
-  <w:style w:type="table" w:styleId="848">
+  <w:style w:type="table" w:styleId="852">
     <w:name w:val="List Table 6 Colorful - Accent 1"/>
-    <w:basedOn w:val="755"/>
+    <w:basedOn w:val="759"/>
     <w:uiPriority w:val="99"/>
     <w:pPr>
       <w:pBdr/>
@@ -35458,9 +37319,9 @@
       </w:tcPr>
     </w:tblStylePr>
   </w:style>
-  <w:style w:type="table" w:styleId="849">
+  <w:style w:type="table" w:styleId="853">
     <w:name w:val="List Table 6 Colorful - Accent 2"/>
-    <w:basedOn w:val="755"/>
+    <w:basedOn w:val="759"/>
     <w:uiPriority w:val="99"/>
     <w:pPr>
       <w:pBdr/>
@@ -35681,9 +37542,9 @@
       </w:tcPr>
     </w:tblStylePr>
   </w:style>
-  <w:style w:type="table" w:styleId="850">
+  <w:style w:type="table" w:styleId="854">
     <w:name w:val="List Table 6 Colorful - Accent 3"/>
-    <w:basedOn w:val="755"/>
+    <w:basedOn w:val="759"/>
     <w:uiPriority w:val="99"/>
     <w:pPr>
       <w:pBdr/>
@@ -35904,9 +37765,9 @@
       </w:tcPr>
     </w:tblStylePr>
   </w:style>
-  <w:style w:type="table" w:styleId="851">
+  <w:style w:type="table" w:styleId="855">
     <w:name w:val="List Table 6 Colorful - Accent 4"/>
-    <w:basedOn w:val="755"/>
+    <w:basedOn w:val="759"/>
     <w:uiPriority w:val="99"/>
     <w:pPr>
       <w:pBdr/>
@@ -36127,9 +37988,9 @@
       </w:tcPr>
     </w:tblStylePr>
   </w:style>
-  <w:style w:type="table" w:styleId="852">
+  <w:style w:type="table" w:styleId="856">
     <w:name w:val="List Table 6 Colorful - Accent 5"/>
-    <w:basedOn w:val="755"/>
+    <w:basedOn w:val="759"/>
     <w:uiPriority w:val="99"/>
     <w:pPr>
       <w:pBdr/>
@@ -36350,9 +38211,9 @@
       </w:tcPr>
     </w:tblStylePr>
   </w:style>
-  <w:style w:type="table" w:styleId="853">
+  <w:style w:type="table" w:styleId="857">
     <w:name w:val="List Table 6 Colorful - Accent 6"/>
-    <w:basedOn w:val="755"/>
+    <w:basedOn w:val="759"/>
     <w:uiPriority w:val="99"/>
     <w:pPr>
       <w:pBdr/>
@@ -36573,9 +38434,9 @@
       </w:tcPr>
     </w:tblStylePr>
   </w:style>
-  <w:style w:type="table" w:styleId="854">
+  <w:style w:type="table" w:styleId="858">
     <w:name w:val="List Table 7 Colorful"/>
-    <w:basedOn w:val="755"/>
+    <w:basedOn w:val="759"/>
     <w:uiPriority w:val="99"/>
     <w:pPr>
       <w:pBdr/>
@@ -36829,9 +38690,9 @@
       </w:tcPr>
     </w:tblStylePr>
   </w:style>
-  <w:style w:type="table" w:styleId="855">
+  <w:style w:type="table" w:styleId="859">
     <w:name w:val="List Table 7 Colorful - Accent 1"/>
-    <w:basedOn w:val="755"/>
+    <w:basedOn w:val="759"/>
     <w:uiPriority w:val="99"/>
     <w:pPr>
       <w:pBdr/>
@@ -37085,9 +38946,9 @@
       </w:tcPr>
     </w:tblStylePr>
   </w:style>
-  <w:style w:type="table" w:styleId="856">
+  <w:style w:type="table" w:styleId="860">
     <w:name w:val="List Table 7 Colorful - Accent 2"/>
-    <w:basedOn w:val="755"/>
+    <w:basedOn w:val="759"/>
     <w:uiPriority w:val="99"/>
     <w:pPr>
       <w:pBdr/>
@@ -37341,9 +39202,9 @@
       </w:tcPr>
     </w:tblStylePr>
   </w:style>
-  <w:style w:type="table" w:styleId="857">
+  <w:style w:type="table" w:styleId="861">
     <w:name w:val="List Table 7 Colorful - Accent 3"/>
-    <w:basedOn w:val="755"/>
+    <w:basedOn w:val="759"/>
     <w:uiPriority w:val="99"/>
     <w:pPr>
       <w:pBdr/>
@@ -37597,9 +39458,9 @@
       </w:tcPr>
     </w:tblStylePr>
   </w:style>
-  <w:style w:type="table" w:styleId="858">
+  <w:style w:type="table" w:styleId="862">
     <w:name w:val="List Table 7 Colorful - Accent 4"/>
-    <w:basedOn w:val="755"/>
+    <w:basedOn w:val="759"/>
     <w:uiPriority w:val="99"/>
     <w:pPr>
       <w:pBdr/>
@@ -37853,9 +39714,9 @@
       </w:tcPr>
     </w:tblStylePr>
   </w:style>
-  <w:style w:type="table" w:styleId="859">
+  <w:style w:type="table" w:styleId="863">
     <w:name w:val="List Table 7 Colorful - Accent 5"/>
-    <w:basedOn w:val="755"/>
+    <w:basedOn w:val="759"/>
     <w:uiPriority w:val="99"/>
     <w:pPr>
       <w:pBdr/>
@@ -38109,9 +39970,9 @@
       </w:tcPr>
     </w:tblStylePr>
   </w:style>
-  <w:style w:type="table" w:styleId="860">
+  <w:style w:type="table" w:styleId="864">
     <w:name w:val="List Table 7 Colorful - Accent 6"/>
-    <w:basedOn w:val="755"/>
+    <w:basedOn w:val="759"/>
     <w:uiPriority w:val="99"/>
     <w:pPr>
       <w:pBdr/>
@@ -38365,9 +40226,9 @@
       </w:tcPr>
     </w:tblStylePr>
   </w:style>
-  <w:style w:type="table" w:styleId="861">
+  <w:style w:type="table" w:styleId="865">
     <w:name w:val="Lined - Accent"/>
-    <w:basedOn w:val="755"/>
+    <w:basedOn w:val="759"/>
     <w:uiPriority w:val="99"/>
     <w:pPr>
       <w:pBdr/>
@@ -38602,9 +40463,9 @@
       </w:tcPr>
     </w:tblStylePr>
   </w:style>
-  <w:style w:type="table" w:styleId="862">
+  <w:style w:type="table" w:styleId="866">
     <w:name w:val="Lined - Accent 1"/>
-    <w:basedOn w:val="755"/>
+    <w:basedOn w:val="759"/>
     <w:uiPriority w:val="99"/>
     <w:pPr>
       <w:pBdr/>
@@ -38839,9 +40700,9 @@
       </w:tcPr>
     </w:tblStylePr>
   </w:style>
-  <w:style w:type="table" w:styleId="863">
+  <w:style w:type="table" w:styleId="867">
     <w:name w:val="Lined - Accent 2"/>
-    <w:basedOn w:val="755"/>
+    <w:basedOn w:val="759"/>
     <w:uiPriority w:val="99"/>
     <w:pPr>
       <w:pBdr/>
@@ -39076,9 +40937,9 @@
       </w:tcPr>
     </w:tblStylePr>
   </w:style>
-  <w:style w:type="table" w:styleId="864">
+  <w:style w:type="table" w:styleId="868">
     <w:name w:val="Lined - Accent 3"/>
-    <w:basedOn w:val="755"/>
+    <w:basedOn w:val="759"/>
     <w:uiPriority w:val="99"/>
     <w:pPr>
       <w:pBdr/>
@@ -39313,9 +41174,9 @@
       </w:tcPr>
     </w:tblStylePr>
   </w:style>
-  <w:style w:type="table" w:styleId="865">
+  <w:style w:type="table" w:styleId="869">
     <w:name w:val="Lined - Accent 4"/>
-    <w:basedOn w:val="755"/>
+    <w:basedOn w:val="759"/>
     <w:uiPriority w:val="99"/>
     <w:pPr>
       <w:pBdr/>
@@ -39550,9 +41411,9 @@
       </w:tcPr>
     </w:tblStylePr>
   </w:style>
-  <w:style w:type="table" w:styleId="866">
+  <w:style w:type="table" w:styleId="870">
     <w:name w:val="Lined - Accent 5"/>
-    <w:basedOn w:val="755"/>
+    <w:basedOn w:val="759"/>
     <w:uiPriority w:val="99"/>
     <w:pPr>
       <w:pBdr/>
@@ -39787,9 +41648,9 @@
       </w:tcPr>
     </w:tblStylePr>
   </w:style>
-  <w:style w:type="table" w:styleId="867">
+  <w:style w:type="table" w:styleId="871">
     <w:name w:val="Lined - Accent 6"/>
-    <w:basedOn w:val="755"/>
+    <w:basedOn w:val="759"/>
     <w:uiPriority w:val="99"/>
     <w:pPr>
       <w:pBdr/>
@@ -40024,9 +41885,9 @@
       </w:tcPr>
     </w:tblStylePr>
   </w:style>
-  <w:style w:type="table" w:styleId="868">
+  <w:style w:type="table" w:styleId="872">
     <w:name w:val="Bordered &amp; Lined - Accent"/>
-    <w:basedOn w:val="755"/>
+    <w:basedOn w:val="759"/>
     <w:uiPriority w:val="99"/>
     <w:pPr>
       <w:pBdr/>
@@ -40268,9 +42129,9 @@
       </w:tcPr>
     </w:tblStylePr>
   </w:style>
-  <w:style w:type="table" w:styleId="869">
+  <w:style w:type="table" w:styleId="873">
     <w:name w:val="Bordered &amp; Lined - Accent 1"/>
-    <w:basedOn w:val="755"/>
+    <w:basedOn w:val="759"/>
     <w:uiPriority w:val="99"/>
     <w:pPr>
       <w:pBdr/>
@@ -40512,9 +42373,9 @@
       </w:tcPr>
     </w:tblStylePr>
   </w:style>
-  <w:style w:type="table" w:styleId="870">
+  <w:style w:type="table" w:styleId="874">
     <w:name w:val="Bordered &amp; Lined - Accent 2"/>
-    <w:basedOn w:val="755"/>
+    <w:basedOn w:val="759"/>
     <w:uiPriority w:val="99"/>
     <w:pPr>
       <w:pBdr/>
@@ -40756,9 +42617,9 @@
       </w:tcPr>
     </w:tblStylePr>
   </w:style>
-  <w:style w:type="table" w:styleId="871">
+  <w:style w:type="table" w:styleId="875">
     <w:name w:val="Bordered &amp; Lined - Accent 3"/>
-    <w:basedOn w:val="755"/>
+    <w:basedOn w:val="759"/>
     <w:uiPriority w:val="99"/>
     <w:pPr>
       <w:pBdr/>
@@ -41000,9 +42861,9 @@
       </w:tcPr>
     </w:tblStylePr>
   </w:style>
-  <w:style w:type="table" w:styleId="872">
+  <w:style w:type="table" w:styleId="876">
     <w:name w:val="Bordered &amp; Lined - Accent 4"/>
-    <w:basedOn w:val="755"/>
+    <w:basedOn w:val="759"/>
     <w:uiPriority w:val="99"/>
     <w:pPr>
       <w:pBdr/>
@@ -41244,9 +43105,9 @@
       </w:tcPr>
     </w:tblStylePr>
   </w:style>
-  <w:style w:type="table" w:styleId="873">
+  <w:style w:type="table" w:styleId="877">
     <w:name w:val="Bordered &amp; Lined - Accent 5"/>
-    <w:basedOn w:val="755"/>
+    <w:basedOn w:val="759"/>
     <w:uiPriority w:val="99"/>
     <w:pPr>
       <w:pBdr/>
@@ -41488,9 +43349,9 @@
       </w:tcPr>
     </w:tblStylePr>
   </w:style>
-  <w:style w:type="table" w:styleId="874">
+  <w:style w:type="table" w:styleId="878">
     <w:name w:val="Bordered &amp; Lined - Accent 6"/>
-    <w:basedOn w:val="755"/>
+    <w:basedOn w:val="759"/>
     <w:uiPriority w:val="99"/>
     <w:pPr>
       <w:pBdr/>
@@ -41732,9 +43593,9 @@
       </w:tcPr>
     </w:tblStylePr>
   </w:style>
-  <w:style w:type="table" w:styleId="875">
+  <w:style w:type="table" w:styleId="879">
     <w:name w:val="Bordered"/>
-    <w:basedOn w:val="755"/>
+    <w:basedOn w:val="759"/>
     <w:uiPriority w:val="99"/>
     <w:pPr>
       <w:pBdr/>
@@ -41963,9 +43824,9 @@
       </w:tcPr>
     </w:tblStylePr>
   </w:style>
-  <w:style w:type="table" w:styleId="876">
+  <w:style w:type="table" w:styleId="880">
     <w:name w:val="Bordered - Accent 1"/>
-    <w:basedOn w:val="755"/>
+    <w:basedOn w:val="759"/>
     <w:uiPriority w:val="99"/>
     <w:pPr>
       <w:pBdr/>
@@ -42194,9 +44055,9 @@
       </w:tcPr>
     </w:tblStylePr>
   </w:style>
-  <w:style w:type="table" w:styleId="877">
+  <w:style w:type="table" w:styleId="881">
     <w:name w:val="Bordered - Accent 2"/>
-    <w:basedOn w:val="755"/>
+    <w:basedOn w:val="759"/>
     <w:uiPriority w:val="99"/>
     <w:pPr>
       <w:pBdr/>
@@ -42425,9 +44286,9 @@
       </w:tcPr>
     </w:tblStylePr>
   </w:style>
-  <w:style w:type="table" w:styleId="878">
+  <w:style w:type="table" w:styleId="882">
     <w:name w:val="Bordered - Accent 3"/>
-    <w:basedOn w:val="755"/>
+    <w:basedOn w:val="759"/>
     <w:uiPriority w:val="99"/>
     <w:pPr>
       <w:pBdr/>
@@ -42656,9 +44517,9 @@
       </w:tcPr>
     </w:tblStylePr>
   </w:style>
-  <w:style w:type="table" w:styleId="879">
+  <w:style w:type="table" w:styleId="883">
     <w:name w:val="Bordered - Accent 4"/>
-    <w:basedOn w:val="755"/>
+    <w:basedOn w:val="759"/>
     <w:uiPriority w:val="99"/>
     <w:pPr>
       <w:pBdr/>
@@ -42887,9 +44748,9 @@
       </w:tcPr>
     </w:tblStylePr>
   </w:style>
-  <w:style w:type="table" w:styleId="880">
+  <w:style w:type="table" w:styleId="884">
     <w:name w:val="Bordered - Accent 5"/>
-    <w:basedOn w:val="755"/>
+    <w:basedOn w:val="759"/>
     <w:uiPriority w:val="99"/>
     <w:pPr>
       <w:pBdr/>
@@ -43118,9 +44979,9 @@
       </w:tcPr>
     </w:tblStylePr>
   </w:style>
-  <w:style w:type="table" w:styleId="881">
+  <w:style w:type="table" w:styleId="885">
     <w:name w:val="Bordered - Accent 6"/>
-    <w:basedOn w:val="755"/>
+    <w:basedOn w:val="759"/>
     <w:uiPriority w:val="99"/>
     <w:pPr>
       <w:pBdr/>
@@ -43349,7 +45210,7 @@
       </w:tcPr>
     </w:tblStylePr>
   </w:style>
-  <w:style w:type="paragraph" w:styleId="882" w:default="1">
+  <w:style w:type="paragraph" w:styleId="886" w:default="1">
     <w:name w:val="Normal"/>
     <w:qFormat/>
     <w:pPr>
@@ -43359,11 +45220,11 @@
       <w:ind w:firstLine="720"/>
     </w:pPr>
   </w:style>
-  <w:style w:type="paragraph" w:styleId="883">
+  <w:style w:type="paragraph" w:styleId="887">
     <w:name w:val="Heading 7"/>
-    <w:basedOn w:val="882"/>
-    <w:next w:val="882"/>
-    <w:link w:val="894"/>
+    <w:basedOn w:val="886"/>
+    <w:next w:val="886"/>
+    <w:link w:val="898"/>
     <w:uiPriority w:val="9"/>
     <w:unhideWhenUsed/>
     <w:qFormat/>
@@ -43380,11 +45241,11 @@
       <w:color w:val="595959" w:themeColor="text1" w:themeTint="A6"/>
     </w:rPr>
   </w:style>
-  <w:style w:type="paragraph" w:styleId="884">
+  <w:style w:type="paragraph" w:styleId="888">
     <w:name w:val="Heading 8"/>
-    <w:basedOn w:val="882"/>
-    <w:next w:val="882"/>
-    <w:link w:val="895"/>
+    <w:basedOn w:val="886"/>
+    <w:next w:val="886"/>
+    <w:link w:val="899"/>
     <w:uiPriority w:val="9"/>
     <w:unhideWhenUsed/>
     <w:qFormat/>
@@ -43403,11 +45264,11 @@
       <w:color w:val="272727" w:themeColor="text1" w:themeTint="D8"/>
     </w:rPr>
   </w:style>
-  <w:style w:type="paragraph" w:styleId="885">
+  <w:style w:type="paragraph" w:styleId="889">
     <w:name w:val="Heading 9"/>
-    <w:basedOn w:val="882"/>
-    <w:next w:val="882"/>
-    <w:link w:val="896"/>
+    <w:basedOn w:val="886"/>
+    <w:next w:val="886"/>
+    <w:link w:val="900"/>
     <w:uiPriority w:val="9"/>
     <w:unhideWhenUsed/>
     <w:qFormat/>
@@ -43426,7 +45287,7 @@
       <w:color w:val="272727" w:themeColor="text1" w:themeTint="D8"/>
     </w:rPr>
   </w:style>
-  <w:style w:type="character" w:styleId="886" w:default="1">
+  <w:style w:type="character" w:styleId="890" w:default="1">
     <w:name w:val="Default Paragraph Font"/>
     <w:uiPriority w:val="1"/>
     <w:semiHidden/>
@@ -43437,7 +45298,7 @@
       <w:ind/>
     </w:pPr>
   </w:style>
-  <w:style w:type="numbering" w:styleId="887" w:default="1">
+  <w:style w:type="numbering" w:styleId="891" w:default="1">
     <w:name w:val="No List"/>
     <w:uiPriority w:val="99"/>
     <w:semiHidden/>
@@ -43448,10 +45309,10 @@
       <w:ind/>
     </w:pPr>
   </w:style>
-  <w:style w:type="character" w:styleId="888">
+  <w:style w:type="character" w:styleId="892">
     <w:name w:val="Heading 1 Char"/>
-    <w:basedOn w:val="886"/>
-    <w:link w:val="930"/>
+    <w:basedOn w:val="890"/>
+    <w:link w:val="934"/>
     <w:uiPriority w:val="9"/>
     <w:pPr>
       <w:pBdr/>
@@ -43465,10 +45326,10 @@
       <w:szCs w:val="40"/>
     </w:rPr>
   </w:style>
-  <w:style w:type="character" w:styleId="889">
+  <w:style w:type="character" w:styleId="893">
     <w:name w:val="Heading 2 Char"/>
-    <w:basedOn w:val="886"/>
-    <w:link w:val="931"/>
+    <w:basedOn w:val="890"/>
+    <w:link w:val="935"/>
     <w:uiPriority w:val="9"/>
     <w:pPr>
       <w:pBdr/>
@@ -43482,10 +45343,10 @@
       <w:szCs w:val="32"/>
     </w:rPr>
   </w:style>
-  <w:style w:type="character" w:styleId="890">
+  <w:style w:type="character" w:styleId="894">
     <w:name w:val="Heading 3 Char"/>
-    <w:basedOn w:val="886"/>
-    <w:link w:val="932"/>
+    <w:basedOn w:val="890"/>
+    <w:link w:val="936"/>
     <w:uiPriority w:val="9"/>
     <w:pPr>
       <w:pBdr/>
@@ -43499,10 +45360,10 @@
       <w:szCs w:val="28"/>
     </w:rPr>
   </w:style>
-  <w:style w:type="character" w:styleId="891">
+  <w:style w:type="character" w:styleId="895">
     <w:name w:val="Heading 4 Char"/>
-    <w:basedOn w:val="886"/>
-    <w:link w:val="933"/>
+    <w:basedOn w:val="890"/>
+    <w:link w:val="937"/>
     <w:uiPriority w:val="9"/>
     <w:pPr>
       <w:pBdr/>
@@ -43516,10 +45377,10 @@
       <w:color w:val="0f4761" w:themeColor="accent1" w:themeShade="BF"/>
     </w:rPr>
   </w:style>
-  <w:style w:type="character" w:styleId="892">
+  <w:style w:type="character" w:styleId="896">
     <w:name w:val="Heading 5 Char"/>
-    <w:basedOn w:val="886"/>
-    <w:link w:val="934"/>
+    <w:basedOn w:val="890"/>
+    <w:link w:val="938"/>
     <w:uiPriority w:val="9"/>
     <w:pPr>
       <w:pBdr/>
@@ -43531,10 +45392,10 @@
       <w:color w:val="0f4761" w:themeColor="accent1" w:themeShade="BF"/>
     </w:rPr>
   </w:style>
-  <w:style w:type="character" w:styleId="893">
+  <w:style w:type="character" w:styleId="897">
     <w:name w:val="Heading 6 Char"/>
-    <w:basedOn w:val="886"/>
-    <w:link w:val="935"/>
+    <w:basedOn w:val="890"/>
+    <w:link w:val="939"/>
     <w:uiPriority w:val="9"/>
     <w:pPr>
       <w:pBdr/>
@@ -43548,10 +45409,10 @@
       <w:color w:val="595959" w:themeColor="text1" w:themeTint="A6"/>
     </w:rPr>
   </w:style>
-  <w:style w:type="character" w:styleId="894">
+  <w:style w:type="character" w:styleId="898">
     <w:name w:val="Heading 7 Char"/>
-    <w:basedOn w:val="886"/>
-    <w:link w:val="883"/>
+    <w:basedOn w:val="890"/>
+    <w:link w:val="887"/>
     <w:uiPriority w:val="9"/>
     <w:pPr>
       <w:pBdr/>
@@ -43563,10 +45424,10 @@
       <w:color w:val="595959" w:themeColor="text1" w:themeTint="A6"/>
     </w:rPr>
   </w:style>
-  <w:style w:type="character" w:styleId="895">
+  <w:style w:type="character" w:styleId="899">
     <w:name w:val="Heading 8 Char"/>
-    <w:basedOn w:val="886"/>
-    <w:link w:val="884"/>
+    <w:basedOn w:val="890"/>
+    <w:link w:val="888"/>
     <w:uiPriority w:val="9"/>
     <w:pPr>
       <w:pBdr/>
@@ -43580,10 +45441,10 @@
       <w:color w:val="272727" w:themeColor="text1" w:themeTint="D8"/>
     </w:rPr>
   </w:style>
-  <w:style w:type="character" w:styleId="896">
+  <w:style w:type="character" w:styleId="900">
     <w:name w:val="Heading 9 Char"/>
-    <w:basedOn w:val="886"/>
-    <w:link w:val="885"/>
+    <w:basedOn w:val="890"/>
+    <w:link w:val="889"/>
     <w:uiPriority w:val="9"/>
     <w:pPr>
       <w:pBdr/>
@@ -43597,10 +45458,10 @@
       <w:color w:val="272727" w:themeColor="text1" w:themeTint="D8"/>
     </w:rPr>
   </w:style>
-  <w:style w:type="character" w:styleId="897">
+  <w:style w:type="character" w:styleId="901">
     <w:name w:val="Title Char"/>
-    <w:basedOn w:val="886"/>
-    <w:link w:val="929"/>
+    <w:basedOn w:val="890"/>
+    <w:link w:val="933"/>
     <w:uiPriority w:val="10"/>
     <w:pPr>
       <w:pBdr/>
@@ -43614,11 +45475,11 @@
       <w:szCs w:val="56"/>
     </w:rPr>
   </w:style>
-  <w:style w:type="paragraph" w:styleId="898">
+  <w:style w:type="paragraph" w:styleId="902">
     <w:name w:val="Subtitle"/>
-    <w:basedOn w:val="882"/>
-    <w:next w:val="882"/>
-    <w:link w:val="899"/>
+    <w:basedOn w:val="886"/>
+    <w:next w:val="886"/>
+    <w:link w:val="903"/>
     <w:uiPriority w:val="11"/>
     <w:qFormat/>
     <w:pPr>
@@ -43636,10 +45497,10 @@
       <w:szCs w:val="28"/>
     </w:rPr>
   </w:style>
-  <w:style w:type="character" w:styleId="899">
+  <w:style w:type="character" w:styleId="903">
     <w:name w:val="Subtitle Char"/>
-    <w:basedOn w:val="886"/>
-    <w:link w:val="898"/>
+    <w:basedOn w:val="890"/>
+    <w:link w:val="902"/>
     <w:uiPriority w:val="11"/>
     <w:pPr>
       <w:pBdr/>
@@ -43653,11 +45514,11 @@
       <w:szCs w:val="28"/>
     </w:rPr>
   </w:style>
-  <w:style w:type="paragraph" w:styleId="900">
+  <w:style w:type="paragraph" w:styleId="904">
     <w:name w:val="Quote"/>
-    <w:basedOn w:val="882"/>
-    <w:next w:val="882"/>
-    <w:link w:val="901"/>
+    <w:basedOn w:val="886"/>
+    <w:next w:val="886"/>
+    <w:link w:val="905"/>
     <w:uiPriority w:val="29"/>
     <w:qFormat/>
     <w:pPr>
@@ -43672,10 +45533,10 @@
       <w:color w:val="404040" w:themeColor="text1" w:themeTint="BF"/>
     </w:rPr>
   </w:style>
-  <w:style w:type="character" w:styleId="901">
+  <w:style w:type="character" w:styleId="905">
     <w:name w:val="Quote Char"/>
-    <w:basedOn w:val="886"/>
-    <w:link w:val="900"/>
+    <w:basedOn w:val="890"/>
+    <w:link w:val="904"/>
     <w:uiPriority w:val="29"/>
     <w:pPr>
       <w:pBdr/>
@@ -43688,9 +45549,9 @@
       <w:color w:val="404040" w:themeColor="text1" w:themeTint="BF"/>
     </w:rPr>
   </w:style>
-  <w:style w:type="character" w:styleId="902">
+  <w:style w:type="character" w:styleId="906">
     <w:name w:val="Intense Emphasis"/>
-    <w:basedOn w:val="886"/>
+    <w:basedOn w:val="890"/>
     <w:uiPriority w:val="21"/>
     <w:qFormat/>
     <w:pPr>
@@ -43704,11 +45565,11 @@
       <w:color w:val="0f4761" w:themeColor="accent1" w:themeShade="BF"/>
     </w:rPr>
   </w:style>
-  <w:style w:type="paragraph" w:styleId="903">
+  <w:style w:type="paragraph" w:styleId="907">
     <w:name w:val="Intense Quote"/>
-    <w:basedOn w:val="882"/>
-    <w:next w:val="882"/>
-    <w:link w:val="904"/>
+    <w:basedOn w:val="886"/>
+    <w:next w:val="886"/>
+    <w:link w:val="908"/>
     <w:uiPriority w:val="30"/>
     <w:qFormat/>
     <w:pPr>
@@ -43726,10 +45587,10 @@
       <w:color w:val="0f4761" w:themeColor="accent1" w:themeShade="BF"/>
     </w:rPr>
   </w:style>
-  <w:style w:type="character" w:styleId="904">
+  <w:style w:type="character" w:styleId="908">
     <w:name w:val="Intense Quote Char"/>
-    <w:basedOn w:val="886"/>
-    <w:link w:val="903"/>
+    <w:basedOn w:val="890"/>
+    <w:link w:val="907"/>
     <w:uiPriority w:val="30"/>
     <w:pPr>
       <w:pBdr/>
@@ -43742,9 +45603,9 @@
       <w:color w:val="0f4761" w:themeColor="accent1" w:themeShade="BF"/>
     </w:rPr>
   </w:style>
-  <w:style w:type="character" w:styleId="905">
+  <w:style w:type="character" w:styleId="909">
     <w:name w:val="Intense Reference"/>
-    <w:basedOn w:val="886"/>
+    <w:basedOn w:val="890"/>
     <w:uiPriority w:val="32"/>
     <w:qFormat/>
     <w:pPr>
@@ -43760,9 +45621,9 @@
       <w:spacing w:val="5"/>
     </w:rPr>
   </w:style>
-  <w:style w:type="paragraph" w:styleId="906">
+  <w:style w:type="paragraph" w:styleId="910">
     <w:name w:val="No Spacing"/>
-    <w:basedOn w:val="882"/>
+    <w:basedOn w:val="886"/>
     <w:uiPriority w:val="1"/>
     <w:qFormat/>
     <w:pPr>
@@ -43779,9 +45640,9 @@
       <w:lang w:eastAsia="ru-RU"/>
     </w:rPr>
   </w:style>
-  <w:style w:type="character" w:styleId="907">
+  <w:style w:type="character" w:styleId="911">
     <w:name w:val="Subtle Emphasis"/>
-    <w:basedOn w:val="886"/>
+    <w:basedOn w:val="890"/>
     <w:uiPriority w:val="19"/>
     <w:qFormat/>
     <w:pPr>
@@ -43795,9 +45656,9 @@
       <w:color w:val="404040" w:themeColor="text1" w:themeTint="BF"/>
     </w:rPr>
   </w:style>
-  <w:style w:type="character" w:styleId="908">
+  <w:style w:type="character" w:styleId="912">
     <w:name w:val="Emphasis"/>
-    <w:basedOn w:val="886"/>
+    <w:basedOn w:val="890"/>
     <w:uiPriority w:val="20"/>
     <w:qFormat/>
     <w:pPr>
@@ -43810,9 +45671,9 @@
       <w:iCs/>
     </w:rPr>
   </w:style>
-  <w:style w:type="character" w:styleId="909">
+  <w:style w:type="character" w:styleId="913">
     <w:name w:val="Subtle Reference"/>
-    <w:basedOn w:val="886"/>
+    <w:basedOn w:val="890"/>
     <w:uiPriority w:val="31"/>
     <w:qFormat/>
     <w:pPr>
@@ -43825,9 +45686,9 @@
       <w:color w:val="5a5a5a" w:themeColor="text1" w:themeTint="A5"/>
     </w:rPr>
   </w:style>
-  <w:style w:type="character" w:styleId="910">
+  <w:style w:type="character" w:styleId="914">
     <w:name w:val="Book Title"/>
-    <w:basedOn w:val="886"/>
+    <w:basedOn w:val="890"/>
     <w:uiPriority w:val="33"/>
     <w:qFormat/>
     <w:pPr>
@@ -43843,10 +45704,10 @@
       <w:spacing w:val="5"/>
     </w:rPr>
   </w:style>
-  <w:style w:type="paragraph" w:styleId="911">
+  <w:style w:type="paragraph" w:styleId="915">
     <w:name w:val="Header"/>
-    <w:basedOn w:val="882"/>
-    <w:link w:val="912"/>
+    <w:basedOn w:val="886"/>
+    <w:link w:val="916"/>
     <w:uiPriority w:val="99"/>
     <w:unhideWhenUsed/>
     <w:pPr>
@@ -43859,10 +45720,10 @@
       <w:ind/>
     </w:pPr>
   </w:style>
-  <w:style w:type="character" w:styleId="912">
+  <w:style w:type="character" w:styleId="916">
     <w:name w:val="Header Char"/>
-    <w:basedOn w:val="886"/>
-    <w:link w:val="911"/>
+    <w:basedOn w:val="890"/>
+    <w:link w:val="915"/>
     <w:uiPriority w:val="99"/>
     <w:pPr>
       <w:pBdr/>
@@ -43870,10 +45731,10 @@
       <w:ind/>
     </w:pPr>
   </w:style>
-  <w:style w:type="paragraph" w:styleId="913">
+  <w:style w:type="paragraph" w:styleId="917">
     <w:name w:val="Footer"/>
-    <w:basedOn w:val="882"/>
-    <w:link w:val="914"/>
+    <w:basedOn w:val="886"/>
+    <w:link w:val="918"/>
     <w:uiPriority w:val="99"/>
     <w:unhideWhenUsed/>
     <w:pPr>
@@ -43886,10 +45747,10 @@
       <w:ind/>
     </w:pPr>
   </w:style>
-  <w:style w:type="character" w:styleId="914">
+  <w:style w:type="character" w:styleId="918">
     <w:name w:val="Footer Char"/>
-    <w:basedOn w:val="886"/>
-    <w:link w:val="913"/>
+    <w:basedOn w:val="890"/>
+    <w:link w:val="917"/>
     <w:uiPriority w:val="99"/>
     <w:pPr>
       <w:pBdr/>
@@ -43897,10 +45758,10 @@
       <w:ind/>
     </w:pPr>
   </w:style>
-  <w:style w:type="paragraph" w:styleId="915">
+  <w:style w:type="paragraph" w:styleId="919">
     <w:name w:val="Caption"/>
-    <w:basedOn w:val="882"/>
-    <w:next w:val="882"/>
+    <w:basedOn w:val="886"/>
+    <w:next w:val="886"/>
     <w:uiPriority w:val="35"/>
     <w:unhideWhenUsed/>
     <w:qFormat/>
@@ -43917,9 +45778,9 @@
       <w:szCs w:val="18"/>
     </w:rPr>
   </w:style>
-  <w:style w:type="character" w:styleId="916">
+  <w:style w:type="character" w:styleId="920">
     <w:name w:val="FollowedHyperlink"/>
-    <w:basedOn w:val="886"/>
+    <w:basedOn w:val="890"/>
     <w:uiPriority w:val="99"/>
     <w:semiHidden/>
     <w:unhideWhenUsed/>
@@ -43933,10 +45794,10 @@
       <w:u w:val="single"/>
     </w:rPr>
   </w:style>
-  <w:style w:type="paragraph" w:styleId="917">
+  <w:style w:type="paragraph" w:styleId="921">
     <w:name w:val="toc 1"/>
-    <w:basedOn w:val="882"/>
-    <w:next w:val="882"/>
+    <w:basedOn w:val="886"/>
+    <w:next w:val="886"/>
     <w:uiPriority w:val="39"/>
     <w:unhideWhenUsed/>
     <w:pPr>
@@ -43945,10 +45806,10 @@
       <w:ind/>
     </w:pPr>
   </w:style>
-  <w:style w:type="paragraph" w:styleId="918">
+  <w:style w:type="paragraph" w:styleId="922">
     <w:name w:val="toc 2"/>
-    <w:basedOn w:val="882"/>
-    <w:next w:val="882"/>
+    <w:basedOn w:val="886"/>
+    <w:next w:val="886"/>
     <w:uiPriority w:val="39"/>
     <w:unhideWhenUsed/>
     <w:pPr>
@@ -43957,10 +45818,10 @@
       <w:ind w:left="220"/>
     </w:pPr>
   </w:style>
-  <w:style w:type="paragraph" w:styleId="919">
+  <w:style w:type="paragraph" w:styleId="923">
     <w:name w:val="toc 3"/>
-    <w:basedOn w:val="882"/>
-    <w:next w:val="882"/>
+    <w:basedOn w:val="886"/>
+    <w:next w:val="886"/>
     <w:uiPriority w:val="39"/>
     <w:unhideWhenUsed/>
     <w:pPr>
@@ -43969,10 +45830,10 @@
       <w:ind w:left="440"/>
     </w:pPr>
   </w:style>
-  <w:style w:type="paragraph" w:styleId="920">
+  <w:style w:type="paragraph" w:styleId="924">
     <w:name w:val="toc 4"/>
-    <w:basedOn w:val="882"/>
-    <w:next w:val="882"/>
+    <w:basedOn w:val="886"/>
+    <w:next w:val="886"/>
     <w:uiPriority w:val="39"/>
     <w:unhideWhenUsed/>
     <w:pPr>
@@ -43981,10 +45842,10 @@
       <w:ind w:left="660"/>
     </w:pPr>
   </w:style>
-  <w:style w:type="paragraph" w:styleId="921">
+  <w:style w:type="paragraph" w:styleId="925">
     <w:name w:val="toc 5"/>
-    <w:basedOn w:val="882"/>
-    <w:next w:val="882"/>
+    <w:basedOn w:val="886"/>
+    <w:next w:val="886"/>
     <w:uiPriority w:val="39"/>
     <w:unhideWhenUsed/>
     <w:pPr>
@@ -43993,10 +45854,10 @@
       <w:ind w:left="880"/>
     </w:pPr>
   </w:style>
-  <w:style w:type="paragraph" w:styleId="922">
+  <w:style w:type="paragraph" w:styleId="926">
     <w:name w:val="toc 6"/>
-    <w:basedOn w:val="882"/>
-    <w:next w:val="882"/>
+    <w:basedOn w:val="886"/>
+    <w:next w:val="886"/>
     <w:uiPriority w:val="39"/>
     <w:unhideWhenUsed/>
     <w:pPr>
@@ -44005,10 +45866,10 @@
       <w:ind w:left="1100"/>
     </w:pPr>
   </w:style>
-  <w:style w:type="paragraph" w:styleId="923">
+  <w:style w:type="paragraph" w:styleId="927">
     <w:name w:val="toc 7"/>
-    <w:basedOn w:val="882"/>
-    <w:next w:val="882"/>
+    <w:basedOn w:val="886"/>
+    <w:next w:val="886"/>
     <w:uiPriority w:val="39"/>
     <w:unhideWhenUsed/>
     <w:pPr>
@@ -44017,10 +45878,10 @@
       <w:ind w:left="1320"/>
     </w:pPr>
   </w:style>
-  <w:style w:type="paragraph" w:styleId="924">
+  <w:style w:type="paragraph" w:styleId="928">
     <w:name w:val="toc 8"/>
-    <w:basedOn w:val="882"/>
-    <w:next w:val="882"/>
+    <w:basedOn w:val="886"/>
+    <w:next w:val="886"/>
     <w:uiPriority w:val="39"/>
     <w:unhideWhenUsed/>
     <w:pPr>
@@ -44029,10 +45890,10 @@
       <w:ind w:left="1540"/>
     </w:pPr>
   </w:style>
-  <w:style w:type="paragraph" w:styleId="925">
+  <w:style w:type="paragraph" w:styleId="929">
     <w:name w:val="toc 9"/>
-    <w:basedOn w:val="882"/>
-    <w:next w:val="882"/>
+    <w:basedOn w:val="886"/>
+    <w:next w:val="886"/>
     <w:uiPriority w:val="39"/>
     <w:unhideWhenUsed/>
     <w:pPr>
@@ -44041,9 +45902,9 @@
       <w:ind w:left="1760"/>
     </w:pPr>
   </w:style>
-  <w:style w:type="character" w:styleId="926">
+  <w:style w:type="character" w:styleId="930">
     <w:name w:val="Placeholder Text"/>
-    <w:basedOn w:val="886"/>
+    <w:basedOn w:val="890"/>
     <w:uiPriority w:val="99"/>
     <w:semiHidden/>
     <w:pPr>
@@ -44055,7 +45916,7 @@
       <w:color w:val="666666"/>
     </w:rPr>
   </w:style>
-  <w:style w:type="paragraph" w:styleId="927">
+  <w:style w:type="paragraph" w:styleId="931">
     <w:name w:val="TOC Heading"/>
     <w:uiPriority w:val="39"/>
     <w:unhideWhenUsed/>
@@ -44065,10 +45926,10 @@
       <w:ind/>
     </w:pPr>
   </w:style>
-  <w:style w:type="paragraph" w:styleId="928">
+  <w:style w:type="paragraph" w:styleId="932">
     <w:name w:val="table of figures"/>
-    <w:basedOn w:val="882"/>
-    <w:next w:val="882"/>
+    <w:basedOn w:val="886"/>
+    <w:next w:val="886"/>
     <w:uiPriority w:val="99"/>
     <w:unhideWhenUsed/>
     <w:pPr>
@@ -44077,7 +45938,7 @@
       <w:ind/>
     </w:pPr>
   </w:style>
-  <w:style w:type="paragraph" w:styleId="929">
+  <w:style w:type="paragraph" w:styleId="933">
     <w:name w:val="Title"/>
     <w:qFormat/>
     <w:pPr>
@@ -44090,7 +45951,7 @@
       <w:szCs w:val="56"/>
     </w:rPr>
   </w:style>
-  <w:style w:type="paragraph" w:styleId="930">
+  <w:style w:type="paragraph" w:styleId="934">
     <w:name w:val="Heading 1"/>
     <w:qFormat/>
     <w:pPr>
@@ -44111,9 +45972,9 @@
       <w:szCs w:val="28"/>
     </w:rPr>
   </w:style>
-  <w:style w:type="paragraph" w:styleId="931">
+  <w:style w:type="paragraph" w:styleId="935">
     <w:name w:val="Heading 2"/>
-    <w:basedOn w:val="930"/>
+    <w:basedOn w:val="934"/>
     <w:qFormat/>
     <w:pPr>
       <w:suppressLineNumbers w:val="false"/>
@@ -44129,7 +45990,7 @@
       <w:szCs w:val="28"/>
     </w:rPr>
   </w:style>
-  <w:style w:type="paragraph" w:styleId="932">
+  <w:style w:type="paragraph" w:styleId="936">
     <w:name w:val="Heading 3"/>
     <w:qFormat/>
     <w:pPr>
@@ -44143,7 +46004,7 @@
       <w:szCs w:val="24"/>
     </w:rPr>
   </w:style>
-  <w:style w:type="paragraph" w:styleId="933">
+  <w:style w:type="paragraph" w:styleId="937">
     <w:name w:val="Heading 4"/>
     <w:qFormat/>
     <w:pPr>
@@ -44157,7 +46018,7 @@
       <w:color w:val="2e74b5"/>
     </w:rPr>
   </w:style>
-  <w:style w:type="paragraph" w:styleId="934">
+  <w:style w:type="paragraph" w:styleId="938">
     <w:name w:val="Heading 5"/>
     <w:qFormat/>
     <w:pPr>
@@ -44169,7 +46030,7 @@
       <w:color w:val="2e74b5"/>
     </w:rPr>
   </w:style>
-  <w:style w:type="paragraph" w:styleId="935">
+  <w:style w:type="paragraph" w:styleId="939">
     <w:name w:val="Heading 6"/>
     <w:qFormat/>
     <w:pPr>
@@ -44181,7 +46042,7 @@
       <w:color w:val="1f4d78"/>
     </w:rPr>
   </w:style>
-  <w:style w:type="paragraph" w:styleId="936">
+  <w:style w:type="paragraph" w:styleId="940">
     <w:name w:val="Strong"/>
     <w:qFormat/>
     <w:pPr>
@@ -44194,7 +46055,7 @@
       <w:bCs/>
     </w:rPr>
   </w:style>
-  <w:style w:type="paragraph" w:styleId="937">
+  <w:style w:type="paragraph" w:styleId="941">
     <w:name w:val="List Paragraph"/>
     <w:qFormat/>
     <w:pPr>
@@ -44209,7 +46070,7 @@
       <w:jc w:val="both"/>
     </w:pPr>
   </w:style>
-  <w:style w:type="character" w:styleId="938">
+  <w:style w:type="character" w:styleId="942">
     <w:name w:val="Hyperlink"/>
     <w:uiPriority w:val="99"/>
     <w:unhideWhenUsed/>
@@ -44223,7 +46084,7 @@
       <w:u w:val="single"/>
     </w:rPr>
   </w:style>
-  <w:style w:type="character" w:styleId="939">
+  <w:style w:type="character" w:styleId="943">
     <w:name w:val="footnote reference"/>
     <w:uiPriority w:val="99"/>
     <w:semiHidden/>
@@ -44237,9 +46098,9 @@
       <w:vertAlign w:val="superscript"/>
     </w:rPr>
   </w:style>
-  <w:style w:type="paragraph" w:styleId="940">
+  <w:style w:type="paragraph" w:styleId="944">
     <w:name w:val="footnote text"/>
-    <w:link w:val="941"/>
+    <w:link w:val="945"/>
     <w:uiPriority w:val="99"/>
     <w:semiHidden/>
     <w:unhideWhenUsed/>
@@ -44253,9 +46114,9 @@
       <w:szCs w:val="20"/>
     </w:rPr>
   </w:style>
-  <w:style w:type="character" w:styleId="941">
+  <w:style w:type="character" w:styleId="945">
     <w:name w:val="Footnote Text Char"/>
-    <w:link w:val="940"/>
+    <w:link w:val="944"/>
     <w:uiPriority w:val="99"/>
     <w:semiHidden/>
     <w:unhideWhenUsed/>
@@ -44269,7 +46130,7 @@
       <w:szCs w:val="20"/>
     </w:rPr>
   </w:style>
-  <w:style w:type="character" w:styleId="942">
+  <w:style w:type="character" w:styleId="946">
     <w:name w:val="endnote reference"/>
     <w:uiPriority w:val="99"/>
     <w:semiHidden/>
@@ -44283,9 +46144,9 @@
       <w:vertAlign w:val="superscript"/>
     </w:rPr>
   </w:style>
-  <w:style w:type="paragraph" w:styleId="943">
+  <w:style w:type="paragraph" w:styleId="947">
     <w:name w:val="endnote text"/>
-    <w:link w:val="944"/>
+    <w:link w:val="948"/>
     <w:uiPriority w:val="99"/>
     <w:semiHidden/>
     <w:unhideWhenUsed/>
@@ -44299,9 +46160,9 @@
       <w:szCs w:val="20"/>
     </w:rPr>
   </w:style>
-  <w:style w:type="character" w:styleId="944">
+  <w:style w:type="character" w:styleId="948">
     <w:name w:val="Endnote Text Char"/>
-    <w:link w:val="943"/>
+    <w:link w:val="947"/>
     <w:uiPriority w:val="99"/>
     <w:semiHidden/>
     <w:unhideWhenUsed/>
